--- a/rapport/components/chap1.docx
+++ b/rapport/components/chap1.docx
@@ -2455,7 +2455,7 @@
         <w:rPr>
           <w:rFonts w:ascii="Garamond" w:hAnsi="Garamond" w:eastAsia="Garamond" w:cs="Garamond"/>
         </w:rPr>
-        <w:t xml:space="preserve">UJKZ, la gestion opérationnelle des ressources financières issues des partenaires extérieurs demeure complexe après la signature des conventions.</w:t>
+        <w:t xml:space="preserve">UJKZ, la gestion opérationnelle des ressources financières issues des partenaires extérieurs demeure complexe .</w:t>
       </w:r>
       <w:r>
         <w:rPr>
@@ -2633,27 +2633,6 @@
         <w:rPr>
           <w:rFonts w:ascii="Garamond" w:hAnsi="Garamond" w:cs="Garamond"/>
           <w:highlight w:val="none"/>
-        </w:rPr>
-      </w:r>
-      <w:r>
-        <w:rPr>
-          <w:rFonts w:ascii="Garamond" w:hAnsi="Garamond" w:cs="Garamond"/>
-          <w:highlight w:val="none"/>
-        </w:rPr>
-      </w:r>
-      <w:r>
-        <w:rPr>
-          <w:rFonts w:ascii="Garamond" w:hAnsi="Garamond" w:eastAsia="Garamond" w:cs="Garamond"/>
-        </w:rPr>
-      </w:r>
-      <w:r>
-        <w:rPr>
-          <w:rFonts w:ascii="Garamond" w:hAnsi="Garamond" w:cs="Garamond"/>
-        </w:rPr>
-      </w:r>
-      <w:r>
-        <w:rPr>
-          <w:rFonts w:ascii="Garamond" w:hAnsi="Garamond" w:cs="Garamond"/>
         </w:rPr>
       </w:r>
       <w:r>

--- a/rapport/components/chap1.docx
+++ b/rapport/components/chap1.docx
@@ -36,20 +36,20 @@
       </w:r>
       <w:r>
         <w:rPr>
+          <w:rFonts w:ascii="Garamond" w:hAnsi="Garamond" w:eastAsia="Garamond" w:cs="Garamond"/>
+          <w:color w:val="auto"/>
+          <w:sz w:val="32"/>
+          <w:szCs w:val="32"/>
+        </w:rPr>
+      </w:r>
+      <w:r>
+        <w:rPr>
           <w:rFonts w:ascii="Garamond" w:hAnsi="Garamond" w:cs="Garamond"/>
           <w:color w:val="auto"/>
           <w:sz w:val="32"/>
           <w:szCs w:val="32"/>
         </w:rPr>
       </w:r>
-      <w:r>
-        <w:rPr>
-          <w:rFonts w:ascii="Garamond" w:hAnsi="Garamond" w:cs="Garamond"/>
-          <w:color w:val="auto"/>
-          <w:sz w:val="32"/>
-          <w:szCs w:val="32"/>
-        </w:rPr>
-      </w:r>
     </w:p>
     <w:p>
       <w:pPr>
@@ -73,7 +73,7 @@
       </w:r>
       <w:r>
         <w:rPr>
-          <w:rFonts w:ascii="Garamond" w:hAnsi="Garamond" w:cs="Garamond"/>
+          <w:rFonts w:ascii="Garamond" w:hAnsi="Garamond" w:eastAsia="Garamond" w:cs="Garamond"/>
           <w:sz w:val="32"/>
           <w:szCs w:val="32"/>
         </w:rPr>
@@ -112,6 +112,15 @@
       </w:r>
       <w:r>
         <w:rPr>
+          <w:rFonts w:ascii="Garamond" w:hAnsi="Garamond" w:eastAsia="Garamond" w:cs="Garamond"/>
+          <w:b/>
+          <w:bCs/>
+          <w:sz w:val="28"/>
+          <w:szCs w:val="28"/>
+        </w:rPr>
+      </w:r>
+      <w:r>
+        <w:rPr>
           <w:rFonts w:ascii="Garamond" w:hAnsi="Garamond" w:cs="Garamond"/>
           <w:b/>
           <w:bCs/>
@@ -119,7 +128,128 @@
           <w:szCs w:val="28"/>
         </w:rPr>
       </w:r>
-      <w:r>
+    </w:p>
+    <w:p>
+      <w:pPr>
+        <w:pBdr/>
+        <w:spacing w:line="360" w:lineRule="auto"/>
+        <w:ind/>
+        <w:jc w:val="both"/>
+        <w:rPr>
+          <w:rFonts w:ascii="Garamond" w:hAnsi="Garamond" w:cs="Garamond"/>
+        </w:rPr>
+      </w:pPr>
+      <w:r>
+        <w:rPr>
+          <w:rFonts w:ascii="Garamond" w:hAnsi="Garamond" w:eastAsia="Garamond" w:cs="Garamond"/>
+        </w:rPr>
+      </w:r>
+      <w:r>
+        <w:rPr>
+          <w:rFonts w:ascii="Garamond" w:hAnsi="Garamond" w:eastAsia="Garamond" w:cs="Garamond"/>
+        </w:rPr>
+        <w:t xml:space="preserve">Ce chapitre présente le cadre général dans lequel s’est déroulé le stage. Il s’articule autour de deux principaux axes.</w:t>
+      </w:r>
+      <w:r>
+        <w:rPr>
+          <w:rFonts w:ascii="Garamond" w:hAnsi="Garamond" w:eastAsia="Garamond" w:cs="Garamond"/>
+          <w:highlight w:val="none"/>
+        </w:rPr>
+        <w:t xml:space="preserve">Le premier porte sur les structures impliquées : l’École Supérieure d’Informatique (ESI), qui assure notre formation et la Direction des Services Informatiques (DSI) de l’Université Joseph KI-ZERBO(UJKZ), qui nous a accueillis durant le stage. </w:t>
+      </w:r>
+      <w:r>
+        <w:rPr>
+          <w:rFonts w:ascii="Garamond" w:hAnsi="Garamond" w:eastAsia="Garamond" w:cs="Garamond"/>
+        </w:rPr>
+        <w:t xml:space="preserve">Le second porte sur le projet lui même : son contexte,la problématique, les résultats attendus et les </w:t>
+      </w:r>
+      <w:r>
+        <w:rPr>
+          <w:rFonts w:ascii="Garamond" w:hAnsi="Garamond" w:eastAsia="Garamond" w:cs="Garamond"/>
+          <w:highlight w:val="none"/>
+        </w:rPr>
+        <w:t xml:space="preserve">acteurs impliqués dans sa réalisation.</w:t>
+      </w:r>
+      <w:r>
+        <w:rPr>
+          <w:rFonts w:ascii="Garamond" w:hAnsi="Garamond" w:cs="Garamond"/>
+        </w:rPr>
+      </w:r>
+      <w:r>
+        <w:rPr>
+          <w:rFonts w:ascii="Garamond" w:hAnsi="Garamond" w:cs="Garamond"/>
+        </w:rPr>
+      </w:r>
+    </w:p>
+    <w:p>
+      <w:pPr>
+        <w:pStyle w:val="935"/>
+        <w:numPr>
+          <w:ilvl w:val="0"/>
+          <w:numId w:val="10"/>
+        </w:numPr>
+        <w:pBdr/>
+        <w:spacing w:line="360" w:lineRule="auto"/>
+        <w:ind/>
+        <w:jc w:val="both"/>
+        <w:rPr>
+          <w:rFonts w:ascii="Garamond" w:hAnsi="Garamond" w:cs="Garamond"/>
+          <w:b/>
+          <w:bCs/>
+          <w:sz w:val="32"/>
+          <w:szCs w:val="32"/>
+        </w:rPr>
+      </w:pPr>
+      <w:r>
+        <w:rPr>
+          <w:rFonts w:ascii="Garamond" w:hAnsi="Garamond" w:eastAsia="Garamond" w:cs="Garamond"/>
+          <w:b/>
+          <w:bCs/>
+          <w:sz w:val="28"/>
+          <w:szCs w:val="28"/>
+        </w:rPr>
+        <w:t xml:space="preserve">Présentation</w:t>
+      </w:r>
+      <w:r>
+        <w:rPr>
+          <w:rFonts w:ascii="Garamond" w:hAnsi="Garamond" w:eastAsia="Garamond" w:cs="Garamond"/>
+          <w:b/>
+          <w:bCs/>
+          <w:sz w:val="28"/>
+          <w:szCs w:val="28"/>
+        </w:rPr>
+        <w:t xml:space="preserve"> de la structure de formation</w:t>
+      </w:r>
+      <w:r>
+        <w:rPr>
+          <w:rFonts w:ascii="Garamond" w:hAnsi="Garamond" w:eastAsia="Garamond" w:cs="Garamond"/>
+          <w:b/>
+          <w:bCs/>
+          <w:sz w:val="32"/>
+          <w:szCs w:val="32"/>
+        </w:rPr>
+      </w:r>
+      <w:r>
+        <w:rPr>
+          <w:rFonts w:ascii="Garamond" w:hAnsi="Garamond" w:cs="Garamond"/>
+          <w:b/>
+          <w:bCs/>
+          <w:sz w:val="32"/>
+          <w:szCs w:val="32"/>
+        </w:rPr>
+      </w:r>
+    </w:p>
+    <w:p>
+      <w:pPr>
+        <w:pStyle w:val="935"/>
+        <w:numPr>
+          <w:ilvl w:val="1"/>
+          <w:numId w:val="10"/>
+        </w:numPr>
+        <w:pBdr/>
+        <w:spacing w:line="360" w:lineRule="auto"/>
+        <w:ind w:left="851"/>
+        <w:jc w:val="both"/>
         <w:rPr>
           <w:rFonts w:ascii="Garamond" w:hAnsi="Garamond" w:cs="Garamond"/>
           <w:b/>
@@ -127,137 +257,6 @@
           <w:sz w:val="28"/>
           <w:szCs w:val="28"/>
         </w:rPr>
-      </w:r>
-    </w:p>
-    <w:p>
-      <w:pPr>
-        <w:pBdr/>
-        <w:spacing w:line="360" w:lineRule="auto"/>
-        <w:ind/>
-        <w:jc w:val="both"/>
-        <w:rPr>
-          <w:rFonts w:ascii="Garamond" w:hAnsi="Garamond" w:cs="Garamond"/>
-        </w:rPr>
-      </w:pPr>
-      <w:r>
-        <w:rPr>
-          <w:rFonts w:ascii="Garamond" w:hAnsi="Garamond" w:eastAsia="Garamond" w:cs="Garamond"/>
-        </w:rPr>
-        <w:t xml:space="preserve">Ce chapitre présente le cadre général du stage à travers deux axes.Le premier concerne les structures impliquées : L’École Supérieure d’Informatique (ESI) qui es notre structure de formation et </w:t>
-      </w:r>
-      <w:r>
-        <w:rPr>
-          <w:rFonts w:ascii="Garamond" w:hAnsi="Garamond" w:eastAsia="Garamond" w:cs="Garamond"/>
-        </w:rPr>
-        <w:t xml:space="preserve">la </w:t>
-      </w:r>
-      <w:r>
-        <w:rPr>
-          <w:rFonts w:ascii="Garamond" w:hAnsi="Garamond" w:eastAsia="Garamond" w:cs="Garamond"/>
-        </w:rPr>
-        <w:t xml:space="preserve">D</w:t>
-      </w:r>
-      <w:r>
-        <w:rPr>
-          <w:rFonts w:ascii="Garamond" w:hAnsi="Garamond" w:eastAsia="Garamond" w:cs="Garamond"/>
-        </w:rPr>
-        <w:t xml:space="preserve">irection des </w:t>
-      </w:r>
-      <w:r>
-        <w:rPr>
-          <w:rFonts w:ascii="Garamond" w:hAnsi="Garamond" w:eastAsia="Garamond" w:cs="Garamond"/>
-        </w:rPr>
-        <w:t xml:space="preserve">S</w:t>
-      </w:r>
-      <w:r>
-        <w:rPr>
-          <w:rFonts w:ascii="Garamond" w:hAnsi="Garamond" w:eastAsia="Garamond" w:cs="Garamond"/>
-        </w:rPr>
-        <w:t xml:space="preserve">ervices </w:t>
-      </w:r>
-      <w:r>
-        <w:rPr>
-          <w:rFonts w:ascii="Garamond" w:hAnsi="Garamond" w:eastAsia="Garamond" w:cs="Garamond"/>
-        </w:rPr>
-        <w:t xml:space="preserve">Informatique (</w:t>
-      </w:r>
-      <w:r>
-        <w:rPr>
-          <w:rFonts w:ascii="Garamond" w:hAnsi="Garamond" w:eastAsia="Garamond" w:cs="Garamond"/>
-        </w:rPr>
-        <w:t xml:space="preserve">DSI)</w:t>
-      </w:r>
-      <w:r>
-        <w:rPr>
-          <w:rFonts w:ascii="Garamond" w:hAnsi="Garamond" w:eastAsia="Garamond" w:cs="Garamond"/>
-        </w:rPr>
-        <w:t xml:space="preserve"> de l’</w:t>
-      </w:r>
-      <w:r>
-        <w:rPr>
-          <w:rFonts w:ascii="Garamond" w:hAnsi="Garamond" w:eastAsia="Garamond" w:cs="Garamond"/>
-        </w:rPr>
-        <w:t xml:space="preserve">Université</w:t>
-      </w:r>
-      <w:r>
-        <w:rPr>
-          <w:rFonts w:ascii="Garamond" w:hAnsi="Garamond" w:eastAsia="Garamond" w:cs="Garamond"/>
-        </w:rPr>
-        <w:t xml:space="preserve"> </w:t>
-      </w:r>
-      <w:r>
-        <w:rPr>
-          <w:rFonts w:ascii="Garamond" w:hAnsi="Garamond" w:eastAsia="Garamond" w:cs="Garamond"/>
-        </w:rPr>
-        <w:t xml:space="preserve">Joseph</w:t>
-      </w:r>
-      <w:r>
-        <w:rPr>
-          <w:rFonts w:ascii="Garamond" w:hAnsi="Garamond" w:eastAsia="Garamond" w:cs="Garamond"/>
-        </w:rPr>
-        <w:t xml:space="preserve"> </w:t>
-      </w:r>
-      <w:r>
-        <w:rPr>
-          <w:rFonts w:ascii="Garamond" w:hAnsi="Garamond" w:eastAsia="Garamond" w:cs="Garamond"/>
-        </w:rPr>
-        <w:t xml:space="preserve">KI-ZERBO qui nous a accueillit</w:t>
-      </w:r>
-      <w:r>
-        <w:rPr>
-          <w:rFonts w:ascii="Garamond" w:hAnsi="Garamond" w:eastAsia="Garamond" w:cs="Garamond"/>
-        </w:rPr>
-        <w:t xml:space="preserve">. Le second porte sur le projet lui même : son contexte,la problématique qui le justifie, les résultats attendus et les acteurs retenu pour sa conduite.</w:t>
-      </w:r>
-      <w:r>
-        <w:rPr>
-          <w:rFonts w:ascii="Garamond" w:hAnsi="Garamond" w:cs="Garamond"/>
-        </w:rPr>
-      </w:r>
-      <w:r>
-        <w:rPr>
-          <w:rFonts w:ascii="Garamond" w:hAnsi="Garamond" w:cs="Garamond"/>
-        </w:rPr>
-      </w:r>
-    </w:p>
-    <w:p>
-      <w:pPr>
-        <w:pStyle w:val="935"/>
-        <w:numPr>
-          <w:ilvl w:val="0"/>
-          <w:numId w:val="10"/>
-        </w:numPr>
-        <w:pBdr/>
-        <w:spacing w:line="360" w:lineRule="auto"/>
-        <w:ind/>
-        <w:jc w:val="both"/>
-        <w:rPr>
-          <w:rFonts w:ascii="Garamond" w:hAnsi="Garamond" w:cs="Garamond"/>
-          <w:b/>
-          <w:bCs/>
-          <w:sz w:val="32"/>
-          <w:szCs w:val="32"/>
-        </w:rPr>
       </w:pPr>
       <w:r>
         <w:rPr>
@@ -267,7 +266,7 @@
           <w:sz w:val="28"/>
           <w:szCs w:val="28"/>
         </w:rPr>
-        <w:t xml:space="preserve">Présentation</w:t>
+        <w:t xml:space="preserve">Généralités</w:t>
       </w:r>
       <w:r>
         <w:rPr>
@@ -277,24 +276,100 @@
           <w:sz w:val="28"/>
           <w:szCs w:val="28"/>
         </w:rPr>
-        <w:t xml:space="preserve"> de la structure de formation</w:t>
       </w:r>
       <w:r>
         <w:rPr>
           <w:rFonts w:ascii="Garamond" w:hAnsi="Garamond" w:cs="Garamond"/>
           <w:b/>
           <w:bCs/>
-          <w:sz w:val="32"/>
-          <w:szCs w:val="32"/>
-        </w:rPr>
-      </w:r>
-      <w:r>
+          <w:sz w:val="28"/>
+          <w:szCs w:val="28"/>
+        </w:rPr>
+      </w:r>
+    </w:p>
+    <w:p>
+      <w:pPr>
+        <w:pBdr/>
+        <w:spacing w:line="360" w:lineRule="auto"/>
+        <w:ind/>
+        <w:jc w:val="both"/>
         <w:rPr>
           <w:rFonts w:ascii="Garamond" w:hAnsi="Garamond" w:cs="Garamond"/>
-          <w:b/>
-          <w:bCs/>
-          <w:sz w:val="32"/>
-          <w:szCs w:val="32"/>
+        </w:rPr>
+      </w:pPr>
+      <w:r>
+        <w:rPr>
+          <w:rFonts w:ascii="Garamond" w:hAnsi="Garamond" w:eastAsia="Garamond" w:cs="Garamond"/>
+        </w:rPr>
+      </w:r>
+      <w:r>
+        <w:rPr>
+          <w:rFonts w:ascii="Garamond" w:hAnsi="Garamond" w:eastAsia="Garamond" w:cs="Garamond"/>
+        </w:rPr>
+        <w:t xml:space="preserve">L</w:t>
+      </w:r>
+      <w:r>
+        <w:rPr>
+          <w:rFonts w:ascii="Garamond" w:hAnsi="Garamond" w:eastAsia="Garamond" w:cs="Garamond"/>
+        </w:rPr>
+        <w:t xml:space="preserve">'École Supérieure d'Informatique (ESI) est un établissement public d'enseignement supérieur burkinabè, entièrement consacré aux sciences et technologies de l'information. Elle a été créée en 1991 à Ouagadougou, dans le cadre du Premier Plan Directeur Infor</w:t>
+      </w:r>
+      <w:r>
+        <w:rPr>
+          <w:rFonts w:ascii="Garamond" w:hAnsi="Garamond" w:eastAsia="Garamond" w:cs="Garamond"/>
+        </w:rPr>
+        <w:t xml:space="preserve">m</w:t>
+      </w:r>
+      <w:r>
+        <w:rPr>
+          <w:rFonts w:ascii="Garamond" w:hAnsi="Garamond" w:eastAsia="Garamond" w:cs="Garamond"/>
+        </w:rPr>
+        <w:t xml:space="preserve">atique (1991-1995), </w:t>
+      </w:r>
+      <w:r>
+        <w:rPr>
+          <w:rFonts w:ascii="Garamond" w:hAnsi="Garamond" w:eastAsia="Garamond" w:cs="Garamond"/>
+        </w:rPr>
+        <w:t xml:space="preserve">une initiative gouvernementale visant à former des spécialistes nationaux capables de répondre aux besoins croissants du pays en technologies de l’information.</w:t>
+      </w:r>
+      <w:r>
+        <w:rPr>
+          <w:rFonts w:ascii="Garamond" w:hAnsi="Garamond" w:eastAsia="Garamond" w:cs="Garamond"/>
+        </w:rPr>
+        <w:t xml:space="preserve">.Quatre années plus tard, en 1995, dans le cadre de la politique de déc</w:t>
+      </w:r>
+      <w:r>
+        <w:rPr>
+          <w:rFonts w:ascii="Garamond" w:hAnsi="Garamond" w:eastAsia="Garamond" w:cs="Garamond"/>
+        </w:rPr>
+        <w:t xml:space="preserve">e</w:t>
+      </w:r>
+      <w:r>
+        <w:rPr>
+          <w:rFonts w:ascii="Garamond" w:hAnsi="Garamond" w:eastAsia="Garamond" w:cs="Garamond"/>
+        </w:rPr>
+        <w:t xml:space="preserve">ntralisation et de développement de l'enseignement supérieur à l'intérieur du pays, l'école a été transférée à Bobo-Dioulasso pour intégrer le Centre Universitaire Polytechnique de Bobo-Dioulasso (CUPB). Cette structure deviendra par la suite l'Université </w:t>
+      </w:r>
+      <w:r>
+        <w:rPr>
+          <w:rFonts w:ascii="Garamond" w:hAnsi="Garamond" w:eastAsia="Garamond" w:cs="Garamond"/>
+        </w:rPr>
+        <w:t xml:space="preserve">Polytechnique de Bobo-Dioulasso (UPB) puis, aujourd'hui, l'Université Nazi BONI (UNB). </w:t>
+      </w:r>
+      <w:r>
+        <w:rPr>
+          <w:rFonts w:ascii="Garamond" w:hAnsi="Garamond" w:eastAsia="Garamond" w:cs="Garamond"/>
+        </w:rPr>
+        <w:t xml:space="preserve">Depuis sa création, l’ESI s’est progressivement imposée comme l’un des principaux établissements de référence en informatique au Burkina Faso.</w:t>
+      </w:r>
+      <w:r>
+        <w:rPr>
+          <w:rFonts w:ascii="Garamond" w:hAnsi="Garamond" w:eastAsia="Garamond" w:cs="Garamond"/>
+        </w:rPr>
+      </w:r>
+      <w:r>
+        <w:rPr>
+          <w:rFonts w:ascii="Garamond" w:hAnsi="Garamond" w:cs="Garamond"/>
         </w:rPr>
       </w:r>
     </w:p>
@@ -307,7 +382,7 @@
         </w:numPr>
         <w:pBdr/>
         <w:spacing w:line="360" w:lineRule="auto"/>
-        <w:ind w:left="851"/>
+        <w:ind/>
         <w:jc w:val="both"/>
         <w:rPr>
           <w:rFonts w:ascii="Garamond" w:hAnsi="Garamond" w:cs="Garamond"/>
@@ -325,7 +400,16 @@
           <w:sz w:val="28"/>
           <w:szCs w:val="28"/>
         </w:rPr>
-        <w:t xml:space="preserve">Généralités</w:t>
+        <w:t xml:space="preserve">Organisation administrative</w:t>
+      </w:r>
+      <w:r>
+        <w:rPr>
+          <w:rFonts w:ascii="Garamond" w:hAnsi="Garamond" w:eastAsia="Garamond" w:cs="Garamond"/>
+          <w:b/>
+          <w:bCs/>
+          <w:sz w:val="28"/>
+          <w:szCs w:val="28"/>
+        </w:rPr>
       </w:r>
       <w:r>
         <w:rPr>
@@ -336,15 +420,6 @@
           <w:szCs w:val="28"/>
         </w:rPr>
       </w:r>
-      <w:r>
-        <w:rPr>
-          <w:rFonts w:ascii="Garamond" w:hAnsi="Garamond" w:cs="Garamond"/>
-          <w:b/>
-          <w:bCs/>
-          <w:sz w:val="28"/>
-          <w:szCs w:val="28"/>
-        </w:rPr>
-      </w:r>
     </w:p>
     <w:p>
       <w:pPr>
@@ -354,202 +429,105 @@
         <w:jc w:val="both"/>
         <w:rPr>
           <w:rFonts w:ascii="Garamond" w:hAnsi="Garamond" w:cs="Garamond"/>
+          <w:color w:val="auto"/>
+          <w:highlight w:val="none"/>
         </w:rPr>
       </w:pPr>
       <w:r>
         <w:rPr>
           <w:rFonts w:ascii="Garamond" w:hAnsi="Garamond" w:eastAsia="Garamond" w:cs="Garamond"/>
         </w:rPr>
+        <w:t xml:space="preserve">Sur le plan ad</w:t>
       </w:r>
       <w:r>
         <w:rPr>
           <w:rFonts w:ascii="Garamond" w:hAnsi="Garamond" w:eastAsia="Garamond" w:cs="Garamond"/>
         </w:rPr>
-        <w:t xml:space="preserve">L</w:t>
+        <w:t xml:space="preserve">m</w:t>
       </w:r>
       <w:r>
         <w:rPr>
           <w:rFonts w:ascii="Garamond" w:hAnsi="Garamond" w:eastAsia="Garamond" w:cs="Garamond"/>
         </w:rPr>
-        <w:t xml:space="preserve">'École Supérieure d'Informatique (ESI) est un établissement public d'enseignement supérieur burkinabè, entièrement consacré aux sciences et technologies de l'information. Elle a été créée en 1991 à Ouagadougou, dans le cadre du Premier Plan Directeur Infor</w:t>
+        <w:t xml:space="preserve">inistratif, l'ESI est actuellement dirigée par une Directrice (Dr COMPAORE Anastasie Joelle) et assistée par un Directeur Adjoint (Dr ZOUGMORE Tégéwende Gildas). Ils sont entourés d'une équipe de gestion qui comprend notamment un Chef des Services Administ</w:t>
       </w:r>
       <w:r>
         <w:rPr>
           <w:rFonts w:ascii="Garamond" w:hAnsi="Garamond" w:eastAsia="Garamond" w:cs="Garamond"/>
         </w:rPr>
-        <w:t xml:space="preserve">m</w:t>
+        <w:t xml:space="preserve">r</w:t>
       </w:r>
       <w:r>
         <w:rPr>
           <w:rFonts w:ascii="Garamond" w:hAnsi="Garamond" w:eastAsia="Garamond" w:cs="Garamond"/>
         </w:rPr>
-        <w:t xml:space="preserve">atique (1991-1995), une initiative gouvernementale visant à former des spécialistes nationaux en informatique capable de répondre aux besoins croissants en technologies de l'information.Quatre années plus tard, en 1995, dans le cadre de la politique de déc</w:t>
+        <w:t xml:space="preserve">atifs et Financiers (CSAF) et un Secrétaire Principal (SP)</w:t>
       </w:r>
       <w:r>
         <w:rPr>
           <w:rFonts w:ascii="Garamond" w:hAnsi="Garamond" w:eastAsia="Garamond" w:cs="Garamond"/>
-        </w:rPr>
-        <w:t xml:space="preserve">e</w:t>
+          <w:color w:val="auto"/>
+        </w:rPr>
+        <w:t xml:space="preserve">. </w:t>
       </w:r>
       <w:r>
         <w:rPr>
           <w:rFonts w:ascii="Garamond" w:hAnsi="Garamond" w:eastAsia="Garamond" w:cs="Garamond"/>
         </w:rPr>
-        <w:t xml:space="preserve">ntralisation et de développement de l'enseignement supérieur à l'intérieur du pays, l'école a été transférée à Bobo-Dioulasso pour intégrer le Centre Universitaire Polytechnique de Bobo-Dioulasso (CUPB). Cette structure deviendra par la suite l'Université </w:t>
+        <w:t xml:space="preserve">Cette équipe assure le fonctionnement quotidien de l’établissement, notamment le suivi des inscriptions, l’organisation des examens, la gestion administrative du personnel ainsi que la coordination avec les services centraux de l’université.</w:t>
       </w:r>
       <w:r>
         <w:rPr>
           <w:rFonts w:ascii="Garamond" w:hAnsi="Garamond" w:eastAsia="Garamond" w:cs="Garamond"/>
-        </w:rPr>
-        <w:t xml:space="preserve">Polytechnique de Bobo-Dioulasso (UPB) puis, aujourd'hui, l'Université Nazi BONI (UNB). Depuis sa création, l'ESI s'est progressivement imposée comme l'une des principales structures de référence de formation en informatique au Burkina Faso.</w:t>
+          <w:color w:val="auto"/>
+          <w:highlight w:val="none"/>
+        </w:rPr>
       </w:r>
       <w:r>
         <w:rPr>
           <w:rFonts w:ascii="Garamond" w:hAnsi="Garamond" w:cs="Garamond"/>
-        </w:rPr>
-      </w:r>
-      <w:r>
-        <w:rPr>
-          <w:rFonts w:ascii="Garamond" w:hAnsi="Garamond" w:cs="Garamond"/>
+          <w:color w:val="auto"/>
+          <w:highlight w:val="none"/>
         </w:rPr>
       </w:r>
     </w:p>
     <w:p>
       <w:pPr>
-        <w:pStyle w:val="935"/>
-        <w:numPr>
-          <w:ilvl w:val="1"/>
-          <w:numId w:val="10"/>
-        </w:numPr>
         <w:pBdr/>
         <w:spacing w:line="360" w:lineRule="auto"/>
         <w:ind/>
         <w:jc w:val="both"/>
         <w:rPr>
           <w:rFonts w:ascii="Garamond" w:hAnsi="Garamond" w:cs="Garamond"/>
-          <w:b/>
-          <w:bCs/>
-          <w:sz w:val="28"/>
-          <w:szCs w:val="28"/>
         </w:rPr>
       </w:pPr>
       <w:r>
         <w:rPr>
           <w:rFonts w:ascii="Garamond" w:hAnsi="Garamond" w:eastAsia="Garamond" w:cs="Garamond"/>
-          <w:b/>
-          <w:bCs/>
-          <w:sz w:val="28"/>
-          <w:szCs w:val="28"/>
-        </w:rPr>
-        <w:t xml:space="preserve">Organisation administrative</w:t>
-      </w:r>
-      <w:r>
-        <w:rPr>
-          <w:rFonts w:ascii="Garamond" w:hAnsi="Garamond" w:cs="Garamond"/>
-          <w:b/>
-          <w:bCs/>
-          <w:sz w:val="28"/>
-          <w:szCs w:val="28"/>
-        </w:rPr>
-      </w:r>
-      <w:r>
-        <w:rPr>
-          <w:rFonts w:ascii="Garamond" w:hAnsi="Garamond" w:cs="Garamond"/>
-          <w:b/>
-          <w:bCs/>
-          <w:sz w:val="28"/>
-          <w:szCs w:val="28"/>
-        </w:rPr>
-      </w:r>
-    </w:p>
-    <w:p>
-      <w:pPr>
-        <w:pBdr/>
-        <w:spacing w:line="360" w:lineRule="auto"/>
-        <w:ind/>
-        <w:jc w:val="both"/>
-        <w:rPr>
-          <w:rFonts w:ascii="Garamond" w:hAnsi="Garamond" w:cs="Garamond"/>
-        </w:rPr>
-      </w:pPr>
+        </w:rPr>
+        <w:t xml:space="preserve">S</w:t>
+      </w:r>
       <w:r>
         <w:rPr>
           <w:rFonts w:ascii="Garamond" w:hAnsi="Garamond" w:eastAsia="Garamond" w:cs="Garamond"/>
         </w:rPr>
-        <w:t xml:space="preserve">Sur le plan ad</w:t>
+        <w:t xml:space="preserve">ur le plan pédagogique,l'école s'appuie également sur un corps professoral composé d'enseignants-chercheurs permanents et de professionnels issus du monde de l'entreprise. </w:t>
       </w:r>
       <w:r>
         <w:rPr>
           <w:rFonts w:ascii="Garamond" w:hAnsi="Garamond" w:eastAsia="Garamond" w:cs="Garamond"/>
         </w:rPr>
-        <w:t xml:space="preserve">m</w:t>
+        <w:t xml:space="preserve">Cette diversité permet de proposer une formation à la fois théorique et pratique, en lien avec les réalités du monde professionnel</w:t>
       </w:r>
       <w:r>
         <w:rPr>
           <w:rFonts w:ascii="Garamond" w:hAnsi="Garamond" w:eastAsia="Garamond" w:cs="Garamond"/>
         </w:rPr>
-        <w:t xml:space="preserve">inistratif, l'ESI est actuellement dirigée par une Directrice (Dr COMPAORE Anastasie Joelle) et assistée par un Directeur Adjoint (Dr ZOUGMORE Tégéwende Gildas). Ils sont entourés d'une équipe de gestion qui comprend notamment un Chef des Services Administ</w:t>
+        <w:t xml:space="preserve">.</w:t>
       </w:r>
       <w:r>
         <w:rPr>
           <w:rFonts w:ascii="Garamond" w:hAnsi="Garamond" w:eastAsia="Garamond" w:cs="Garamond"/>
-        </w:rPr>
-        <w:t xml:space="preserve">r</w:t>
-      </w:r>
-      <w:r>
-        <w:rPr>
-          <w:rFonts w:ascii="Garamond" w:hAnsi="Garamond" w:eastAsia="Garamond" w:cs="Garamond"/>
-        </w:rPr>
-        <w:t xml:space="preserve">atifs et Financiers (CSAF) et un Secrétaire Principal (SP). Cette équipe est responsable de la gestion quotidienne de l'école : suivi des inscriptions, organisation des examens, gestion des carrières des enseignants-chercheurs et du personnel administratif</w:t>
-      </w:r>
-      <w:r>
-        <w:rPr>
-          <w:rFonts w:ascii="Garamond" w:hAnsi="Garamond" w:eastAsia="Garamond" w:cs="Garamond"/>
-        </w:rPr>
-        <w:t xml:space="preserve">, et coordination avec les services centraux de l'Université Nazi BONI.</w:t>
-      </w:r>
-      <w:r>
-        <w:rPr>
-          <w:rFonts w:ascii="Garamond" w:hAnsi="Garamond" w:cs="Garamond"/>
-        </w:rPr>
-      </w:r>
-      <w:r>
-        <w:rPr>
-          <w:rFonts w:ascii="Garamond" w:hAnsi="Garamond" w:cs="Garamond"/>
-        </w:rPr>
-      </w:r>
-    </w:p>
-    <w:p>
-      <w:pPr>
-        <w:pBdr/>
-        <w:spacing w:line="360" w:lineRule="auto"/>
-        <w:ind/>
-        <w:jc w:val="both"/>
-        <w:rPr>
-          <w:rFonts w:ascii="Garamond" w:hAnsi="Garamond" w:cs="Garamond"/>
-        </w:rPr>
-      </w:pPr>
-      <w:r>
-        <w:rPr>
-          <w:rFonts w:ascii="Garamond" w:hAnsi="Garamond" w:eastAsia="Garamond" w:cs="Garamond"/>
-        </w:rPr>
-        <w:t xml:space="preserve">S</w:t>
-      </w:r>
-      <w:r>
-        <w:rPr>
-          <w:rFonts w:ascii="Garamond" w:hAnsi="Garamond" w:eastAsia="Garamond" w:cs="Garamond"/>
-        </w:rPr>
-        <w:t xml:space="preserve">ur le plan pédagogique,l'école s'appuie également sur un corps professoral composé d'enseignants-chercheurs permanents et de professionnels issus du monde de l'entreprise. Cette composition garantit un enseignement à la fois théorique, pratique et suivant </w:t>
-      </w:r>
-      <w:r>
-        <w:rPr>
-          <w:rFonts w:ascii="Garamond" w:hAnsi="Garamond" w:eastAsia="Garamond" w:cs="Garamond"/>
-        </w:rPr>
-        <w:t xml:space="preserve">les réalités du marché du travail.</w:t>
-      </w:r>
-      <w:r>
-        <w:rPr>
-          <w:rFonts w:ascii="Garamond" w:hAnsi="Garamond" w:cs="Garamond"/>
         </w:rPr>
       </w:r>
       <w:r>
@@ -600,6 +578,15 @@
       </w:r>
       <w:r>
         <w:rPr>
+          <w:rFonts w:ascii="Garamond" w:hAnsi="Garamond" w:eastAsia="Garamond" w:cs="Garamond"/>
+          <w:b/>
+          <w:bCs/>
+          <w:sz w:val="28"/>
+          <w:szCs w:val="28"/>
+        </w:rPr>
+      </w:r>
+      <w:r>
+        <w:rPr>
           <w:rFonts w:ascii="Garamond" w:hAnsi="Garamond" w:cs="Garamond"/>
           <w:b/>
           <w:bCs/>
@@ -607,15 +594,6 @@
           <w:szCs w:val="28"/>
         </w:rPr>
       </w:r>
-      <w:r>
-        <w:rPr>
-          <w:rFonts w:ascii="Garamond" w:hAnsi="Garamond" w:cs="Garamond"/>
-          <w:b/>
-          <w:bCs/>
-          <w:sz w:val="28"/>
-          <w:szCs w:val="28"/>
-        </w:rPr>
-      </w:r>
     </w:p>
     <w:p>
       <w:pPr>
@@ -652,7 +630,7 @@
       </w:r>
       <w:r>
         <w:rPr>
-          <w:rFonts w:ascii="Garamond" w:hAnsi="Garamond" w:cs="Garamond"/>
+          <w:rFonts w:ascii="Garamond" w:hAnsi="Garamond" w:eastAsia="Garamond" w:cs="Garamond"/>
         </w:rPr>
       </w:r>
       <w:r>
@@ -679,7 +657,7 @@
       </w:r>
       <w:r>
         <w:rPr>
-          <w:rFonts w:ascii="Garamond" w:hAnsi="Garamond" w:cs="Garamond"/>
+          <w:rFonts w:ascii="Garamond" w:hAnsi="Garamond" w:eastAsia="Garamond" w:cs="Garamond"/>
         </w:rPr>
       </w:r>
       <w:r>
@@ -714,25 +692,23 @@
         <w:rPr>
           <w:rFonts w:ascii="Garamond" w:hAnsi="Garamond" w:eastAsia="Garamond" w:cs="Garamond"/>
         </w:rPr>
-        <w:t xml:space="preserve">: D'une durée de trois ans, ce cycle vise à offrir aux étudiants des bases solides en informatique ainsi qu'une première spécialisation. Les deux premières années sont consacrées à un </w:t>
+        <w:t xml:space="preserve">: D'une durée de trois ans, ce cycle vise à offrir aux étudiants des bases solides en informatique ainsi qu'une première spécialisation. </w:t>
       </w:r>
       <w:r>
         <w:rPr>
           <w:rFonts w:ascii="Garamond" w:hAnsi="Garamond" w:eastAsia="Garamond" w:cs="Garamond"/>
-          <w:b/>
-          <w:bCs/>
-        </w:rPr>
-        <w:t xml:space="preserve">tronc commun</w:t>
+        </w:rPr>
+        <w:t xml:space="preserve">Les deux premières années reposent sur un tronc commun permettant aux étudiants d’acquérir les bases essentielles en informatique. La troisième année est ensuite consacrée à une spécialisation</w:t>
       </w:r>
       <w:r>
         <w:rPr>
           <w:rFonts w:ascii="Garamond" w:hAnsi="Garamond" w:eastAsia="Garamond" w:cs="Garamond"/>
         </w:rPr>
-        <w:t xml:space="preserve">, durant lequel tous les étudiants suivent les mêmes enseignements. La troisième année est dédiée à la spécialisation dans l'une des deux options suivantes :</w:t>
-      </w:r>
-      <w:r>
-        <w:rPr>
-          <w:rFonts w:ascii="Garamond" w:hAnsi="Garamond" w:cs="Garamond"/>
+        <w:t xml:space="preserve"> dans l'une des deux options suivantes :</w:t>
+      </w:r>
+      <w:r>
+        <w:rPr>
+          <w:rFonts w:ascii="Garamond" w:hAnsi="Garamond" w:eastAsia="Garamond" w:cs="Garamond"/>
         </w:rPr>
       </w:r>
       <w:r>
@@ -771,7 +747,7 @@
       </w:r>
       <w:r>
         <w:rPr>
-          <w:rFonts w:ascii="Garamond" w:hAnsi="Garamond" w:cs="Garamond"/>
+          <w:rFonts w:ascii="Garamond" w:hAnsi="Garamond" w:eastAsia="Garamond" w:cs="Garamond"/>
         </w:rPr>
       </w:r>
       <w:r>
@@ -838,7 +814,7 @@
       </w:r>
       <w:r>
         <w:rPr>
-          <w:rFonts w:ascii="Garamond" w:hAnsi="Garamond" w:cs="Garamond"/>
+          <w:rFonts w:ascii="Garamond" w:hAnsi="Garamond" w:eastAsia="Garamond" w:cs="Garamond"/>
         </w:rPr>
       </w:r>
       <w:r>
@@ -892,7 +868,7 @@
       </w:r>
       <w:r>
         <w:rPr>
-          <w:rFonts w:ascii="Garamond" w:hAnsi="Garamond" w:cs="Garamond"/>
+          <w:rFonts w:ascii="Garamond" w:hAnsi="Garamond" w:eastAsia="Garamond" w:cs="Garamond"/>
         </w:rPr>
       </w:r>
       <w:r>
@@ -945,7 +921,7 @@
       </w:r>
       <w:r>
         <w:rPr>
-          <w:rFonts w:ascii="Garamond" w:hAnsi="Garamond" w:cs="Garamond"/>
+          <w:rFonts w:ascii="Garamond" w:hAnsi="Garamond" w:eastAsia="Garamond" w:cs="Garamond"/>
         </w:rPr>
       </w:r>
       <w:r>
@@ -984,7 +960,7 @@
       </w:r>
       <w:r>
         <w:rPr>
-          <w:rFonts w:ascii="Garamond" w:hAnsi="Garamond" w:cs="Garamond"/>
+          <w:rFonts w:ascii="Garamond" w:hAnsi="Garamond" w:eastAsia="Garamond" w:cs="Garamond"/>
         </w:rPr>
       </w:r>
       <w:r>
@@ -1023,7 +999,7 @@
       </w:r>
       <w:r>
         <w:rPr>
-          <w:rFonts w:ascii="Garamond" w:hAnsi="Garamond" w:cs="Garamond"/>
+          <w:rFonts w:ascii="Garamond" w:hAnsi="Garamond" w:eastAsia="Garamond" w:cs="Garamond"/>
         </w:rPr>
       </w:r>
       <w:r>
@@ -1062,7 +1038,7 @@
       </w:r>
       <w:r>
         <w:rPr>
-          <w:rFonts w:ascii="Garamond" w:hAnsi="Garamond" w:cs="Garamond"/>
+          <w:rFonts w:ascii="Garamond" w:hAnsi="Garamond" w:eastAsia="Garamond" w:cs="Garamond"/>
         </w:rPr>
       </w:r>
       <w:r>
@@ -1120,7 +1096,7 @@
       </w:r>
       <w:r>
         <w:rPr>
-          <w:rFonts w:ascii="Garamond" w:hAnsi="Garamond" w:cs="Garamond"/>
+          <w:rFonts w:ascii="Garamond" w:hAnsi="Garamond" w:eastAsia="Garamond" w:cs="Garamond"/>
         </w:rPr>
       </w:r>
       <w:r>
@@ -1131,7 +1107,14 @@
     </w:p>
     <w:p>
       <w:pPr>
-        <w:pBdr/>
+        <w:suppressLineNumbers w:val="false"/>
+        <w:pBdr>
+          <w:top w:val="single" w:color="000000" w:sz="4" w:space="0"/>
+          <w:left w:val="single" w:color="000000" w:sz="4" w:space="0"/>
+          <w:bottom w:val="single" w:color="000000" w:sz="4" w:space="0"/>
+          <w:right w:val="single" w:color="000000" w:sz="4" w:space="0"/>
+          <w:between w:val="none" w:color="000000" w:sz="4" w:space="0"/>
+        </w:pBdr>
         <w:spacing w:line="360" w:lineRule="auto"/>
         <w:ind/>
         <w:jc w:val="both"/>
@@ -1164,7 +1147,7 @@
       </w:r>
       <w:r>
         <w:rPr>
-          <w:rFonts w:ascii="Garamond" w:hAnsi="Garamond" w:cs="Garamond"/>
+          <w:rFonts w:ascii="Garamond" w:hAnsi="Garamond" w:eastAsia="Garamond" w:cs="Garamond"/>
         </w:rPr>
       </w:r>
       <w:r>
@@ -1224,6 +1207,15 @@
       </w:r>
       <w:r>
         <w:rPr>
+          <w:rFonts w:ascii="Garamond" w:hAnsi="Garamond" w:eastAsia="Garamond" w:cs="Garamond"/>
+          <w:b/>
+          <w:bCs/>
+          <w:sz w:val="28"/>
+          <w:szCs w:val="28"/>
+        </w:rPr>
+      </w:r>
+      <w:r>
+        <w:rPr>
           <w:rFonts w:ascii="Garamond" w:hAnsi="Garamond" w:cs="Garamond"/>
           <w:b/>
           <w:bCs/>
@@ -1231,7 +1223,484 @@
           <w:szCs w:val="28"/>
         </w:rPr>
       </w:r>
-      <w:r>
+    </w:p>
+    <w:p>
+      <w:pPr>
+        <w:pStyle w:val="935"/>
+        <w:numPr>
+          <w:ilvl w:val="1"/>
+          <w:numId w:val="10"/>
+        </w:numPr>
+        <w:pBdr/>
+        <w:spacing w:line="360" w:lineRule="auto"/>
+        <w:ind/>
+        <w:jc w:val="both"/>
+        <w:rPr>
+          <w:rFonts w:ascii="Garamond" w:hAnsi="Garamond" w:cs="Garamond"/>
+        </w:rPr>
+      </w:pPr>
+      <w:r>
+        <w:rPr>
+          <w:rFonts w:ascii="Garamond" w:hAnsi="Garamond" w:eastAsia="Garamond" w:cs="Garamond"/>
+          <w:b/>
+          <w:bCs/>
+          <w:sz w:val="28"/>
+          <w:szCs w:val="28"/>
+        </w:rPr>
+        <w:t xml:space="preserve">Généralité</w:t>
+      </w:r>
+      <w:r>
+        <w:rPr>
+          <w:rFonts w:ascii="Garamond" w:hAnsi="Garamond" w:eastAsia="Garamond" w:cs="Garamond"/>
+        </w:rPr>
+      </w:r>
+      <w:r>
+        <w:rPr>
+          <w:rFonts w:ascii="Garamond" w:hAnsi="Garamond" w:cs="Garamond"/>
+        </w:rPr>
+      </w:r>
+    </w:p>
+    <w:p>
+      <w:pPr>
+        <w:pBdr/>
+        <w:spacing w:line="360" w:lineRule="auto"/>
+        <w:ind/>
+        <w:jc w:val="both"/>
+        <w:rPr>
+          <w:rFonts w:ascii="Garamond" w:hAnsi="Garamond" w:cs="Garamond"/>
+        </w:rPr>
+      </w:pPr>
+      <w:r>
+        <w:rPr>
+          <w:rFonts w:ascii="Garamond" w:hAnsi="Garamond" w:eastAsia="Garamond" w:cs="Garamond"/>
+        </w:rPr>
+        <w:t xml:space="preserve">L’Université Joseph KI-ZERBO (UJKZ) est</w:t>
+      </w:r>
+      <w:r>
+        <w:rPr>
+          <w:rFonts w:ascii="Garamond" w:hAnsi="Garamond" w:eastAsia="Garamond" w:cs="Garamond"/>
+        </w:rPr>
+        <w:t xml:space="preserve"> un établissement public d’enseignement supérieur du Burkina Faso, dédié à la formation, à la recherche et à l’innovation.</w:t>
+      </w:r>
+      <w:r>
+        <w:rPr>
+          <w:rFonts w:ascii="Garamond" w:hAnsi="Garamond" w:eastAsia="Garamond" w:cs="Garamond"/>
+        </w:rPr>
+      </w:r>
+      <w:r>
+        <w:rPr>
+          <w:rFonts w:ascii="Garamond" w:hAnsi="Garamond" w:cs="Garamond"/>
+        </w:rPr>
+      </w:r>
+    </w:p>
+    <w:p>
+      <w:pPr>
+        <w:pBdr/>
+        <w:spacing w:line="360" w:lineRule="auto"/>
+        <w:ind/>
+        <w:jc w:val="both"/>
+        <w:rPr>
+          <w:rFonts w:ascii="Garamond" w:hAnsi="Garamond" w:cs="Garamond"/>
+        </w:rPr>
+      </w:pPr>
+      <w:r>
+        <w:rPr>
+          <w:rFonts w:ascii="Garamond" w:hAnsi="Garamond" w:eastAsia="Garamond" w:cs="Garamond"/>
+        </w:rPr>
+      </w:r>
+      <w:r>
+        <w:rPr>
+          <w:rFonts w:ascii="Garamond" w:hAnsi="Garamond" w:eastAsia="Garamond" w:cs="Garamond"/>
+        </w:rPr>
+        <w:t xml:space="preserve">Placée sous la tutelle du ministère en charge de l’enseignement supérieur, l’université a pour principale mission de former des cadres qualifiés, de promouvoir la recherche scientifique et de contribuer au développement national.</w:t>
+      </w:r>
+      <w:r>
+        <w:rPr>
+          <w:rFonts w:ascii="Garamond" w:hAnsi="Garamond" w:eastAsia="Garamond" w:cs="Garamond"/>
+        </w:rPr>
+      </w:r>
+      <w:r>
+        <w:rPr>
+          <w:rFonts w:ascii="Garamond" w:hAnsi="Garamond" w:cs="Garamond"/>
+        </w:rPr>
+      </w:r>
+    </w:p>
+    <w:p>
+      <w:pPr>
+        <w:pBdr/>
+        <w:spacing w:line="360" w:lineRule="auto"/>
+        <w:ind/>
+        <w:jc w:val="both"/>
+        <w:rPr>
+          <w:rFonts w:ascii="Garamond" w:hAnsi="Garamond" w:cs="Garamond"/>
+          <w:highlight w:val="none"/>
+        </w:rPr>
+      </w:pPr>
+      <w:r>
+        <w:rPr>
+          <w:rFonts w:ascii="Garamond" w:hAnsi="Garamond" w:eastAsia="Garamond" w:cs="Garamond"/>
+        </w:rPr>
+        <w:t xml:space="preserve">La Direction des Services Informatiques (DSI) est la</w:t>
+      </w:r>
+      <w:r>
+        <w:rPr>
+          <w:rFonts w:ascii="Garamond" w:hAnsi="Garamond" w:eastAsia="Garamond" w:cs="Garamond"/>
+        </w:rPr>
+        <w:t xml:space="preserve"> structure chargée de la gestion e</w:t>
+      </w:r>
+      <w:r>
+        <w:rPr>
+          <w:rFonts w:ascii="Garamond" w:hAnsi="Garamond" w:eastAsia="Garamond" w:cs="Garamond"/>
+        </w:rPr>
+        <w:t xml:space="preserve">t du développement des ressources numériques de l’UJKZ. Elle est rattachée à la vice-présidence en charge des enseignements et des innovations pédagogiques, et intervient au quotidien au service des étudiants, des enseignants et du personnel administratif.</w:t>
+      </w:r>
+      <w:r>
+        <w:rPr>
+          <w:rFonts w:ascii="Garamond" w:hAnsi="Garamond" w:eastAsia="Garamond" w:cs="Garamond"/>
+          <w:highlight w:val="none"/>
+        </w:rPr>
+      </w:r>
+      <w:r>
+        <w:rPr>
+          <w:rFonts w:ascii="Garamond" w:hAnsi="Garamond" w:cs="Garamond"/>
+          <w:highlight w:val="none"/>
+        </w:rPr>
+      </w:r>
+    </w:p>
+    <w:p>
+      <w:pPr>
+        <w:pBdr/>
+        <w:spacing w:line="360" w:lineRule="auto"/>
+        <w:ind/>
+        <w:jc w:val="both"/>
+        <w:rPr>
+          <w:rFonts w:ascii="Garamond" w:hAnsi="Garamond" w:cs="Garamond"/>
+          <w:highlight w:val="none"/>
+        </w:rPr>
+      </w:pPr>
+      <w:r>
+        <w:rPr>
+          <w:rFonts w:ascii="Garamond" w:hAnsi="Garamond" w:eastAsia="Garamond" w:cs="Garamond"/>
+          <w:highlight w:val="none"/>
+        </w:rPr>
+      </w:r>
+      <w:r>
+        <w:rPr>
+          <w:rFonts w:ascii="Garamond" w:hAnsi="Garamond" w:eastAsia="Garamond" w:cs="Garamond"/>
+          <w:highlight w:val="none"/>
+        </w:rPr>
+      </w:r>
+      <w:r>
+        <w:rPr>
+          <w:rFonts w:ascii="Garamond" w:hAnsi="Garamond" w:cs="Garamond"/>
+          <w:highlight w:val="none"/>
+        </w:rPr>
+      </w:r>
+    </w:p>
+    <w:p>
+      <w:pPr>
+        <w:pStyle w:val="935"/>
+        <w:numPr>
+          <w:ilvl w:val="1"/>
+          <w:numId w:val="10"/>
+        </w:numPr>
+        <w:pBdr/>
+        <w:spacing w:line="360" w:lineRule="auto"/>
+        <w:ind/>
+        <w:jc w:val="both"/>
+        <w:rPr>
+          <w:rFonts w:ascii="Garamond" w:hAnsi="Garamond" w:cs="Garamond"/>
+          <w:b/>
+          <w:bCs/>
+        </w:rPr>
+      </w:pPr>
+      <w:r>
+        <w:rPr>
+          <w:rFonts w:ascii="Garamond" w:hAnsi="Garamond" w:eastAsia="Garamond" w:cs="Garamond"/>
+          <w:b/>
+          <w:bCs/>
+          <w:sz w:val="28"/>
+          <w:szCs w:val="28"/>
+        </w:rPr>
+        <w:t xml:space="preserve">Missions</w:t>
+      </w:r>
+      <w:r>
+        <w:rPr>
+          <w:rFonts w:ascii="Garamond" w:hAnsi="Garamond" w:eastAsia="Garamond" w:cs="Garamond"/>
+          <w:b/>
+          <w:bCs/>
+        </w:rPr>
+        <w:t xml:space="preserve"> de la DSI</w:t>
+      </w:r>
+      <w:r>
+        <w:rPr>
+          <w:rFonts w:ascii="Garamond" w:hAnsi="Garamond" w:eastAsia="Garamond" w:cs="Garamond"/>
+          <w:b/>
+          <w:bCs/>
+        </w:rPr>
+      </w:r>
+      <w:r>
+        <w:rPr>
+          <w:rFonts w:ascii="Garamond" w:hAnsi="Garamond" w:cs="Garamond"/>
+          <w:b/>
+          <w:bCs/>
+        </w:rPr>
+      </w:r>
+    </w:p>
+    <w:p>
+      <w:pPr>
+        <w:pBdr/>
+        <w:spacing w:line="360" w:lineRule="auto"/>
+        <w:ind/>
+        <w:jc w:val="both"/>
+        <w:rPr>
+          <w:rFonts w:ascii="Garamond" w:hAnsi="Garamond" w:cs="Garamond"/>
+        </w:rPr>
+      </w:pPr>
+      <w:r>
+        <w:rPr>
+          <w:rFonts w:ascii="Garamond" w:hAnsi="Garamond" w:eastAsia="Garamond" w:cs="Garamond"/>
+        </w:rPr>
+        <w:t xml:space="preserve">La DSI a pour mission principale d’assurer la mise en œuvre et la gestion du système d’information de l’université. À ce titre, elle est chargée de :</w:t>
+      </w:r>
+      <w:r>
+        <w:rPr>
+          <w:rFonts w:ascii="Garamond" w:hAnsi="Garamond" w:eastAsia="Garamond" w:cs="Garamond"/>
+        </w:rPr>
+      </w:r>
+      <w:r>
+        <w:rPr>
+          <w:rFonts w:ascii="Garamond" w:hAnsi="Garamond" w:cs="Garamond"/>
+        </w:rPr>
+      </w:r>
+    </w:p>
+    <w:p>
+      <w:pPr>
+        <w:pStyle w:val="935"/>
+        <w:numPr>
+          <w:ilvl w:val="0"/>
+          <w:numId w:val="8"/>
+        </w:numPr>
+        <w:pBdr/>
+        <w:spacing w:line="360" w:lineRule="auto"/>
+        <w:ind/>
+        <w:jc w:val="both"/>
+        <w:rPr>
+          <w:rFonts w:ascii="Garamond" w:hAnsi="Garamond" w:cs="Garamond"/>
+        </w:rPr>
+      </w:pPr>
+      <w:r>
+        <w:rPr>
+          <w:rFonts w:ascii="Garamond" w:hAnsi="Garamond" w:eastAsia="Garamond" w:cs="Garamond"/>
+        </w:rPr>
+        <w:t xml:space="preserve">Développer</w:t>
+      </w:r>
+      <w:r>
+        <w:rPr>
+          <w:rFonts w:ascii="Garamond" w:hAnsi="Garamond" w:eastAsia="Garamond" w:cs="Garamond"/>
+        </w:rPr>
+        <w:t xml:space="preserve"> et maintenir les applications informatiques ;</w:t>
+      </w:r>
+      <w:r>
+        <w:rPr>
+          <w:rFonts w:ascii="Garamond" w:hAnsi="Garamond" w:eastAsia="Garamond" w:cs="Garamond"/>
+        </w:rPr>
+      </w:r>
+      <w:r>
+        <w:rPr>
+          <w:rFonts w:ascii="Garamond" w:hAnsi="Garamond" w:cs="Garamond"/>
+        </w:rPr>
+      </w:r>
+    </w:p>
+    <w:p>
+      <w:pPr>
+        <w:pStyle w:val="935"/>
+        <w:numPr>
+          <w:ilvl w:val="0"/>
+          <w:numId w:val="8"/>
+        </w:numPr>
+        <w:pBdr/>
+        <w:spacing w:line="360" w:lineRule="auto"/>
+        <w:ind/>
+        <w:jc w:val="both"/>
+        <w:rPr>
+          <w:rFonts w:ascii="Garamond" w:hAnsi="Garamond" w:cs="Garamond"/>
+        </w:rPr>
+      </w:pPr>
+      <w:r>
+        <w:rPr>
+          <w:rFonts w:ascii="Garamond" w:hAnsi="Garamond" w:eastAsia="Garamond" w:cs="Garamond"/>
+        </w:rPr>
+        <w:t xml:space="preserve">Administrer</w:t>
+      </w:r>
+      <w:r>
+        <w:rPr>
+          <w:rFonts w:ascii="Garamond" w:hAnsi="Garamond" w:eastAsia="Garamond" w:cs="Garamond"/>
+        </w:rPr>
+        <w:t xml:space="preserve"> les systèmes et les réseaux ;</w:t>
+      </w:r>
+      <w:r>
+        <w:rPr>
+          <w:rFonts w:ascii="Garamond" w:hAnsi="Garamond" w:eastAsia="Garamond" w:cs="Garamond"/>
+        </w:rPr>
+      </w:r>
+      <w:r>
+        <w:rPr>
+          <w:rFonts w:ascii="Garamond" w:hAnsi="Garamond" w:cs="Garamond"/>
+        </w:rPr>
+      </w:r>
+    </w:p>
+    <w:p>
+      <w:pPr>
+        <w:pStyle w:val="935"/>
+        <w:numPr>
+          <w:ilvl w:val="0"/>
+          <w:numId w:val="8"/>
+        </w:numPr>
+        <w:pBdr/>
+        <w:spacing w:line="360" w:lineRule="auto"/>
+        <w:ind/>
+        <w:jc w:val="both"/>
+        <w:rPr>
+          <w:rFonts w:ascii="Garamond" w:hAnsi="Garamond" w:cs="Garamond"/>
+        </w:rPr>
+      </w:pPr>
+      <w:r>
+        <w:rPr>
+          <w:rFonts w:ascii="Garamond" w:hAnsi="Garamond" w:eastAsia="Garamond" w:cs="Garamond"/>
+        </w:rPr>
+        <w:t xml:space="preserve">Assurer</w:t>
+      </w:r>
+      <w:r>
+        <w:rPr>
+          <w:rFonts w:ascii="Garamond" w:hAnsi="Garamond" w:eastAsia="Garamond" w:cs="Garamond"/>
+        </w:rPr>
+        <w:t xml:space="preserve"> la disponibilité et la sécurité des données ;</w:t>
+      </w:r>
+      <w:r>
+        <w:rPr>
+          <w:rFonts w:ascii="Garamond" w:hAnsi="Garamond" w:eastAsia="Garamond" w:cs="Garamond"/>
+        </w:rPr>
+      </w:r>
+      <w:r>
+        <w:rPr>
+          <w:rFonts w:ascii="Garamond" w:hAnsi="Garamond" w:cs="Garamond"/>
+        </w:rPr>
+      </w:r>
+    </w:p>
+    <w:p>
+      <w:pPr>
+        <w:pStyle w:val="935"/>
+        <w:numPr>
+          <w:ilvl w:val="0"/>
+          <w:numId w:val="8"/>
+        </w:numPr>
+        <w:pBdr/>
+        <w:spacing w:line="360" w:lineRule="auto"/>
+        <w:ind/>
+        <w:jc w:val="both"/>
+        <w:rPr>
+          <w:rFonts w:ascii="Garamond" w:hAnsi="Garamond" w:cs="Garamond"/>
+        </w:rPr>
+      </w:pPr>
+      <w:r>
+        <w:rPr>
+          <w:rFonts w:ascii="Garamond" w:hAnsi="Garamond" w:eastAsia="Garamond" w:cs="Garamond"/>
+        </w:rPr>
+        <w:t xml:space="preserve">Gérer</w:t>
+      </w:r>
+      <w:r>
+        <w:rPr>
+          <w:rFonts w:ascii="Garamond" w:hAnsi="Garamond" w:eastAsia="Garamond" w:cs="Garamond"/>
+        </w:rPr>
+        <w:t xml:space="preserve"> les services Internet et les infrastructures numériques ;</w:t>
+      </w:r>
+      <w:r>
+        <w:rPr>
+          <w:rFonts w:ascii="Garamond" w:hAnsi="Garamond" w:eastAsia="Garamond" w:cs="Garamond"/>
+        </w:rPr>
+      </w:r>
+      <w:r>
+        <w:rPr>
+          <w:rFonts w:ascii="Garamond" w:hAnsi="Garamond" w:cs="Garamond"/>
+        </w:rPr>
+      </w:r>
+    </w:p>
+    <w:p>
+      <w:pPr>
+        <w:pStyle w:val="935"/>
+        <w:numPr>
+          <w:ilvl w:val="0"/>
+          <w:numId w:val="8"/>
+        </w:numPr>
+        <w:pBdr/>
+        <w:spacing w:line="360" w:lineRule="auto"/>
+        <w:ind/>
+        <w:jc w:val="both"/>
+        <w:rPr>
+          <w:rFonts w:ascii="Garamond" w:hAnsi="Garamond" w:cs="Garamond"/>
+        </w:rPr>
+      </w:pPr>
+      <w:r>
+        <w:rPr>
+          <w:rFonts w:ascii="Garamond" w:hAnsi="Garamond" w:eastAsia="Garamond" w:cs="Garamond"/>
+        </w:rPr>
+        <w:t xml:space="preserve">Fournir</w:t>
+      </w:r>
+      <w:r>
+        <w:rPr>
+          <w:rFonts w:ascii="Garamond" w:hAnsi="Garamond" w:eastAsia="Garamond" w:cs="Garamond"/>
+        </w:rPr>
+        <w:t xml:space="preserve"> une assistance technique aux utilisateurs.</w:t>
+      </w:r>
+      <w:r>
+        <w:rPr>
+          <w:rFonts w:ascii="Garamond" w:hAnsi="Garamond" w:eastAsia="Garamond" w:cs="Garamond"/>
+        </w:rPr>
+      </w:r>
+      <w:r>
+        <w:rPr>
+          <w:rFonts w:ascii="Garamond" w:hAnsi="Garamond" w:cs="Garamond"/>
+        </w:rPr>
+      </w:r>
+    </w:p>
+    <w:p>
+      <w:pPr>
+        <w:pBdr/>
+        <w:spacing w:line="360" w:lineRule="auto"/>
+        <w:ind/>
+        <w:jc w:val="both"/>
+        <w:rPr>
+          <w:rFonts w:ascii="Garamond" w:hAnsi="Garamond" w:cs="Garamond"/>
+        </w:rPr>
+      </w:pPr>
+      <w:r>
+        <w:rPr>
+          <w:rFonts w:ascii="Garamond" w:hAnsi="Garamond" w:eastAsia="Garamond" w:cs="Garamond"/>
+        </w:rPr>
+      </w:r>
+      <w:r>
+        <w:rPr>
+          <w:rFonts w:ascii="Garamond" w:hAnsi="Garamond" w:eastAsia="Garamond" w:cs="Garamond"/>
+        </w:rPr>
+      </w:r>
+      <w:r>
+        <w:rPr>
+          <w:rFonts w:ascii="Garamond" w:hAnsi="Garamond" w:cs="Garamond"/>
+        </w:rPr>
+      </w:r>
+    </w:p>
+    <w:p>
+      <w:pPr>
+        <w:pStyle w:val="935"/>
+        <w:numPr>
+          <w:ilvl w:val="1"/>
+          <w:numId w:val="10"/>
+        </w:numPr>
+        <w:pBdr/>
+        <w:spacing w:line="360" w:lineRule="auto"/>
+        <w:ind/>
+        <w:jc w:val="both"/>
         <w:rPr>
           <w:rFonts w:ascii="Garamond" w:hAnsi="Garamond" w:cs="Garamond"/>
           <w:b/>
@@ -1239,6 +1708,392 @@
           <w:sz w:val="28"/>
           <w:szCs w:val="28"/>
         </w:rPr>
+      </w:pPr>
+      <w:r>
+        <w:rPr>
+          <w:rFonts w:ascii="Garamond" w:hAnsi="Garamond" w:eastAsia="Garamond" w:cs="Garamond"/>
+          <w:b/>
+          <w:bCs/>
+          <w:sz w:val="28"/>
+          <w:szCs w:val="28"/>
+        </w:rPr>
+        <w:t xml:space="preserve">Organisation de la DSI</w:t>
+      </w:r>
+      <w:r>
+        <w:rPr>
+          <w:rFonts w:ascii="Garamond" w:hAnsi="Garamond" w:eastAsia="Garamond" w:cs="Garamond"/>
+          <w:b/>
+          <w:bCs/>
+          <w:sz w:val="28"/>
+          <w:szCs w:val="28"/>
+        </w:rPr>
+      </w:r>
+      <w:r>
+        <w:rPr>
+          <w:rFonts w:ascii="Garamond" w:hAnsi="Garamond" w:cs="Garamond"/>
+          <w:b/>
+          <w:bCs/>
+          <w:sz w:val="28"/>
+          <w:szCs w:val="28"/>
+        </w:rPr>
+      </w:r>
+    </w:p>
+    <w:p>
+      <w:pPr>
+        <w:pBdr/>
+        <w:spacing w:line="360" w:lineRule="auto"/>
+        <w:ind/>
+        <w:jc w:val="both"/>
+        <w:rPr>
+          <w:rFonts w:ascii="Garamond" w:hAnsi="Garamond" w:cs="Garamond"/>
+        </w:rPr>
+      </w:pPr>
+      <w:r>
+        <w:rPr>
+          <w:rFonts w:ascii="Garamond" w:hAnsi="Garamond" w:eastAsia="Garamond" w:cs="Garamond"/>
+        </w:rPr>
+        <w:t xml:space="preserve">Pour accomplir ses missions, la DSI est organisée en trois services :</w:t>
+      </w:r>
+      <w:r>
+        <w:rPr>
+          <w:rFonts w:ascii="Garamond" w:hAnsi="Garamond" w:eastAsia="Garamond" w:cs="Garamond"/>
+        </w:rPr>
+      </w:r>
+      <w:r>
+        <w:rPr>
+          <w:rFonts w:ascii="Garamond" w:hAnsi="Garamond" w:cs="Garamond"/>
+        </w:rPr>
+      </w:r>
+    </w:p>
+    <w:p>
+      <w:pPr>
+        <w:pStyle w:val="935"/>
+        <w:numPr>
+          <w:ilvl w:val="0"/>
+          <w:numId w:val="8"/>
+        </w:numPr>
+        <w:pBdr/>
+        <w:spacing w:line="360" w:lineRule="auto"/>
+        <w:ind/>
+        <w:jc w:val="both"/>
+        <w:rPr>
+          <w:rFonts w:ascii="Garamond" w:hAnsi="Garamond" w:cs="Garamond"/>
+        </w:rPr>
+      </w:pPr>
+      <w:r>
+        <w:rPr>
+          <w:rFonts w:ascii="Garamond" w:hAnsi="Garamond" w:eastAsia="Garamond" w:cs="Garamond"/>
+          <w:b/>
+          <w:bCs/>
+        </w:rPr>
+        <w:t xml:space="preserve">Le</w:t>
+      </w:r>
+      <w:r>
+        <w:rPr>
+          <w:rFonts w:ascii="Garamond" w:hAnsi="Garamond" w:eastAsia="Garamond" w:cs="Garamond"/>
+          <w:b/>
+          <w:bCs/>
+        </w:rPr>
+        <w:t xml:space="preserve"> Service Applications et Bases de données </w:t>
+      </w:r>
+      <w:r>
+        <w:rPr>
+          <w:rFonts w:ascii="Garamond" w:hAnsi="Garamond" w:eastAsia="Garamond" w:cs="Garamond"/>
+        </w:rPr>
+        <w:t xml:space="preserve">: Elle est respons</w:t>
+      </w:r>
+      <w:r>
+        <w:rPr>
+          <w:rFonts w:ascii="Garamond" w:hAnsi="Garamond" w:eastAsia="Garamond" w:cs="Garamond"/>
+        </w:rPr>
+        <w:t xml:space="preserve">able du développement et de la gestion des logiciels de l’université. </w:t>
+      </w:r>
+      <w:r>
+        <w:rPr>
+          <w:rFonts w:ascii="Garamond" w:hAnsi="Garamond" w:eastAsia="Garamond" w:cs="Garamond"/>
+        </w:rPr>
+        <w:t xml:space="preserve">Ce service intervient dans la maintenance des applications, la gestion des bases de données ainsi que la mise en place des solutions numériques.</w:t>
+      </w:r>
+      <w:r>
+        <w:rPr>
+          <w:rFonts w:ascii="Garamond" w:hAnsi="Garamond" w:eastAsia="Garamond" w:cs="Garamond"/>
+        </w:rPr>
+      </w:r>
+      <w:r>
+        <w:rPr>
+          <w:rFonts w:ascii="Garamond" w:hAnsi="Garamond" w:cs="Garamond"/>
+        </w:rPr>
+      </w:r>
+    </w:p>
+    <w:p>
+      <w:pPr>
+        <w:pStyle w:val="935"/>
+        <w:numPr>
+          <w:ilvl w:val="0"/>
+          <w:numId w:val="8"/>
+        </w:numPr>
+        <w:pBdr/>
+        <w:spacing w:line="360" w:lineRule="auto"/>
+        <w:ind/>
+        <w:jc w:val="both"/>
+        <w:rPr>
+          <w:rFonts w:ascii="Garamond" w:hAnsi="Garamond" w:cs="Garamond"/>
+          <w:b/>
+          <w:bCs/>
+        </w:rPr>
+      </w:pPr>
+      <w:r>
+        <w:rPr>
+          <w:rFonts w:ascii="Garamond" w:hAnsi="Garamond" w:eastAsia="Garamond" w:cs="Garamond"/>
+          <w:b/>
+          <w:bCs/>
+        </w:rPr>
+        <w:t xml:space="preserve">Le</w:t>
+      </w:r>
+      <w:r>
+        <w:rPr>
+          <w:rFonts w:ascii="Garamond" w:hAnsi="Garamond" w:eastAsia="Garamond" w:cs="Garamond"/>
+          <w:b/>
+          <w:bCs/>
+        </w:rPr>
+        <w:t xml:space="preserve"> Service Réseau et Systèmes</w:t>
+      </w:r>
+      <w:r>
+        <w:rPr>
+          <w:rFonts w:ascii="Garamond" w:hAnsi="Garamond" w:eastAsia="Garamond" w:cs="Garamond"/>
+          <w:b w:val="0"/>
+          <w:bCs w:val="0"/>
+        </w:rPr>
+        <w:t xml:space="preserve"> : </w:t>
+      </w:r>
+      <w:r>
+        <w:rPr>
+          <w:rFonts w:ascii="Garamond" w:hAnsi="Garamond" w:eastAsia="Garamond" w:cs="Garamond"/>
+          <w:b w:val="0"/>
+          <w:bCs w:val="0"/>
+        </w:rPr>
+        <w:t xml:space="preserve">Elle assure le bon fonctionnement de l’infrastructure informatique</w:t>
+      </w:r>
+      <w:r>
+        <w:rPr>
+          <w:rFonts w:ascii="Garamond" w:hAnsi="Garamond" w:eastAsia="Garamond" w:cs="Garamond"/>
+          <w:b/>
+          <w:bCs/>
+        </w:rPr>
+        <w:t xml:space="preserve"> : </w:t>
+      </w:r>
+      <w:r>
+        <w:rPr>
+          <w:rFonts w:ascii="Garamond" w:hAnsi="Garamond" w:eastAsia="Garamond" w:cs="Garamond"/>
+          <w:b w:val="0"/>
+          <w:bCs w:val="0"/>
+        </w:rPr>
+        <w:t xml:space="preserve">administration des réseaux et des serveurs,maintenance des équipements et sécurité des systèmes</w:t>
+      </w:r>
+      <w:r>
+        <w:rPr>
+          <w:rFonts w:ascii="Garamond" w:hAnsi="Garamond" w:eastAsia="Garamond" w:cs="Garamond"/>
+          <w:b w:val="0"/>
+          <w:bCs w:val="0"/>
+        </w:rPr>
+        <w:t xml:space="preserve">.</w:t>
+      </w:r>
+      <w:r>
+        <w:rPr>
+          <w:rFonts w:ascii="Garamond" w:hAnsi="Garamond" w:eastAsia="Garamond" w:cs="Garamond"/>
+          <w:b/>
+          <w:bCs/>
+        </w:rPr>
+      </w:r>
+      <w:r>
+        <w:rPr>
+          <w:rFonts w:ascii="Garamond" w:hAnsi="Garamond" w:cs="Garamond"/>
+          <w:b/>
+          <w:bCs/>
+        </w:rPr>
+      </w:r>
+    </w:p>
+    <w:p>
+      <w:pPr>
+        <w:pStyle w:val="935"/>
+        <w:numPr>
+          <w:ilvl w:val="0"/>
+          <w:numId w:val="8"/>
+        </w:numPr>
+        <w:pBdr/>
+        <w:spacing w:line="360" w:lineRule="auto"/>
+        <w:ind/>
+        <w:jc w:val="both"/>
+        <w:rPr>
+          <w:rFonts w:ascii="Garamond" w:hAnsi="Garamond" w:cs="Garamond"/>
+          <w:b/>
+          <w:bCs/>
+        </w:rPr>
+      </w:pPr>
+      <w:r>
+        <w:rPr>
+          <w:rFonts w:ascii="Garamond" w:hAnsi="Garamond" w:eastAsia="Garamond" w:cs="Garamond"/>
+          <w:b/>
+          <w:bCs/>
+        </w:rPr>
+      </w:r>
+      <w:r>
+        <w:rPr>
+          <w:rFonts w:ascii="Garamond" w:hAnsi="Garamond" w:eastAsia="Garamond" w:cs="Garamond"/>
+          <w:b/>
+          <w:bCs/>
+          <w:color w:val="000000"/>
+          <w:sz w:val="24"/>
+        </w:rPr>
+        <w:t xml:space="preserve">Le Service Secrétariat</w:t>
+      </w:r>
+      <w:r>
+        <w:rPr>
+          <w:rFonts w:ascii="Garamond" w:hAnsi="Garamond" w:eastAsia="Garamond" w:cs="Garamond"/>
+          <w:color w:val="000000"/>
+          <w:sz w:val="24"/>
+        </w:rPr>
+        <w:t xml:space="preserve"> : </w:t>
+      </w:r>
+      <w:r>
+        <w:rPr>
+          <w:rFonts w:ascii="Garamond" w:hAnsi="Garamond" w:eastAsia="Garamond" w:cs="Garamond"/>
+        </w:rPr>
+        <w:t xml:space="preserve">Elle assure le fonctionnement administratif de la DSI. Il gère le courrier, l'accueil des usagers et le suivi des correspondances officielles, garantissant la fluidité des échanges entre la direction et les autres services de l'université.</w:t>
+      </w:r>
+      <w:r>
+        <w:rPr>
+          <w:rFonts w:ascii="Garamond" w:hAnsi="Garamond" w:eastAsia="Garamond" w:cs="Garamond"/>
+          <w:b/>
+          <w:bCs/>
+        </w:rPr>
+      </w:r>
+      <w:r>
+        <w:rPr>
+          <w:rFonts w:ascii="Garamond" w:hAnsi="Garamond" w:cs="Garamond"/>
+          <w:b/>
+          <w:bCs/>
+        </w:rPr>
+      </w:r>
+    </w:p>
+    <w:p>
+      <w:pPr>
+        <w:pBdr/>
+        <w:spacing w:line="360" w:lineRule="auto"/>
+        <w:ind w:firstLine="0" w:left="0"/>
+        <w:jc w:val="both"/>
+        <w:rPr>
+          <w:rFonts w:ascii="Garamond" w:hAnsi="Garamond" w:cs="Garamond"/>
+          <w:b/>
+          <w:bCs/>
+        </w:rPr>
+      </w:pPr>
+      <w:r>
+        <w:rPr>
+          <w:rFonts w:ascii="Garamond" w:hAnsi="Garamond" w:eastAsia="Garamond" w:cs="Garamond"/>
+          <w:b/>
+          <w:bCs/>
+          <w:highlight w:val="none"/>
+        </w:rPr>
+      </w:r>
+      <w:r>
+        <w:rPr>
+          <w:rFonts w:ascii="Garamond" w:hAnsi="Garamond" w:eastAsia="Garamond" w:cs="Garamond"/>
+          <w:b/>
+          <w:bCs/>
+        </w:rPr>
+      </w:r>
+      <w:r>
+        <w:rPr>
+          <w:rFonts w:ascii="Garamond" w:hAnsi="Garamond" w:cs="Garamond"/>
+          <w:b/>
+          <w:bCs/>
+        </w:rPr>
+      </w:r>
+    </w:p>
+    <w:p>
+      <w:pPr>
+        <w:pBdr/>
+        <w:spacing w:line="360" w:lineRule="auto"/>
+        <w:ind/>
+        <w:jc w:val="both"/>
+        <w:rPr>
+          <w:rFonts w:ascii="Garamond" w:hAnsi="Garamond" w:cs="Garamond"/>
+        </w:rPr>
+      </w:pPr>
+      <w:r>
+        <w:rPr>
+          <w:rFonts w:ascii="Garamond" w:hAnsi="Garamond" w:eastAsia="Garamond" w:cs="Garamond"/>
+        </w:rPr>
+        <w:t xml:space="preserve">Ces trois services forment un ensemble cohérent qui garantit le bon fonctionnement du système informatique de l’université.</w:t>
+      </w:r>
+      <w:r>
+        <w:rPr>
+          <w:rFonts w:ascii="Garamond" w:hAnsi="Garamond" w:eastAsia="Garamond" w:cs="Garamond"/>
+        </w:rPr>
+      </w:r>
+      <w:r>
+        <w:rPr>
+          <w:rFonts w:ascii="Garamond" w:hAnsi="Garamond" w:cs="Garamond"/>
+        </w:rPr>
+      </w:r>
+    </w:p>
+    <w:p>
+      <w:pPr>
+        <w:pStyle w:val="935"/>
+        <w:numPr>
+          <w:ilvl w:val="0"/>
+          <w:numId w:val="10"/>
+        </w:numPr>
+        <w:pBdr/>
+        <w:spacing w:line="360" w:lineRule="auto"/>
+        <w:ind/>
+        <w:jc w:val="both"/>
+        <w:rPr>
+          <w:rFonts w:ascii="Garamond" w:hAnsi="Garamond" w:cs="Garamond"/>
+          <w:b/>
+          <w:bCs/>
+          <w:sz w:val="28"/>
+          <w:szCs w:val="28"/>
+        </w:rPr>
+      </w:pPr>
+      <w:r>
+        <w:rPr>
+          <w:rFonts w:ascii="Garamond" w:hAnsi="Garamond" w:eastAsia="Garamond" w:cs="Garamond"/>
+          <w:b/>
+          <w:bCs/>
+          <w:sz w:val="28"/>
+          <w:szCs w:val="28"/>
+        </w:rPr>
+        <w:t xml:space="preserve">Présentation</w:t>
+      </w:r>
+      <w:r>
+        <w:rPr>
+          <w:rFonts w:ascii="Garamond" w:hAnsi="Garamond" w:eastAsia="Garamond" w:cs="Garamond"/>
+          <w:b/>
+          <w:bCs/>
+          <w:sz w:val="28"/>
+          <w:szCs w:val="28"/>
+        </w:rPr>
+        <w:t xml:space="preserve"> du projet</w:t>
+      </w:r>
+      <w:r>
+        <w:rPr>
+          <w:rFonts w:ascii="Garamond" w:hAnsi="Garamond" w:eastAsia="Garamond" w:cs="Garamond"/>
+          <w:b/>
+          <w:bCs/>
+          <w:sz w:val="28"/>
+          <w:szCs w:val="28"/>
+        </w:rPr>
+      </w:r>
+      <w:r>
+        <w:rPr>
+          <w:rFonts w:ascii="Garamond" w:hAnsi="Garamond" w:cs="Garamond"/>
+          <w:b/>
+          <w:bCs/>
+          <w:sz w:val="28"/>
+          <w:szCs w:val="28"/>
+        </w:rPr>
       </w:r>
     </w:p>
     <w:p>
@@ -1254,6 +2109,10 @@
         <w:jc w:val="both"/>
         <w:rPr>
           <w:rFonts w:ascii="Garamond" w:hAnsi="Garamond" w:cs="Garamond"/>
+          <w:b/>
+          <w:bCs/>
+          <w:sz w:val="28"/>
+          <w:szCs w:val="28"/>
         </w:rPr>
       </w:pPr>
       <w:r>
@@ -1264,16 +2123,24 @@
           <w:sz w:val="28"/>
           <w:szCs w:val="28"/>
         </w:rPr>
-        <w:t xml:space="preserve">Généralité</w:t>
+        <w:t xml:space="preserve">Contexte</w:t>
+      </w:r>
+      <w:r>
+        <w:rPr>
+          <w:rFonts w:ascii="Garamond" w:hAnsi="Garamond" w:eastAsia="Garamond" w:cs="Garamond"/>
+          <w:b/>
+          <w:bCs/>
+          <w:sz w:val="28"/>
+          <w:szCs w:val="28"/>
+        </w:rPr>
       </w:r>
       <w:r>
         <w:rPr>
           <w:rFonts w:ascii="Garamond" w:hAnsi="Garamond" w:cs="Garamond"/>
-        </w:rPr>
-      </w:r>
-      <w:r>
-        <w:rPr>
-          <w:rFonts w:ascii="Garamond" w:hAnsi="Garamond" w:cs="Garamond"/>
+          <w:b/>
+          <w:bCs/>
+          <w:sz w:val="28"/>
+          <w:szCs w:val="28"/>
         </w:rPr>
       </w:r>
     </w:p>
@@ -1291,17 +2158,56 @@
         <w:rPr>
           <w:rFonts w:ascii="Garamond" w:hAnsi="Garamond" w:eastAsia="Garamond" w:cs="Garamond"/>
         </w:rPr>
-        <w:t xml:space="preserve">L’Université Joseph KI-ZERBO (UJKZ) est</w:t>
+        <w:t xml:space="preserve">Dans le cadre de ses activités de recherche, l’</w:t>
+      </w:r>
+      <w:r>
+        <w:rPr>
+          <w:rStyle w:val="941"/>
+          <w:rFonts w:ascii="Garamond" w:hAnsi="Garamond" w:eastAsia="Garamond" w:cs="Garamond" w:eastAsiaTheme="majorEastAsia"/>
+        </w:rPr>
+        <w:t xml:space="preserve">Université Joseph KI-ZERBO</w:t>
       </w:r>
       <w:r>
         <w:rPr>
           <w:rFonts w:ascii="Garamond" w:hAnsi="Garamond" w:eastAsia="Garamond" w:cs="Garamond"/>
         </w:rPr>
-        <w:t xml:space="preserve"> un établissement public d’enseignement supérieur du Burkina Faso, dédié à la formation, à la recherche et à l’innovation.</w:t>
-      </w:r>
-      <w:r>
-        <w:rPr>
-          <w:rFonts w:ascii="Garamond" w:hAnsi="Garamond" w:cs="Garamond"/>
+        <w:t xml:space="preserve"> collabore avec divers partena</w:t>
+      </w:r>
+      <w:r>
+        <w:rPr>
+          <w:rFonts w:ascii="Garamond" w:hAnsi="Garamond" w:eastAsia="Garamond" w:cs="Garamond"/>
+        </w:rPr>
+        <w:t xml:space="preserve">ires techniques et financiers afin de soutenir ces projets. Ces projets nécessitent des ressources financières importantes, généralement obtenues auprès de ces partenaires sous forme de financements </w:t>
+      </w:r>
+      <w:r>
+        <w:rPr>
+          <w:rFonts w:ascii="Garamond" w:hAnsi="Garamond" w:eastAsia="Garamond" w:cs="Garamond"/>
+        </w:rPr>
+        <w:t xml:space="preserve">formalisé </w:t>
+      </w:r>
+      <w:r>
+        <w:rPr>
+          <w:rFonts w:ascii="Garamond" w:hAnsi="Garamond" w:eastAsia="Garamond" w:cs="Garamond"/>
+        </w:rPr>
+        <w:t xml:space="preserve">par des </w:t>
+      </w:r>
+      <w:r>
+        <w:rPr>
+          <w:rFonts w:ascii="Garamond" w:hAnsi="Garamond" w:eastAsia="Garamond" w:cs="Garamond"/>
+          <w:b/>
+          <w:bCs/>
+        </w:rPr>
+        <w:t xml:space="preserve">conventions</w:t>
+      </w:r>
+      <w:r>
+        <w:rPr>
+          <w:rFonts w:ascii="Garamond" w:hAnsi="Garamond" w:eastAsia="Garamond" w:cs="Garamond"/>
+        </w:rPr>
+        <w:t xml:space="preserve">.</w:t>
+      </w:r>
+      <w:r>
+        <w:rPr>
+          <w:rFonts w:ascii="Garamond" w:hAnsi="Garamond" w:eastAsia="Garamond" w:cs="Garamond"/>
         </w:rPr>
       </w:r>
       <w:r>
@@ -1324,11 +2230,74 @@
         <w:rPr>
           <w:rFonts w:ascii="Garamond" w:hAnsi="Garamond" w:eastAsia="Garamond" w:cs="Garamond"/>
         </w:rPr>
-        <w:t xml:space="preserve">Placée sous la tutelle du ministère en charge de l’enseignement supérieur, elle a pour mission principale de former des cadres qualifiés, de promouvoir la recherche scientifique et de contribuer au développement du pays.</w:t>
-      </w:r>
-      <w:r>
-        <w:rPr>
-          <w:rFonts w:ascii="Garamond" w:hAnsi="Garamond" w:cs="Garamond"/>
+      </w:r>
+      <w:r>
+        <w:rPr>
+          <w:rFonts w:ascii="Garamond" w:hAnsi="Garamond" w:eastAsia="Garamond" w:cs="Garamond"/>
+          <w14:ligatures w14:val="none"/>
+        </w:rPr>
+        <w:t xml:space="preserve">Une fois ces conventions signées, plusieurs opérations doivent être assurées, notamment la </w:t>
+      </w:r>
+      <w:r>
+        <w:rPr>
+          <w:rFonts w:ascii="Garamond" w:hAnsi="Garamond" w:eastAsia="Garamond" w:cs="Garamond"/>
+          <w:b/>
+          <w:bCs/>
+          <w14:ligatures w14:val="none"/>
+        </w:rPr>
+        <w:t xml:space="preserve">réception des fonds</w:t>
+      </w:r>
+      <w:r>
+        <w:rPr>
+          <w:rFonts w:ascii="Garamond" w:hAnsi="Garamond" w:eastAsia="Garamond" w:cs="Garamond"/>
+          <w14:ligatures w14:val="none"/>
+        </w:rPr>
+        <w:t xml:space="preserve">, leur </w:t>
+      </w:r>
+      <w:r>
+        <w:rPr>
+          <w:rFonts w:ascii="Garamond" w:hAnsi="Garamond" w:eastAsia="Garamond" w:cs="Garamond"/>
+          <w:b/>
+          <w:bCs/>
+          <w14:ligatures w14:val="none"/>
+        </w:rPr>
+        <w:t xml:space="preserve">répartition en rubriques budgétaires</w:t>
+      </w:r>
+      <w:r>
+        <w:rPr>
+          <w:rFonts w:ascii="Garamond" w:hAnsi="Garamond" w:eastAsia="Garamond" w:cs="Garamond"/>
+          <w14:ligatures w14:val="none"/>
+        </w:rPr>
+        <w:t xml:space="preserve"> et </w:t>
+      </w:r>
+      <w:r>
+        <w:rPr>
+          <w:rFonts w:ascii="Garamond" w:hAnsi="Garamond" w:eastAsia="Garamond" w:cs="Garamond"/>
+          <w:b/>
+          <w:bCs/>
+          <w14:ligatures w14:val="none"/>
+        </w:rPr>
+        <w:t xml:space="preserve">le suivi d</w:t>
+      </w:r>
+      <w:r>
+        <w:rPr>
+          <w:rFonts w:ascii="Garamond" w:hAnsi="Garamond" w:eastAsia="Garamond" w:cs="Garamond"/>
+          <w:b/>
+          <w:bCs/>
+          <w14:ligatures w14:val="none"/>
+        </w:rPr>
+        <w:t xml:space="preserve">e leur utilisation</w:t>
+      </w:r>
+      <w:r>
+        <w:rPr>
+          <w:rFonts w:ascii="Garamond" w:hAnsi="Garamond" w:eastAsia="Garamond" w:cs="Garamond"/>
+          <w14:ligatures w14:val="none"/>
+        </w:rPr>
+        <w:t xml:space="preserve"> dans le cadre de l’exécution des activités prévues. </w:t>
+      </w:r>
+      <w:r>
+        <w:rPr>
+          <w:rFonts w:ascii="Garamond" w:hAnsi="Garamond" w:eastAsia="Garamond" w:cs="Garamond"/>
         </w:rPr>
       </w:r>
       <w:r>
@@ -1345,67 +2314,70 @@
         <w:jc w:val="both"/>
         <w:rPr>
           <w:rFonts w:ascii="Garamond" w:hAnsi="Garamond" w:cs="Garamond"/>
-          <w:highlight w:val="none"/>
+          <w14:ligatures w14:val="none"/>
         </w:rPr>
       </w:pPr>
       <w:r>
         <w:rPr>
           <w:rFonts w:ascii="Garamond" w:hAnsi="Garamond" w:eastAsia="Garamond" w:cs="Garamond"/>
-        </w:rPr>
-        <w:t xml:space="preserve">La Direction des Services Informatiques (DSI) est la</w:t>
+          <w14:ligatures w14:val="none"/>
+        </w:rPr>
+        <w:t xml:space="preserve">C’est dans une logique de modernisation et d’amélioration de ce processus que la DSI s’est engagée dans la mise en place du </w:t>
       </w:r>
       <w:r>
         <w:rPr>
           <w:rFonts w:ascii="Garamond" w:hAnsi="Garamond" w:eastAsia="Garamond" w:cs="Garamond"/>
-        </w:rPr>
-        <w:t xml:space="preserve"> structure chargée de la gestion e</w:t>
+          <w:b/>
+          <w:bCs/>
+          <w14:ligatures w14:val="none"/>
+        </w:rPr>
+        <w:t xml:space="preserve">Circuit Intégré des Financements Extérieurs Universitaires </w:t>
       </w:r>
       <w:r>
         <w:rPr>
           <w:rFonts w:ascii="Garamond" w:hAnsi="Garamond" w:eastAsia="Garamond" w:cs="Garamond"/>
-        </w:rPr>
-        <w:t xml:space="preserve">t du développement des ressources numériques de l’UJKZ. Elle est rattachée à la vice-présidence en charge des enseignements et des innovations pédagogiques, et intervient au quotidien au service des étudiants, des enseignants et du personnel administratif.</w:t>
+          <w14:ligatures w14:val="none"/>
+        </w:rPr>
+        <w:t xml:space="preserve">(CIFEU</w:t>
+      </w:r>
+      <w:r>
+        <w:rPr>
+          <w:rFonts w:ascii="Garamond" w:hAnsi="Garamond" w:eastAsia="Garamond" w:cs="Garamond"/>
+          <w14:ligatures w14:val="none"/>
+        </w:rPr>
+        <w:t xml:space="preserve">),un système d’information destiné à digitaliser la gestion de ces financements.</w:t>
+      </w:r>
+      <w:r>
+        <w:rPr>
+          <w:rFonts w:ascii="Garamond" w:hAnsi="Garamond" w:eastAsia="Garamond" w:cs="Garamond"/>
+          <w14:ligatures w14:val="none"/>
+        </w:rPr>
+        <w:t xml:space="preserve">Le présent stage s’inscrit directement dans ce projet, c’est a dire la conception et le développement d’un module dédié </w:t>
+      </w:r>
+      <w:r>
+        <w:rPr>
+          <w:rFonts w:ascii="Garamond" w:hAnsi="Garamond" w:eastAsia="Garamond" w:cs="Garamond"/>
+          <w14:ligatures w14:val="none"/>
+        </w:rPr>
+        <w:t xml:space="preserve"> au  suivi de la mobilisation des ressources</w:t>
+      </w:r>
+      <w:r>
+        <w:rPr>
+          <w:rFonts w:ascii="Garamond" w:hAnsi="Garamond" w:eastAsia="Garamond" w:cs="Garamond"/>
+          <w14:ligatures w14:val="none"/>
+        </w:rPr>
+        <w:t xml:space="preserve">, a la gestion budgétaire et au contrôle d’exécution des dépenses qui devrait s’intégrer au système de gestion des projet et des conventions déjà présentes.</w:t>
+      </w:r>
+      <w:r>
+        <w:rPr>
+          <w:rFonts w:ascii="Garamond" w:hAnsi="Garamond" w:eastAsia="Garamond" w:cs="Garamond"/>
+          <w14:ligatures w14:val="none"/>
+        </w:rPr>
       </w:r>
       <w:r>
         <w:rPr>
           <w:rFonts w:ascii="Garamond" w:hAnsi="Garamond" w:cs="Garamond"/>
-          <w:highlight w:val="none"/>
-        </w:rPr>
-      </w:r>
-      <w:r>
-        <w:rPr>
-          <w:rFonts w:ascii="Garamond" w:hAnsi="Garamond" w:cs="Garamond"/>
-          <w:highlight w:val="none"/>
-        </w:rPr>
-      </w:r>
-    </w:p>
-    <w:p>
-      <w:pPr>
-        <w:pBdr/>
-        <w:spacing w:line="360" w:lineRule="auto"/>
-        <w:ind/>
-        <w:jc w:val="both"/>
-        <w:rPr>
-          <w:rFonts w:ascii="Garamond" w:hAnsi="Garamond" w:cs="Garamond"/>
-          <w:highlight w:val="none"/>
-        </w:rPr>
-      </w:pPr>
-      <w:r>
-        <w:rPr>
-          <w:rFonts w:ascii="Garamond" w:hAnsi="Garamond" w:eastAsia="Garamond" w:cs="Garamond"/>
-          <w:highlight w:val="none"/>
-        </w:rPr>
-      </w:r>
-      <w:r>
-        <w:rPr>
-          <w:rFonts w:ascii="Garamond" w:hAnsi="Garamond" w:cs="Garamond"/>
-          <w:highlight w:val="none"/>
-        </w:rPr>
-      </w:r>
-      <w:r>
-        <w:rPr>
-          <w:rFonts w:ascii="Garamond" w:hAnsi="Garamond" w:cs="Garamond"/>
-          <w:highlight w:val="none"/>
+          <w14:ligatures w14:val="none"/>
         </w:rPr>
       </w:r>
     </w:p>
@@ -1424,6 +2396,8 @@
           <w:rFonts w:ascii="Garamond" w:hAnsi="Garamond" w:cs="Garamond"/>
           <w:b/>
           <w:bCs/>
+          <w:sz w:val="28"/>
+          <w:szCs w:val="28"/>
         </w:rPr>
       </w:pPr>
       <w:r>
@@ -1434,28 +2408,279 @@
           <w:sz w:val="28"/>
           <w:szCs w:val="28"/>
         </w:rPr>
-        <w:t xml:space="preserve">Missions</w:t>
+        <w:t xml:space="preserve">Problématique</w:t>
       </w:r>
       <w:r>
         <w:rPr>
           <w:rFonts w:ascii="Garamond" w:hAnsi="Garamond" w:eastAsia="Garamond" w:cs="Garamond"/>
           <w:b/>
           <w:bCs/>
-        </w:rPr>
-        <w:t xml:space="preserve"> de la DSI</w:t>
+          <w:sz w:val="28"/>
+          <w:szCs w:val="28"/>
+        </w:rPr>
       </w:r>
       <w:r>
         <w:rPr>
           <w:rFonts w:ascii="Garamond" w:hAnsi="Garamond" w:cs="Garamond"/>
           <w:b/>
           <w:bCs/>
-        </w:rPr>
-      </w:r>
-      <w:r>
+          <w:sz w:val="28"/>
+          <w:szCs w:val="28"/>
+        </w:rPr>
+      </w:r>
+    </w:p>
+    <w:p>
+      <w:pPr>
+        <w:pBdr/>
+        <w:spacing w:line="360" w:lineRule="auto"/>
+        <w:ind/>
+        <w:jc w:val="both"/>
+        <w:rPr>
+          <w:rFonts w:ascii="Garamond" w:hAnsi="Garamond" w:cs="Garamond"/>
+        </w:rPr>
+      </w:pPr>
+      <w:r>
+        <w:rPr>
+          <w:rFonts w:ascii="Garamond" w:hAnsi="Garamond" w:eastAsia="Garamond" w:cs="Garamond"/>
+        </w:rPr>
+        <w:t xml:space="preserve">Malgré l’existence de mécanismes de financement des projets au sein de l’</w:t>
+      </w:r>
+      <w:r>
+        <w:rPr>
+          <w:rFonts w:ascii="Garamond" w:hAnsi="Garamond" w:eastAsia="Garamond" w:cs="Garamond"/>
+        </w:rPr>
+        <w:t xml:space="preserve">UJKZ, la gestion opérationnelle des ressources financières issues des partenaires extérieurs demeure complexe .</w:t>
+      </w:r>
+      <w:r>
+        <w:rPr>
+          <w:rFonts w:ascii="Garamond" w:hAnsi="Garamond" w:eastAsia="Garamond" w:cs="Garamond"/>
+        </w:rPr>
+        <w:t xml:space="preserve">En effet </w:t>
+      </w:r>
+      <w:r>
+        <w:rPr>
+          <w:rFonts w:ascii="Garamond" w:hAnsi="Garamond" w:eastAsia="Garamond" w:cs="Garamond"/>
+        </w:rPr>
+        <w:t xml:space="preserve">les versements des </w:t>
+      </w:r>
+      <w:r>
+        <w:rPr>
+          <w:rFonts w:ascii="Garamond" w:hAnsi="Garamond" w:eastAsia="Garamond" w:cs="Garamond"/>
+          <w:b/>
+          <w:bCs/>
+        </w:rPr>
+        <w:t xml:space="preserve">bailleurs de fonds </w:t>
+      </w:r>
+      <w:r>
+        <w:rPr>
+          <w:rFonts w:ascii="Garamond" w:hAnsi="Garamond" w:eastAsia="Garamond" w:cs="Garamond"/>
+        </w:rPr>
+        <w:t xml:space="preserve">(partenaires financiers) ne suivent pas toujours un calendrier régulier et peuvent prendre des formes variées, ce qui complique le suivi des fonds réellement disponibles à un moment donné. À cela s'ajoute la nécessité de gérer les budgets par rubr</w:t>
+      </w:r>
+      <w:r>
+        <w:rPr>
+          <w:rFonts w:ascii="Garamond" w:hAnsi="Garamond" w:eastAsia="Garamond" w:cs="Garamond"/>
+        </w:rPr>
+        <w:t xml:space="preserve">iques, telles que définies dans les conventions, avec une vigilance constante pour éviter tout dépassement.</w:t>
+      </w:r>
+      <w:r>
+        <w:rPr>
+          <w:rFonts w:ascii="Garamond" w:hAnsi="Garamond" w:eastAsia="Garamond" w:cs="Garamond"/>
+        </w:rPr>
+      </w:r>
+      <w:r>
+        <w:rPr>
+          <w:rFonts w:ascii="Garamond" w:hAnsi="Garamond" w:cs="Garamond"/>
+        </w:rPr>
+      </w:r>
+    </w:p>
+    <w:p>
+      <w:pPr>
+        <w:pStyle w:val="940"/>
+        <w:pBdr/>
+        <w:spacing w:line="360" w:lineRule="auto"/>
+        <w:ind/>
+        <w:jc w:val="both"/>
+        <w:rPr>
+          <w:rFonts w:ascii="Garamond" w:hAnsi="Garamond" w:cs="Garamond"/>
+        </w:rPr>
+      </w:pPr>
+      <w:r>
+        <w:rPr>
+          <w:rFonts w:ascii="Garamond" w:hAnsi="Garamond" w:eastAsia="Garamond" w:cs="Garamond"/>
+        </w:rPr>
+        <w:t xml:space="preserve">Le processus d'exécution des dépenses implique également plusieurs acteurs aux rôles distincts : le  </w:t>
+      </w:r>
+      <w:r>
+        <w:rPr>
+          <w:rFonts w:ascii="Garamond" w:hAnsi="Garamond" w:eastAsia="Garamond" w:cs="Garamond"/>
+          <w:b/>
+          <w:bCs/>
+        </w:rPr>
+        <w:t xml:space="preserve">porteur de projets </w:t>
+      </w:r>
+      <w:r>
+        <w:rPr>
+          <w:rFonts w:ascii="Garamond" w:hAnsi="Garamond" w:eastAsia="Garamond" w:cs="Garamond"/>
+        </w:rPr>
+        <w:t xml:space="preserve">(personne qui prend charger de l’exécution du projet), la </w:t>
+      </w:r>
+      <w:r>
+        <w:rPr>
+          <w:rFonts w:ascii="Garamond" w:hAnsi="Garamond" w:eastAsia="Garamond" w:cs="Garamond"/>
+          <w:b/>
+          <w:bCs/>
+        </w:rPr>
+        <w:t xml:space="preserve">Direction de l'Administration et des Finances </w:t>
+      </w:r>
+      <w:r>
+        <w:rPr>
+          <w:rFonts w:ascii="Garamond" w:hAnsi="Garamond" w:eastAsia="Garamond" w:cs="Garamond"/>
+        </w:rPr>
+        <w:t xml:space="preserve">(DAF) et l'</w:t>
+      </w:r>
+      <w:r>
+        <w:rPr>
+          <w:rFonts w:ascii="Garamond" w:hAnsi="Garamond" w:eastAsia="Garamond" w:cs="Garamond"/>
+          <w:b/>
+          <w:bCs/>
+        </w:rPr>
+        <w:t xml:space="preserve">Agent Comptable </w:t>
+      </w:r>
+      <w:r>
+        <w:rPr>
+          <w:rFonts w:ascii="Garamond" w:hAnsi="Garamond" w:eastAsia="Garamond" w:cs="Garamond"/>
+        </w:rPr>
+        <w:t xml:space="preserve">(AC),</w:t>
+      </w:r>
+      <w:r>
+        <w:rPr>
+          <w:rFonts w:ascii="Garamond" w:hAnsi="Garamond" w:eastAsia="Garamond" w:cs="Garamond"/>
+        </w:rPr>
+        <w:t xml:space="preserve"> chacun intervenant à un stade précis selon des procédures spécifiques. En l'absence d'un système intégré, cette multiplicité d'intervenants nuit à la traçabilité des opérations et rend le suivi en temps réel des budgets très difficile.</w:t>
+      </w:r>
+      <w:r>
+        <w:rPr>
+          <w:rFonts w:ascii="Garamond" w:hAnsi="Garamond" w:eastAsia="Garamond" w:cs="Garamond"/>
+        </w:rPr>
+      </w:r>
+      <w:r>
+        <w:rPr>
+          <w:rFonts w:ascii="Garamond" w:hAnsi="Garamond" w:cs="Garamond"/>
+        </w:rPr>
+      </w:r>
+    </w:p>
+    <w:p>
+      <w:pPr>
+        <w:pStyle w:val="940"/>
+        <w:pBdr/>
+        <w:spacing w:line="360" w:lineRule="auto"/>
+        <w:ind/>
+        <w:jc w:val="both"/>
+        <w:rPr>
+          <w:rFonts w:ascii="Garamond" w:hAnsi="Garamond" w:cs="Garamond"/>
+          <w:highlight w:val="none"/>
+        </w:rPr>
+      </w:pPr>
+      <w:r>
+        <w:rPr>
+          <w:rFonts w:ascii="Garamond" w:hAnsi="Garamond" w:eastAsia="Garamond" w:cs="Garamond"/>
+        </w:rPr>
+      </w:r>
+      <w:r>
+        <w:rPr>
+          <w:rFonts w:ascii="Garamond" w:hAnsi="Garamond" w:eastAsia="Garamond" w:cs="Garamond"/>
+        </w:rPr>
+        <w:t xml:space="preserve">La question centrale qui se pose est donc la suivante : </w:t>
+      </w:r>
+      <w:r>
+        <w:rPr>
+          <w:rFonts w:ascii="Garamond" w:hAnsi="Garamond" w:eastAsia="Garamond" w:cs="Garamond"/>
+          <w:b/>
+          <w:bCs/>
+        </w:rPr>
+        <w:t xml:space="preserve">c</w:t>
+      </w:r>
+      <w:r>
+        <w:rPr>
+          <w:rFonts w:ascii="Garamond" w:hAnsi="Garamond" w:eastAsia="Garamond" w:cs="Garamond"/>
+          <w:b/>
+          <w:bCs/>
+        </w:rPr>
+        <w:t xml:space="preserve">omment concevoir un système permettant d'assurer un suivi efficace de la mobilisation des ressources extérieures, une gestion rigoureuse des budgets par rubriques et un contrôle fiable de l'exécution </w:t>
+      </w:r>
+      <w:r>
+        <w:rPr>
+          <w:rFonts w:ascii="Garamond" w:hAnsi="Garamond" w:eastAsia="Garamond" w:cs="Garamond"/>
+          <w:b/>
+          <w:bCs/>
+        </w:rPr>
+        <w:t xml:space="preserve">des dépenses, dans le respect des procédures établies</w:t>
+      </w:r>
+      <w:r>
+        <w:rPr>
+          <w:rFonts w:ascii="Garamond" w:hAnsi="Garamond" w:eastAsia="Garamond" w:cs="Garamond"/>
+        </w:rPr>
+        <w:t xml:space="preserve"> ?</w:t>
+      </w:r>
+      <w:r>
+        <w:rPr>
+          <w:rFonts w:ascii="Garamond" w:hAnsi="Garamond" w:eastAsia="Garamond" w:cs="Garamond"/>
+          <w:highlight w:val="none"/>
+        </w:rPr>
+      </w:r>
+      <w:r>
+        <w:rPr>
+          <w:rFonts w:ascii="Garamond" w:hAnsi="Garamond" w:cs="Garamond"/>
+          <w:highlight w:val="none"/>
+        </w:rPr>
+      </w:r>
+    </w:p>
+    <w:p>
+      <w:pPr>
+        <w:pStyle w:val="935"/>
+        <w:numPr>
+          <w:ilvl w:val="1"/>
+          <w:numId w:val="10"/>
+        </w:numPr>
+        <w:pBdr/>
+        <w:spacing w:line="360" w:lineRule="auto"/>
+        <w:ind/>
+        <w:jc w:val="both"/>
         <w:rPr>
           <w:rFonts w:ascii="Garamond" w:hAnsi="Garamond" w:cs="Garamond"/>
           <w:b/>
           <w:bCs/>
+          <w:sz w:val="28"/>
+          <w:szCs w:val="28"/>
+        </w:rPr>
+      </w:pPr>
+      <w:r>
+        <w:rPr>
+          <w:rFonts w:ascii="Garamond" w:hAnsi="Garamond" w:eastAsia="Garamond" w:cs="Garamond"/>
+          <w:b/>
+          <w:bCs/>
+          <w:sz w:val="28"/>
+          <w:szCs w:val="28"/>
+        </w:rPr>
+        <w:t xml:space="preserve">Objectifs de l’étude</w:t>
+      </w:r>
+      <w:r>
+        <w:rPr>
+          <w:rFonts w:ascii="Garamond" w:hAnsi="Garamond" w:eastAsia="Garamond" w:cs="Garamond"/>
+          <w:b/>
+          <w:bCs/>
+          <w:sz w:val="28"/>
+          <w:szCs w:val="28"/>
+        </w:rPr>
+      </w:r>
+      <w:r>
+        <w:rPr>
+          <w:rFonts w:ascii="Garamond" w:hAnsi="Garamond" w:cs="Garamond"/>
+          <w:b/>
+          <w:bCs/>
+          <w:sz w:val="28"/>
+          <w:szCs w:val="28"/>
         </w:rPr>
       </w:r>
     </w:p>
@@ -1473,11 +2698,80 @@
         <w:rPr>
           <w:rFonts w:ascii="Garamond" w:hAnsi="Garamond" w:eastAsia="Garamond" w:cs="Garamond"/>
         </w:rPr>
-        <w:t xml:space="preserve">La DSI a pour mission principale d’assurer la mise en œuvre et la gestion du système d’information de l’université. À ce titre, elle est chargée de :</w:t>
+        <w:t xml:space="preserve">L’objectif de cette étude est </w:t>
+      </w:r>
+      <w:r>
+        <w:rPr>
+          <w:rFonts w:ascii="Garamond" w:hAnsi="Garamond" w:eastAsia="Garamond" w:cs="Garamond"/>
+        </w:rPr>
+        <w:t xml:space="preserve">de concevoir et de proposer une solution informatique permettant d’améliorer la gestion des financements extérieurs au sein de l’université, en assurant le suivi des ressources mobilisées, la gestion des budgets et le contrôle de l’exécution des dépenses. </w:t>
+      </w:r>
+      <w:r>
+        <w:rPr>
+          <w:rFonts w:ascii="Garamond" w:hAnsi="Garamond" w:eastAsia="Garamond" w:cs="Garamond"/>
+        </w:rPr>
       </w:r>
       <w:r>
         <w:rPr>
           <w:rFonts w:ascii="Garamond" w:hAnsi="Garamond" w:cs="Garamond"/>
+        </w:rPr>
+      </w:r>
+    </w:p>
+    <w:p>
+      <w:pPr>
+        <w:pBdr/>
+        <w:spacing w:line="360" w:lineRule="auto"/>
+        <w:ind/>
+        <w:jc w:val="both"/>
+        <w:rPr>
+          <w:rFonts w:ascii="Garamond" w:hAnsi="Garamond" w:cs="Garamond"/>
+        </w:rPr>
+      </w:pPr>
+      <w:r>
+        <w:rPr>
+          <w:rFonts w:ascii="Garamond" w:hAnsi="Garamond" w:eastAsia="Garamond" w:cs="Garamond"/>
+        </w:rPr>
+        <w:t xml:space="preserve">De </w:t>
+      </w:r>
+      <w:r>
+        <w:rPr>
+          <w:rFonts w:ascii="Garamond" w:hAnsi="Garamond" w:eastAsia="Garamond" w:cs="Garamond"/>
+        </w:rPr>
+        <w:t xml:space="preserve">façon</w:t>
+      </w:r>
+      <w:r>
+        <w:rPr>
+          <w:rFonts w:ascii="Garamond" w:hAnsi="Garamond" w:eastAsia="Garamond" w:cs="Garamond"/>
+        </w:rPr>
+        <w:t xml:space="preserve"> plus </w:t>
+      </w:r>
+      <w:r>
+        <w:rPr>
+          <w:rFonts w:ascii="Garamond" w:hAnsi="Garamond" w:eastAsia="Garamond" w:cs="Garamond"/>
+        </w:rPr>
+        <w:t xml:space="preserve">spécifique</w:t>
+      </w:r>
+      <w:r>
+        <w:rPr>
+          <w:rFonts w:ascii="Garamond" w:hAnsi="Garamond" w:eastAsia="Garamond" w:cs="Garamond"/>
+        </w:rPr>
+        <w:t xml:space="preserve">, il s’agit de </w:t>
+      </w:r>
+      <w:r>
+        <w:rPr>
+          <w:rFonts w:ascii="Garamond" w:hAnsi="Garamond" w:eastAsia="Garamond" w:cs="Garamond"/>
+        </w:rPr>
+        <w:t xml:space="preserve">:</w:t>
+      </w:r>
+      <w:r>
+        <w:rPr>
+          <w:rFonts w:ascii="Garamond" w:hAnsi="Garamond" w:eastAsia="Garamond" w:cs="Garamond"/>
+        </w:rPr>
+        <w:t xml:space="preserve"> </w:t>
+      </w:r>
+      <w:r>
+        <w:rPr>
+          <w:rFonts w:ascii="Garamond" w:hAnsi="Garamond" w:eastAsia="Garamond" w:cs="Garamond"/>
         </w:rPr>
       </w:r>
       <w:r>
@@ -1505,17 +2799,29 @@
         <w:rPr>
           <w:rFonts w:ascii="Garamond" w:hAnsi="Garamond" w:eastAsia="Garamond" w:cs="Garamond"/>
         </w:rPr>
-        <w:t xml:space="preserve">Développer</w:t>
+        <w:t xml:space="preserve">Mettre en place un mécanisme de suivi</w:t>
       </w:r>
       <w:r>
         <w:rPr>
           <w:rFonts w:ascii="Garamond" w:hAnsi="Garamond" w:eastAsia="Garamond" w:cs="Garamond"/>
         </w:rPr>
-        <w:t xml:space="preserve"> et maintenir les applications informatiques ;</w:t>
-      </w:r>
-      <w:r>
-        <w:rPr>
-          <w:rFonts w:ascii="Garamond" w:hAnsi="Garamond" w:cs="Garamond"/>
+        <w:t xml:space="preserve"> et d’enregistrement</w:t>
+      </w:r>
+      <w:r>
+        <w:rPr>
+          <w:rFonts w:ascii="Garamond" w:hAnsi="Garamond" w:eastAsia="Garamond" w:cs="Garamond"/>
+        </w:rPr>
+        <w:t xml:space="preserve"> des ressources financières mobilisées auprès des bailleurs </w:t>
+      </w:r>
+      <w:r>
+        <w:rPr>
+          <w:rFonts w:ascii="Garamond" w:hAnsi="Garamond" w:eastAsia="Garamond" w:cs="Garamond"/>
+        </w:rPr>
+        <w:t xml:space="preserve">;</w:t>
+      </w:r>
+      <w:r>
+        <w:rPr>
+          <w:rFonts w:ascii="Garamond" w:hAnsi="Garamond" w:eastAsia="Garamond" w:cs="Garamond"/>
         </w:rPr>
       </w:r>
       <w:r>
@@ -1543,17 +2849,11 @@
         <w:rPr>
           <w:rFonts w:ascii="Garamond" w:hAnsi="Garamond" w:eastAsia="Garamond" w:cs="Garamond"/>
         </w:rPr>
-        <w:t xml:space="preserve">Administrer</w:t>
+        <w:t xml:space="preserve">Assurer une gestion structurée des budgets par rubriques conformément aux conventions </w:t>
       </w:r>
       <w:r>
         <w:rPr>
           <w:rFonts w:ascii="Garamond" w:hAnsi="Garamond" w:eastAsia="Garamond" w:cs="Garamond"/>
-        </w:rPr>
-        <w:t xml:space="preserve"> les systèmes et les réseaux ;</w:t>
-      </w:r>
-      <w:r>
-        <w:rPr>
-          <w:rFonts w:ascii="Garamond" w:hAnsi="Garamond" w:cs="Garamond"/>
         </w:rPr>
       </w:r>
       <w:r>
@@ -1581,17 +2881,17 @@
         <w:rPr>
           <w:rFonts w:ascii="Garamond" w:hAnsi="Garamond" w:eastAsia="Garamond" w:cs="Garamond"/>
         </w:rPr>
-        <w:t xml:space="preserve">Assurer</w:t>
+        <w:t xml:space="preserve">Permettre le suivi des dépenses en lien avec les activités des projets </w:t>
       </w:r>
       <w:r>
         <w:rPr>
           <w:rFonts w:ascii="Garamond" w:hAnsi="Garamond" w:eastAsia="Garamond" w:cs="Garamond"/>
         </w:rPr>
-        <w:t xml:space="preserve"> la disponibilité et la sécurité des données ;</w:t>
-      </w:r>
-      <w:r>
-        <w:rPr>
-          <w:rFonts w:ascii="Garamond" w:hAnsi="Garamond" w:cs="Garamond"/>
+        <w:t xml:space="preserve">;</w:t>
+      </w:r>
+      <w:r>
+        <w:rPr>
+          <w:rFonts w:ascii="Garamond" w:hAnsi="Garamond" w:eastAsia="Garamond" w:cs="Garamond"/>
         </w:rPr>
       </w:r>
       <w:r>
@@ -1619,17 +2919,35 @@
         <w:rPr>
           <w:rFonts w:ascii="Garamond" w:hAnsi="Garamond" w:eastAsia="Garamond" w:cs="Garamond"/>
         </w:rPr>
-        <w:t xml:space="preserve">Gérer</w:t>
+        <w:t xml:space="preserve">Intégrer un système de contrôle automatique afin d</w:t>
       </w:r>
       <w:r>
         <w:rPr>
           <w:rFonts w:ascii="Garamond" w:hAnsi="Garamond" w:eastAsia="Garamond" w:cs="Garamond"/>
         </w:rPr>
-        <w:t xml:space="preserve"> les services Internet et les infrastructures numériques ;</w:t>
-      </w:r>
-      <w:r>
-        <w:rPr>
-          <w:rFonts w:ascii="Garamond" w:hAnsi="Garamond" w:cs="Garamond"/>
+        <w:t xml:space="preserve">’éviter </w:t>
+      </w:r>
+      <w:r>
+        <w:rPr>
+          <w:rFonts w:ascii="Garamond" w:hAnsi="Garamond" w:eastAsia="Garamond" w:cs="Garamond"/>
+        </w:rPr>
+        <w:t xml:space="preserve">les dépassements </w:t>
+      </w:r>
+      <w:r>
+        <w:rPr>
+          <w:rFonts w:ascii="Garamond" w:hAnsi="Garamond" w:eastAsia="Garamond" w:cs="Garamond"/>
+        </w:rPr>
+        <w:t xml:space="preserve">budgétaires</w:t>
+      </w:r>
+      <w:r>
+        <w:rPr>
+          <w:rFonts w:ascii="Garamond" w:hAnsi="Garamond" w:eastAsia="Garamond" w:cs="Garamond"/>
+        </w:rPr>
+        <w:t xml:space="preserve"> ;</w:t>
+      </w:r>
+      <w:r>
+        <w:rPr>
+          <w:rFonts w:ascii="Garamond" w:hAnsi="Garamond" w:eastAsia="Garamond" w:cs="Garamond"/>
         </w:rPr>
       </w:r>
       <w:r>
@@ -1657,17 +2975,23 @@
         <w:rPr>
           <w:rFonts w:ascii="Garamond" w:hAnsi="Garamond" w:eastAsia="Garamond" w:cs="Garamond"/>
         </w:rPr>
-        <w:t xml:space="preserve">Fournir</w:t>
+        <w:t xml:space="preserve">Modéliser et implémenter le circuit de validation des dépenses en fonction de leur </w:t>
       </w:r>
       <w:r>
         <w:rPr>
           <w:rFonts w:ascii="Garamond" w:hAnsi="Garamond" w:eastAsia="Garamond" w:cs="Garamond"/>
         </w:rPr>
-        <w:t xml:space="preserve"> une assistance technique aux utilisateurs.</w:t>
-      </w:r>
-      <w:r>
-        <w:rPr>
-          <w:rFonts w:ascii="Garamond" w:hAnsi="Garamond" w:cs="Garamond"/>
+        <w:t xml:space="preserve">nature</w:t>
+      </w:r>
+      <w:r>
+        <w:rPr>
+          <w:rFonts w:ascii="Garamond" w:hAnsi="Garamond" w:eastAsia="Garamond" w:cs="Garamond"/>
+        </w:rPr>
+        <w:t xml:space="preserve"> ;</w:t>
+      </w:r>
+      <w:r>
+        <w:rPr>
+          <w:rFonts w:ascii="Garamond" w:hAnsi="Garamond" w:eastAsia="Garamond" w:cs="Garamond"/>
         </w:rPr>
       </w:r>
       <w:r>
@@ -1678,6 +3002,11 @@
     </w:p>
     <w:p>
       <w:pPr>
+        <w:pStyle w:val="935"/>
+        <w:numPr>
+          <w:ilvl w:val="0"/>
+          <w:numId w:val="8"/>
+        </w:numPr>
         <w:pBdr/>
         <w:spacing w:line="360" w:lineRule="auto"/>
         <w:ind/>
@@ -1690,10 +3019,67 @@
         <w:rPr>
           <w:rFonts w:ascii="Garamond" w:hAnsi="Garamond" w:eastAsia="Garamond" w:cs="Garamond"/>
         </w:rPr>
+        <w:t xml:space="preserve">Garantir la traçabilité de l’ensemble des opérations financières </w:t>
+      </w:r>
+      <w:r>
+        <w:rPr>
+          <w:rFonts w:ascii="Garamond" w:hAnsi="Garamond" w:eastAsia="Garamond" w:cs="Garamond"/>
+        </w:rPr>
+        <w:t xml:space="preserve">;</w:t>
+      </w:r>
+      <w:r>
+        <w:rPr>
+          <w:rFonts w:ascii="Garamond" w:hAnsi="Garamond" w:eastAsia="Garamond" w:cs="Garamond"/>
+        </w:rPr>
       </w:r>
       <w:r>
         <w:rPr>
           <w:rFonts w:ascii="Garamond" w:hAnsi="Garamond" w:cs="Garamond"/>
+        </w:rPr>
+      </w:r>
+    </w:p>
+    <w:p>
+      <w:pPr>
+        <w:pStyle w:val="935"/>
+        <w:numPr>
+          <w:ilvl w:val="0"/>
+          <w:numId w:val="8"/>
+        </w:numPr>
+        <w:pBdr/>
+        <w:spacing w:line="360" w:lineRule="auto"/>
+        <w:ind/>
+        <w:jc w:val="both"/>
+        <w:rPr>
+          <w:rFonts w:ascii="Garamond" w:hAnsi="Garamond" w:cs="Garamond"/>
+        </w:rPr>
+      </w:pPr>
+      <w:r>
+        <w:rPr>
+          <w:rFonts w:ascii="Garamond" w:hAnsi="Garamond" w:eastAsia="Garamond" w:cs="Garamond"/>
+        </w:rPr>
+        <w:t xml:space="preserve">Fournir des outils de </w:t>
+      </w:r>
+      <w:r>
+        <w:rPr>
+          <w:rFonts w:ascii="Garamond" w:hAnsi="Garamond" w:eastAsia="Garamond" w:cs="Garamond"/>
+        </w:rPr>
+        <w:t xml:space="preserve">reportions</w:t>
+      </w:r>
+      <w:r>
+        <w:rPr>
+          <w:rFonts w:ascii="Garamond" w:hAnsi="Garamond" w:eastAsia="Garamond" w:cs="Garamond"/>
+        </w:rPr>
+        <w:t xml:space="preserve"> pour le suivi et l’aide à la décision</w:t>
+      </w:r>
+      <w:r>
+        <w:rPr>
+          <w:rFonts w:ascii="Garamond" w:hAnsi="Garamond" w:eastAsia="Garamond" w:cs="Garamond"/>
+        </w:rPr>
+        <w:t xml:space="preserve">.</w:t>
+      </w:r>
+      <w:r>
+        <w:rPr>
+          <w:rFonts w:ascii="Garamond" w:hAnsi="Garamond" w:eastAsia="Garamond" w:cs="Garamond"/>
         </w:rPr>
       </w:r>
       <w:r>
@@ -1729,7 +3115,26 @@
           <w:sz w:val="28"/>
           <w:szCs w:val="28"/>
         </w:rPr>
-        <w:t xml:space="preserve">Organisation de la DSI</w:t>
+        <w:t xml:space="preserve">Résultats</w:t>
+      </w:r>
+      <w:r>
+        <w:rPr>
+          <w:rFonts w:ascii="Garamond" w:hAnsi="Garamond" w:eastAsia="Garamond" w:cs="Garamond"/>
+          <w:b/>
+          <w:bCs/>
+          <w:sz w:val="28"/>
+          <w:szCs w:val="28"/>
+        </w:rPr>
+        <w:t xml:space="preserve"> attendus</w:t>
+      </w:r>
+      <w:r>
+        <w:rPr>
+          <w:rFonts w:ascii="Garamond" w:hAnsi="Garamond" w:eastAsia="Garamond" w:cs="Garamond"/>
+          <w:b/>
+          <w:bCs/>
+          <w:sz w:val="28"/>
+          <w:szCs w:val="28"/>
+        </w:rPr>
       </w:r>
       <w:r>
         <w:rPr>
@@ -1740,7 +3145,82 @@
           <w:szCs w:val="28"/>
         </w:rPr>
       </w:r>
-      <w:r>
+    </w:p>
+    <w:p>
+      <w:pPr>
+        <w:pBdr/>
+        <w:spacing w:line="360" w:lineRule="auto"/>
+        <w:ind w:firstLine="0" w:left="0"/>
+        <w:jc w:val="both"/>
+        <w:rPr>
+          <w:rFonts w:ascii="Garamond" w:hAnsi="Garamond" w:cs="Garamond"/>
+        </w:rPr>
+      </w:pPr>
+      <w:r>
+        <w:rPr>
+          <w:rFonts w:ascii="Garamond" w:hAnsi="Garamond" w:eastAsia="Garamond" w:cs="Garamond"/>
+        </w:rPr>
+      </w:r>
+      <w:r>
+        <w:rPr>
+          <w:rFonts w:ascii="Garamond" w:hAnsi="Garamond" w:eastAsia="Garamond" w:cs="Garamond"/>
+        </w:rPr>
+        <w:t xml:space="preserve">A l'issue du projet, le système livré devra permettre à chaque acteur de disposer d'une visibilité claire et en temps réel sur les fonds mobilisés et les budgets disponibles, d'un circuit de validation des dépenses formalisé et traçable, d'un historique co</w:t>
+      </w:r>
+      <w:r>
+        <w:rPr>
+          <w:rFonts w:ascii="Garamond" w:hAnsi="Garamond" w:eastAsia="Garamond" w:cs="Garamond"/>
+        </w:rPr>
+        <w:t xml:space="preserve">mplet et immuable de toutes les opérations financières, et de rapports fiables générés automatiquement pour les décideurs et les bailleurs de fonds.</w:t>
+      </w:r>
+      <w:r>
+        <w:rPr>
+          <w:rFonts w:ascii="Garamond" w:hAnsi="Garamond" w:eastAsia="Garamond" w:cs="Garamond"/>
+        </w:rPr>
+      </w:r>
+      <w:r>
+        <w:rPr>
+          <w:rFonts w:ascii="Garamond" w:hAnsi="Garamond" w:cs="Garamond"/>
+        </w:rPr>
+      </w:r>
+    </w:p>
+    <w:p>
+      <w:pPr>
+        <w:pBdr/>
+        <w:spacing w:line="360" w:lineRule="auto"/>
+        <w:ind/>
+        <w:jc w:val="both"/>
+        <w:rPr>
+          <w:rFonts w:ascii="Garamond" w:hAnsi="Garamond" w:cs="Garamond"/>
+        </w:rPr>
+      </w:pPr>
+      <w:r>
+        <w:rPr>
+          <w:rFonts w:ascii="Garamond" w:hAnsi="Garamond" w:eastAsia="Garamond" w:cs="Garamond"/>
+        </w:rPr>
+      </w:r>
+      <w:r>
+        <w:rPr>
+          <w:rFonts w:ascii="Garamond" w:hAnsi="Garamond" w:eastAsia="Garamond" w:cs="Garamond"/>
+        </w:rPr>
+      </w:r>
+      <w:r>
+        <w:rPr>
+          <w:rFonts w:ascii="Garamond" w:hAnsi="Garamond" w:cs="Garamond"/>
+        </w:rPr>
+      </w:r>
+    </w:p>
+    <w:p>
+      <w:pPr>
+        <w:pStyle w:val="935"/>
+        <w:numPr>
+          <w:ilvl w:val="1"/>
+          <w:numId w:val="10"/>
+        </w:numPr>
+        <w:pBdr/>
+        <w:spacing w:line="360" w:lineRule="auto"/>
+        <w:ind/>
+        <w:jc w:val="both"/>
         <w:rPr>
           <w:rFonts w:ascii="Garamond" w:hAnsi="Garamond" w:cs="Garamond"/>
           <w:b/>
@@ -1748,313 +3228,36 @@
           <w:sz w:val="28"/>
           <w:szCs w:val="28"/>
         </w:rPr>
-      </w:r>
-    </w:p>
-    <w:p>
-      <w:pPr>
-        <w:pBdr/>
-        <w:spacing w:line="360" w:lineRule="auto"/>
-        <w:ind/>
-        <w:jc w:val="both"/>
-        <w:rPr>
-          <w:rFonts w:ascii="Garamond" w:hAnsi="Garamond" w:cs="Garamond"/>
-        </w:rPr>
-      </w:pPr>
-      <w:r>
-        <w:rPr>
-          <w:rFonts w:ascii="Garamond" w:hAnsi="Garamond" w:eastAsia="Garamond" w:cs="Garamond"/>
-        </w:rPr>
-        <w:t xml:space="preserve">Pour accomplir ses missions, la DSI est organisée en trois services :</w:t>
-      </w:r>
-      <w:r>
-        <w:rPr>
-          <w:rFonts w:ascii="Garamond" w:hAnsi="Garamond" w:cs="Garamond"/>
-        </w:rPr>
-      </w:r>
-      <w:r>
-        <w:rPr>
-          <w:rFonts w:ascii="Garamond" w:hAnsi="Garamond" w:cs="Garamond"/>
-        </w:rPr>
-      </w:r>
-    </w:p>
-    <w:p>
-      <w:pPr>
-        <w:pStyle w:val="935"/>
-        <w:numPr>
-          <w:ilvl w:val="0"/>
-          <w:numId w:val="8"/>
-        </w:numPr>
-        <w:pBdr/>
-        <w:spacing w:line="360" w:lineRule="auto"/>
-        <w:ind/>
-        <w:jc w:val="both"/>
-        <w:rPr>
-          <w:rFonts w:ascii="Garamond" w:hAnsi="Garamond" w:cs="Garamond"/>
-        </w:rPr>
       </w:pPr>
       <w:r>
         <w:rPr>
           <w:rFonts w:ascii="Garamond" w:hAnsi="Garamond" w:eastAsia="Garamond" w:cs="Garamond"/>
           <w:b/>
           <w:bCs/>
-        </w:rPr>
-        <w:t xml:space="preserve">Le</w:t>
+          <w:sz w:val="28"/>
+          <w:szCs w:val="28"/>
+        </w:rPr>
       </w:r>
       <w:r>
         <w:rPr>
           <w:rFonts w:ascii="Garamond" w:hAnsi="Garamond" w:eastAsia="Garamond" w:cs="Garamond"/>
           <w:b/>
           <w:bCs/>
-        </w:rPr>
-        <w:t xml:space="preserve"> Service Applications et Bases de données </w:t>
-      </w:r>
-      <w:r>
-        <w:rPr>
-          <w:rFonts w:ascii="Garamond" w:hAnsi="Garamond" w:eastAsia="Garamond" w:cs="Garamond"/>
-        </w:rPr>
-        <w:t xml:space="preserve">: Elle est respons</w:t>
-      </w:r>
-      <w:r>
-        <w:rPr>
-          <w:rFonts w:ascii="Garamond" w:hAnsi="Garamond" w:eastAsia="Garamond" w:cs="Garamond"/>
-        </w:rPr>
-        <w:t xml:space="preserve">able du développement et de la gestion des logiciels de l’université. Elle intervient dans la maintenance des applications,la gestion des bases de données et la mise en place des solutions numériques ;c’est au sein de ce service que se déroule notre stage.</w:t>
-      </w:r>
-      <w:r>
-        <w:rPr>
-          <w:rFonts w:ascii="Garamond" w:hAnsi="Garamond" w:cs="Garamond"/>
-        </w:rPr>
-      </w:r>
-      <w:r>
-        <w:rPr>
-          <w:rFonts w:ascii="Garamond" w:hAnsi="Garamond" w:cs="Garamond"/>
-        </w:rPr>
-      </w:r>
-    </w:p>
-    <w:p>
-      <w:pPr>
-        <w:pStyle w:val="935"/>
-        <w:numPr>
-          <w:ilvl w:val="0"/>
-          <w:numId w:val="8"/>
-        </w:numPr>
-        <w:pBdr/>
-        <w:spacing w:line="360" w:lineRule="auto"/>
-        <w:ind/>
-        <w:jc w:val="both"/>
-        <w:rPr>
-          <w:rFonts w:ascii="Garamond" w:hAnsi="Garamond" w:cs="Garamond"/>
-          <w:b/>
-          <w:bCs/>
-        </w:rPr>
-      </w:pPr>
+          <w:sz w:val="28"/>
+          <w:szCs w:val="28"/>
+        </w:rPr>
+        <w:t xml:space="preserve">Acteurs et organisation du projet</w:t>
+      </w:r>
       <w:r>
         <w:rPr>
           <w:rFonts w:ascii="Garamond" w:hAnsi="Garamond" w:eastAsia="Garamond" w:cs="Garamond"/>
           <w:b/>
           <w:bCs/>
-        </w:rPr>
-        <w:t xml:space="preserve">Le</w:t>
-      </w:r>
-      <w:r>
-        <w:rPr>
-          <w:rFonts w:ascii="Garamond" w:hAnsi="Garamond" w:eastAsia="Garamond" w:cs="Garamond"/>
-          <w:b/>
-          <w:bCs/>
-        </w:rPr>
-        <w:t xml:space="preserve"> Service Réseau et Systèmes</w:t>
-      </w:r>
-      <w:r>
-        <w:rPr>
-          <w:rFonts w:ascii="Garamond" w:hAnsi="Garamond" w:eastAsia="Garamond" w:cs="Garamond"/>
-          <w:b w:val="0"/>
-          <w:bCs w:val="0"/>
-        </w:rPr>
-        <w:t xml:space="preserve"> : </w:t>
-      </w:r>
-      <w:r>
-        <w:rPr>
-          <w:rFonts w:ascii="Garamond" w:hAnsi="Garamond" w:eastAsia="Garamond" w:cs="Garamond"/>
-          <w:b w:val="0"/>
-          <w:bCs w:val="0"/>
-        </w:rPr>
-        <w:t xml:space="preserve">Elle assure le bon fonctionnement de l’infrastructure informatique</w:t>
-      </w:r>
-      <w:r>
-        <w:rPr>
-          <w:rFonts w:ascii="Garamond" w:hAnsi="Garamond" w:eastAsia="Garamond" w:cs="Garamond"/>
-          <w:b/>
-          <w:bCs/>
-        </w:rPr>
-        <w:t xml:space="preserve"> : </w:t>
-      </w:r>
-      <w:r>
-        <w:rPr>
-          <w:rFonts w:ascii="Garamond" w:hAnsi="Garamond" w:eastAsia="Garamond" w:cs="Garamond"/>
-          <w:b w:val="0"/>
-          <w:bCs w:val="0"/>
-        </w:rPr>
-        <w:t xml:space="preserve">administration des réseaux et des serveurs,maintenance des équipements et sécurité des systèmes</w:t>
-      </w:r>
-      <w:r>
-        <w:rPr>
-          <w:rFonts w:ascii="Garamond" w:hAnsi="Garamond" w:eastAsia="Garamond" w:cs="Garamond"/>
-          <w:b w:val="0"/>
-          <w:bCs w:val="0"/>
-        </w:rPr>
-        <w:t xml:space="preserve">.</w:t>
-      </w:r>
-      <w:r>
-        <w:rPr>
-          <w:rFonts w:ascii="Garamond" w:hAnsi="Garamond" w:cs="Garamond"/>
-          <w:b/>
-          <w:bCs/>
-        </w:rPr>
-      </w:r>
-      <w:r>
-        <w:rPr>
-          <w:rFonts w:ascii="Garamond" w:hAnsi="Garamond" w:cs="Garamond"/>
-          <w:b/>
-          <w:bCs/>
-        </w:rPr>
-      </w:r>
-    </w:p>
-    <w:p>
-      <w:pPr>
-        <w:pStyle w:val="935"/>
-        <w:numPr>
-          <w:ilvl w:val="0"/>
-          <w:numId w:val="8"/>
-        </w:numPr>
-        <w:pBdr/>
-        <w:spacing w:line="360" w:lineRule="auto"/>
-        <w:ind/>
-        <w:jc w:val="both"/>
-        <w:rPr>
-          <w:rFonts w:ascii="Garamond" w:hAnsi="Garamond" w:cs="Garamond"/>
-          <w:b/>
-          <w:bCs/>
-        </w:rPr>
-      </w:pPr>
-      <w:r>
-        <w:rPr>
-          <w:rFonts w:ascii="Garamond" w:hAnsi="Garamond" w:eastAsia="Garamond" w:cs="Garamond"/>
-          <w:b/>
-          <w:bCs/>
-        </w:rPr>
-      </w:r>
-      <w:r>
-        <w:rPr>
-          <w:rFonts w:ascii="Garamond" w:hAnsi="Garamond" w:eastAsia="Garamond" w:cs="Garamond"/>
-          <w:b/>
-          <w:bCs/>
-          <w:color w:val="000000"/>
-          <w:sz w:val="24"/>
-        </w:rPr>
-        <w:t xml:space="preserve">Le Service Secrétariat</w:t>
-      </w:r>
-      <w:r>
-        <w:rPr>
-          <w:rFonts w:ascii="Garamond" w:hAnsi="Garamond" w:eastAsia="Garamond" w:cs="Garamond"/>
-          <w:color w:val="000000"/>
-          <w:sz w:val="24"/>
-        </w:rPr>
-        <w:t xml:space="preserve"> : </w:t>
-      </w:r>
-      <w:r>
-        <w:rPr>
-          <w:rFonts w:ascii="Garamond" w:hAnsi="Garamond" w:eastAsia="Garamond" w:cs="Garamond"/>
-        </w:rPr>
-        <w:t xml:space="preserve">Elle assure le fonctionnement administratif de la DSI. Il gère le courrier, l'accueil des usagers et le suivi des correspondances officielles, garantissant la fluidité des échanges entre la direction et les autres services de l'université.</w:t>
-      </w:r>
-      <w:r>
-        <w:rPr>
-          <w:rFonts w:ascii="Garamond" w:hAnsi="Garamond" w:cs="Garamond"/>
-          <w:b/>
-          <w:bCs/>
-        </w:rPr>
-      </w:r>
-      <w:r>
-        <w:rPr>
-          <w:rFonts w:ascii="Garamond" w:hAnsi="Garamond" w:cs="Garamond"/>
-          <w:b/>
-          <w:bCs/>
-        </w:rPr>
-      </w:r>
-    </w:p>
-    <w:p>
-      <w:pPr>
-        <w:pBdr/>
-        <w:spacing w:line="360" w:lineRule="auto"/>
-        <w:ind w:firstLine="0" w:left="0"/>
-        <w:jc w:val="both"/>
-        <w:rPr>
-          <w:rFonts w:ascii="Garamond" w:hAnsi="Garamond" w:cs="Garamond"/>
-          <w:b/>
-          <w:bCs/>
-        </w:rPr>
-      </w:pPr>
-      <w:r>
-        <w:rPr>
-          <w:rFonts w:ascii="Garamond" w:hAnsi="Garamond" w:eastAsia="Garamond" w:cs="Garamond"/>
-          <w:b/>
-          <w:bCs/>
-          <w:highlight w:val="none"/>
-        </w:rPr>
-      </w:r>
-      <w:r>
-        <w:rPr>
-          <w:rFonts w:ascii="Garamond" w:hAnsi="Garamond" w:cs="Garamond"/>
-          <w:b/>
-          <w:bCs/>
-        </w:rPr>
-      </w:r>
-      <w:r>
-        <w:rPr>
-          <w:rFonts w:ascii="Garamond" w:hAnsi="Garamond" w:cs="Garamond"/>
-          <w:b/>
-          <w:bCs/>
-        </w:rPr>
-      </w:r>
-    </w:p>
-    <w:p>
-      <w:pPr>
-        <w:pBdr/>
-        <w:spacing w:line="360" w:lineRule="auto"/>
-        <w:ind/>
-        <w:jc w:val="both"/>
-        <w:rPr>
-          <w:rFonts w:ascii="Garamond" w:hAnsi="Garamond" w:cs="Garamond"/>
-        </w:rPr>
-      </w:pPr>
-      <w:r>
-        <w:rPr>
-          <w:rFonts w:ascii="Garamond" w:hAnsi="Garamond" w:eastAsia="Garamond" w:cs="Garamond"/>
-        </w:rPr>
-        <w:t xml:space="preserve">Ces trois services forment un ensemble cohérent qui garantit le bon fonctionnement du système informatique de l’université.</w:t>
-      </w:r>
-      <w:r>
-        <w:rPr>
-          <w:rFonts w:ascii="Garamond" w:hAnsi="Garamond" w:cs="Garamond"/>
-        </w:rPr>
-      </w:r>
-      <w:r>
-        <w:rPr>
-          <w:rFonts w:ascii="Garamond" w:hAnsi="Garamond" w:cs="Garamond"/>
-        </w:rPr>
-      </w:r>
-    </w:p>
-    <w:p>
-      <w:pPr>
-        <w:pStyle w:val="935"/>
-        <w:numPr>
-          <w:ilvl w:val="0"/>
-          <w:numId w:val="10"/>
-        </w:numPr>
-        <w:pBdr/>
-        <w:spacing w:line="360" w:lineRule="auto"/>
-        <w:ind/>
-        <w:jc w:val="both"/>
+          <w:sz w:val="28"/>
+          <w:szCs w:val="28"/>
+        </w:rPr>
+      </w:r>
+      <w:r>
         <w:rPr>
           <w:rFonts w:ascii="Garamond" w:hAnsi="Garamond" w:cs="Garamond"/>
           <w:b/>
@@ -2062,6 +3265,26 @@
           <w:sz w:val="28"/>
           <w:szCs w:val="28"/>
         </w:rPr>
+      </w:r>
+    </w:p>
+    <w:p>
+      <w:pPr>
+        <w:pStyle w:val="935"/>
+        <w:numPr>
+          <w:ilvl w:val="2"/>
+          <w:numId w:val="10"/>
+        </w:numPr>
+        <w:pBdr/>
+        <w:spacing w:line="360" w:lineRule="auto"/>
+        <w:ind/>
+        <w:jc w:val="both"/>
+        <w:rPr>
+          <w:rFonts w:ascii="Garamond" w:hAnsi="Garamond" w:cs="Garamond"/>
+          <w:b/>
+          <w:bCs/>
+          <w:sz w:val="28"/>
+          <w:szCs w:val="28"/>
+        </w:rPr>
       </w:pPr>
       <w:r>
         <w:rPr>
@@ -2071,1240 +3294,11 @@
           <w:sz w:val="28"/>
           <w:szCs w:val="28"/>
         </w:rPr>
-        <w:t xml:space="preserve">Présentation</w:t>
+        <w:t xml:space="preserve">Acteur du projet</w:t>
       </w:r>
       <w:r>
         <w:rPr>
           <w:rFonts w:ascii="Garamond" w:hAnsi="Garamond" w:eastAsia="Garamond" w:cs="Garamond"/>
-          <w:b/>
-          <w:bCs/>
-          <w:sz w:val="28"/>
-          <w:szCs w:val="28"/>
-        </w:rPr>
-        <w:t xml:space="preserve"> du projet</w:t>
-      </w:r>
-      <w:r>
-        <w:rPr>
-          <w:rFonts w:ascii="Garamond" w:hAnsi="Garamond" w:cs="Garamond"/>
-          <w:b/>
-          <w:bCs/>
-          <w:sz w:val="28"/>
-          <w:szCs w:val="28"/>
-        </w:rPr>
-      </w:r>
-      <w:r>
-        <w:rPr>
-          <w:rFonts w:ascii="Garamond" w:hAnsi="Garamond" w:cs="Garamond"/>
-          <w:b/>
-          <w:bCs/>
-          <w:sz w:val="28"/>
-          <w:szCs w:val="28"/>
-        </w:rPr>
-      </w:r>
-    </w:p>
-    <w:p>
-      <w:pPr>
-        <w:pStyle w:val="935"/>
-        <w:numPr>
-          <w:ilvl w:val="1"/>
-          <w:numId w:val="10"/>
-        </w:numPr>
-        <w:pBdr/>
-        <w:spacing w:line="360" w:lineRule="auto"/>
-        <w:ind/>
-        <w:jc w:val="both"/>
-        <w:rPr>
-          <w:rFonts w:ascii="Garamond" w:hAnsi="Garamond" w:cs="Garamond"/>
-          <w:b/>
-          <w:bCs/>
-          <w:sz w:val="28"/>
-          <w:szCs w:val="28"/>
-        </w:rPr>
-      </w:pPr>
-      <w:r>
-        <w:rPr>
-          <w:rFonts w:ascii="Garamond" w:hAnsi="Garamond" w:eastAsia="Garamond" w:cs="Garamond"/>
-          <w:b/>
-          <w:bCs/>
-          <w:sz w:val="28"/>
-          <w:szCs w:val="28"/>
-        </w:rPr>
-        <w:t xml:space="preserve">Contexte</w:t>
-      </w:r>
-      <w:r>
-        <w:rPr>
-          <w:rFonts w:ascii="Garamond" w:hAnsi="Garamond" w:cs="Garamond"/>
-          <w:b/>
-          <w:bCs/>
-          <w:sz w:val="28"/>
-          <w:szCs w:val="28"/>
-        </w:rPr>
-      </w:r>
-      <w:r>
-        <w:rPr>
-          <w:rFonts w:ascii="Garamond" w:hAnsi="Garamond" w:cs="Garamond"/>
-          <w:b/>
-          <w:bCs/>
-          <w:sz w:val="28"/>
-          <w:szCs w:val="28"/>
-        </w:rPr>
-      </w:r>
-    </w:p>
-    <w:p>
-      <w:pPr>
-        <w:pBdr/>
-        <w:spacing w:line="360" w:lineRule="auto"/>
-        <w:ind/>
-        <w:jc w:val="both"/>
-        <w:rPr>
-          <w:rFonts w:ascii="Garamond" w:hAnsi="Garamond" w:cs="Garamond"/>
-        </w:rPr>
-      </w:pPr>
-      <w:r>
-        <w:rPr>
-          <w:rFonts w:ascii="Garamond" w:hAnsi="Garamond" w:eastAsia="Garamond" w:cs="Garamond"/>
-        </w:rPr>
-        <w:t xml:space="preserve">Dans le cadre de ses activités de recherche, l’</w:t>
-      </w:r>
-      <w:r>
-        <w:rPr>
-          <w:rStyle w:val="941"/>
-          <w:rFonts w:ascii="Garamond" w:hAnsi="Garamond" w:eastAsia="Garamond" w:cs="Garamond" w:eastAsiaTheme="majorEastAsia"/>
-        </w:rPr>
-        <w:t xml:space="preserve">Université Joseph KI-ZERBO</w:t>
-      </w:r>
-      <w:r>
-        <w:rPr>
-          <w:rFonts w:ascii="Garamond" w:hAnsi="Garamond" w:eastAsia="Garamond" w:cs="Garamond"/>
-        </w:rPr>
-        <w:t xml:space="preserve"> collabore avec divers partena</w:t>
-      </w:r>
-      <w:r>
-        <w:rPr>
-          <w:rFonts w:ascii="Garamond" w:hAnsi="Garamond" w:eastAsia="Garamond" w:cs="Garamond"/>
-        </w:rPr>
-        <w:t xml:space="preserve">ires techniques et financiers afin de soutenir ces projets. Ces projets nécessitent des ressources financières importantes, généralement obtenues auprès de ces partenaires sous forme de financements </w:t>
-      </w:r>
-      <w:r>
-        <w:rPr>
-          <w:rFonts w:ascii="Garamond" w:hAnsi="Garamond" w:eastAsia="Garamond" w:cs="Garamond"/>
-        </w:rPr>
-        <w:t xml:space="preserve">formalisé </w:t>
-      </w:r>
-      <w:r>
-        <w:rPr>
-          <w:rFonts w:ascii="Garamond" w:hAnsi="Garamond" w:eastAsia="Garamond" w:cs="Garamond"/>
-        </w:rPr>
-        <w:t xml:space="preserve">par des </w:t>
-      </w:r>
-      <w:r>
-        <w:rPr>
-          <w:rFonts w:ascii="Garamond" w:hAnsi="Garamond" w:eastAsia="Garamond" w:cs="Garamond"/>
-          <w:b/>
-          <w:bCs/>
-        </w:rPr>
-        <w:t xml:space="preserve">conventions</w:t>
-      </w:r>
-      <w:r>
-        <w:rPr>
-          <w:rFonts w:ascii="Garamond" w:hAnsi="Garamond" w:eastAsia="Garamond" w:cs="Garamond"/>
-        </w:rPr>
-        <w:t xml:space="preserve">.</w:t>
-      </w:r>
-      <w:r>
-        <w:rPr>
-          <w:rFonts w:ascii="Garamond" w:hAnsi="Garamond" w:cs="Garamond"/>
-        </w:rPr>
-      </w:r>
-      <w:r>
-        <w:rPr>
-          <w:rFonts w:ascii="Garamond" w:hAnsi="Garamond" w:cs="Garamond"/>
-        </w:rPr>
-      </w:r>
-    </w:p>
-    <w:p>
-      <w:pPr>
-        <w:pBdr/>
-        <w:spacing w:line="360" w:lineRule="auto"/>
-        <w:ind/>
-        <w:jc w:val="both"/>
-        <w:rPr>
-          <w:rFonts w:ascii="Garamond" w:hAnsi="Garamond" w:cs="Garamond"/>
-        </w:rPr>
-      </w:pPr>
-      <w:r>
-        <w:rPr>
-          <w:rFonts w:ascii="Garamond" w:hAnsi="Garamond" w:eastAsia="Garamond" w:cs="Garamond"/>
-        </w:rPr>
-      </w:r>
-      <w:r>
-        <w:rPr>
-          <w:rFonts w:ascii="Garamond" w:hAnsi="Garamond" w:eastAsia="Garamond" w:cs="Garamond"/>
-          <w14:ligatures w14:val="none"/>
-        </w:rPr>
-        <w:t xml:space="preserve">Une fois ces conventions signées, plusieurs opérations doivent être assurées, notamment la </w:t>
-      </w:r>
-      <w:r>
-        <w:rPr>
-          <w:rFonts w:ascii="Garamond" w:hAnsi="Garamond" w:eastAsia="Garamond" w:cs="Garamond"/>
-          <w:b/>
-          <w:bCs/>
-          <w14:ligatures w14:val="none"/>
-        </w:rPr>
-        <w:t xml:space="preserve">réception des fonds</w:t>
-      </w:r>
-      <w:r>
-        <w:rPr>
-          <w:rFonts w:ascii="Garamond" w:hAnsi="Garamond" w:eastAsia="Garamond" w:cs="Garamond"/>
-          <w14:ligatures w14:val="none"/>
-        </w:rPr>
-        <w:t xml:space="preserve">, leur </w:t>
-      </w:r>
-      <w:r>
-        <w:rPr>
-          <w:rFonts w:ascii="Garamond" w:hAnsi="Garamond" w:eastAsia="Garamond" w:cs="Garamond"/>
-          <w:b/>
-          <w:bCs/>
-          <w14:ligatures w14:val="none"/>
-        </w:rPr>
-        <w:t xml:space="preserve">répartition en rubriques budgétaires</w:t>
-      </w:r>
-      <w:r>
-        <w:rPr>
-          <w:rFonts w:ascii="Garamond" w:hAnsi="Garamond" w:eastAsia="Garamond" w:cs="Garamond"/>
-          <w14:ligatures w14:val="none"/>
-        </w:rPr>
-        <w:t xml:space="preserve"> et </w:t>
-      </w:r>
-      <w:r>
-        <w:rPr>
-          <w:rFonts w:ascii="Garamond" w:hAnsi="Garamond" w:eastAsia="Garamond" w:cs="Garamond"/>
-          <w:b/>
-          <w:bCs/>
-          <w14:ligatures w14:val="none"/>
-        </w:rPr>
-        <w:t xml:space="preserve">le suivi d</w:t>
-      </w:r>
-      <w:r>
-        <w:rPr>
-          <w:rFonts w:ascii="Garamond" w:hAnsi="Garamond" w:eastAsia="Garamond" w:cs="Garamond"/>
-          <w:b/>
-          <w:bCs/>
-          <w14:ligatures w14:val="none"/>
-        </w:rPr>
-        <w:t xml:space="preserve">e leur utilisation</w:t>
-      </w:r>
-      <w:r>
-        <w:rPr>
-          <w:rFonts w:ascii="Garamond" w:hAnsi="Garamond" w:eastAsia="Garamond" w:cs="Garamond"/>
-          <w14:ligatures w14:val="none"/>
-        </w:rPr>
-        <w:t xml:space="preserve"> dans le cadre de l’exécution des activités prévues. </w:t>
-      </w:r>
-      <w:r>
-        <w:rPr>
-          <w:rFonts w:ascii="Garamond" w:hAnsi="Garamond" w:cs="Garamond"/>
-        </w:rPr>
-      </w:r>
-      <w:r>
-        <w:rPr>
-          <w:rFonts w:ascii="Garamond" w:hAnsi="Garamond" w:cs="Garamond"/>
-        </w:rPr>
-      </w:r>
-    </w:p>
-    <w:p>
-      <w:pPr>
-        <w:pBdr/>
-        <w:spacing w:line="360" w:lineRule="auto"/>
-        <w:ind/>
-        <w:jc w:val="both"/>
-        <w:rPr>
-          <w:rFonts w:ascii="Garamond" w:hAnsi="Garamond" w:cs="Garamond"/>
-          <w14:ligatures w14:val="none"/>
-        </w:rPr>
-      </w:pPr>
-      <w:r>
-        <w:rPr>
-          <w:rFonts w:ascii="Garamond" w:hAnsi="Garamond" w:eastAsia="Garamond" w:cs="Garamond"/>
-          <w14:ligatures w14:val="none"/>
-        </w:rPr>
-        <w:t xml:space="preserve">C’est dans une logique de modernisation et d’amélioration de ce processus que la DSI s’est engagée dans la mise en place du </w:t>
-      </w:r>
-      <w:r>
-        <w:rPr>
-          <w:rFonts w:ascii="Garamond" w:hAnsi="Garamond" w:eastAsia="Garamond" w:cs="Garamond"/>
-          <w:b/>
-          <w:bCs/>
-          <w14:ligatures w14:val="none"/>
-        </w:rPr>
-        <w:t xml:space="preserve">Circuit Intégré des Financements Extérieurs Universitaires </w:t>
-      </w:r>
-      <w:r>
-        <w:rPr>
-          <w:rFonts w:ascii="Garamond" w:hAnsi="Garamond" w:eastAsia="Garamond" w:cs="Garamond"/>
-          <w14:ligatures w14:val="none"/>
-        </w:rPr>
-        <w:t xml:space="preserve">(CIFEU</w:t>
-      </w:r>
-      <w:r>
-        <w:rPr>
-          <w:rFonts w:ascii="Garamond" w:hAnsi="Garamond" w:eastAsia="Garamond" w:cs="Garamond"/>
-          <w14:ligatures w14:val="none"/>
-        </w:rPr>
-        <w:t xml:space="preserve">),un système d’information destiné à digitaliser la gestion de ces financements.</w:t>
-      </w:r>
-      <w:r>
-        <w:rPr>
-          <w:rFonts w:ascii="Garamond" w:hAnsi="Garamond" w:eastAsia="Garamond" w:cs="Garamond"/>
-          <w14:ligatures w14:val="none"/>
-        </w:rPr>
-        <w:t xml:space="preserve">Le présent stage s’inscrit directement dans ce projet, c’est a dire la conception et le développement d’un module dédié </w:t>
-      </w:r>
-      <w:r>
-        <w:rPr>
-          <w:rFonts w:ascii="Garamond" w:hAnsi="Garamond" w:eastAsia="Garamond" w:cs="Garamond"/>
-          <w14:ligatures w14:val="none"/>
-        </w:rPr>
-        <w:t xml:space="preserve"> au  suivi de la mobilisation des ressources</w:t>
-      </w:r>
-      <w:r>
-        <w:rPr>
-          <w:rFonts w:ascii="Garamond" w:hAnsi="Garamond" w:eastAsia="Garamond" w:cs="Garamond"/>
-          <w14:ligatures w14:val="none"/>
-        </w:rPr>
-        <w:t xml:space="preserve">, a la gestion budgétaire et au contrôle d’exécution des dépenses qui devrait s’intégrer au système de gestion des projet et des conventions déjà présentes.</w:t>
-      </w:r>
-      <w:r>
-        <w:rPr>
-          <w:rFonts w:ascii="Garamond" w:hAnsi="Garamond" w:cs="Garamond"/>
-          <w14:ligatures w14:val="none"/>
-        </w:rPr>
-      </w:r>
-      <w:r>
-        <w:rPr>
-          <w:rFonts w:ascii="Garamond" w:hAnsi="Garamond" w:cs="Garamond"/>
-          <w14:ligatures w14:val="none"/>
-        </w:rPr>
-      </w:r>
-    </w:p>
-    <w:p>
-      <w:pPr>
-        <w:pStyle w:val="935"/>
-        <w:numPr>
-          <w:ilvl w:val="1"/>
-          <w:numId w:val="10"/>
-        </w:numPr>
-        <w:pBdr/>
-        <w:spacing w:line="360" w:lineRule="auto"/>
-        <w:ind/>
-        <w:jc w:val="both"/>
-        <w:rPr>
-          <w:rFonts w:ascii="Garamond" w:hAnsi="Garamond" w:cs="Garamond"/>
-          <w:b/>
-          <w:bCs/>
-          <w:sz w:val="28"/>
-          <w:szCs w:val="28"/>
-        </w:rPr>
-      </w:pPr>
-      <w:r>
-        <w:rPr>
-          <w:rFonts w:ascii="Garamond" w:hAnsi="Garamond" w:eastAsia="Garamond" w:cs="Garamond"/>
-          <w:b/>
-          <w:bCs/>
-          <w:sz w:val="28"/>
-          <w:szCs w:val="28"/>
-        </w:rPr>
-        <w:t xml:space="preserve">Problématique</w:t>
-      </w:r>
-      <w:r>
-        <w:rPr>
-          <w:rFonts w:ascii="Garamond" w:hAnsi="Garamond" w:cs="Garamond"/>
-          <w:b/>
-          <w:bCs/>
-          <w:sz w:val="28"/>
-          <w:szCs w:val="28"/>
-        </w:rPr>
-      </w:r>
-      <w:r>
-        <w:rPr>
-          <w:rFonts w:ascii="Garamond" w:hAnsi="Garamond" w:cs="Garamond"/>
-          <w:b/>
-          <w:bCs/>
-          <w:sz w:val="28"/>
-          <w:szCs w:val="28"/>
-        </w:rPr>
-      </w:r>
-    </w:p>
-    <w:p>
-      <w:pPr>
-        <w:pBdr/>
-        <w:spacing w:line="360" w:lineRule="auto"/>
-        <w:ind/>
-        <w:jc w:val="both"/>
-        <w:rPr>
-          <w:rFonts w:ascii="Garamond" w:hAnsi="Garamond" w:cs="Garamond"/>
-        </w:rPr>
-      </w:pPr>
-      <w:r>
-        <w:rPr>
-          <w:rFonts w:ascii="Garamond" w:hAnsi="Garamond" w:eastAsia="Garamond" w:cs="Garamond"/>
-        </w:rPr>
-        <w:t xml:space="preserve">Malgré l’existence de mécanismes de financement des projets au sein de l’</w:t>
-      </w:r>
-      <w:r>
-        <w:rPr>
-          <w:rFonts w:ascii="Garamond" w:hAnsi="Garamond" w:eastAsia="Garamond" w:cs="Garamond"/>
-        </w:rPr>
-        <w:t xml:space="preserve">UJKZ, la gestion opérationnelle des ressources financières issues des partenaires extérieurs demeure complexe .</w:t>
-      </w:r>
-      <w:r>
-        <w:rPr>
-          <w:rFonts w:ascii="Garamond" w:hAnsi="Garamond" w:eastAsia="Garamond" w:cs="Garamond"/>
-        </w:rPr>
-        <w:t xml:space="preserve">En effet </w:t>
-      </w:r>
-      <w:r>
-        <w:rPr>
-          <w:rFonts w:ascii="Garamond" w:hAnsi="Garamond" w:eastAsia="Garamond" w:cs="Garamond"/>
-        </w:rPr>
-        <w:t xml:space="preserve">les versements des </w:t>
-      </w:r>
-      <w:r>
-        <w:rPr>
-          <w:rFonts w:ascii="Garamond" w:hAnsi="Garamond" w:eastAsia="Garamond" w:cs="Garamond"/>
-          <w:b/>
-          <w:bCs/>
-        </w:rPr>
-        <w:t xml:space="preserve">bailleurs de fonds </w:t>
-      </w:r>
-      <w:r>
-        <w:rPr>
-          <w:rFonts w:ascii="Garamond" w:hAnsi="Garamond" w:eastAsia="Garamond" w:cs="Garamond"/>
-        </w:rPr>
-        <w:t xml:space="preserve">(partenaires financiers) ne suivent pas toujours un calendrier régulier et peuvent prendre des formes variées, ce qui complique le suivi des fonds réellement disponibles à un moment donné. À cela s'ajoute la nécessité de gérer les budgets par rubr</w:t>
-      </w:r>
-      <w:r>
-        <w:rPr>
-          <w:rFonts w:ascii="Garamond" w:hAnsi="Garamond" w:eastAsia="Garamond" w:cs="Garamond"/>
-        </w:rPr>
-        <w:t xml:space="preserve">iques, telles que définies dans les conventions, avec une vigilance constante pour éviter tout dépassement.</w:t>
-      </w:r>
-      <w:r>
-        <w:rPr>
-          <w:rFonts w:ascii="Garamond" w:hAnsi="Garamond" w:cs="Garamond"/>
-        </w:rPr>
-      </w:r>
-      <w:r>
-        <w:rPr>
-          <w:rFonts w:ascii="Garamond" w:hAnsi="Garamond" w:cs="Garamond"/>
-        </w:rPr>
-      </w:r>
-    </w:p>
-    <w:p>
-      <w:pPr>
-        <w:pStyle w:val="940"/>
-        <w:pBdr/>
-        <w:spacing w:line="360" w:lineRule="auto"/>
-        <w:ind/>
-        <w:jc w:val="both"/>
-        <w:rPr>
-          <w:rFonts w:ascii="Garamond" w:hAnsi="Garamond" w:cs="Garamond"/>
-        </w:rPr>
-      </w:pPr>
-      <w:r>
-        <w:rPr>
-          <w:rFonts w:ascii="Garamond" w:hAnsi="Garamond" w:eastAsia="Garamond" w:cs="Garamond"/>
-        </w:rPr>
-        <w:t xml:space="preserve">Le processus d'exécution des dépenses implique également plusieurs acteurs aux rôles distincts : le  </w:t>
-      </w:r>
-      <w:r>
-        <w:rPr>
-          <w:rFonts w:ascii="Garamond" w:hAnsi="Garamond" w:eastAsia="Garamond" w:cs="Garamond"/>
-          <w:b/>
-          <w:bCs/>
-        </w:rPr>
-        <w:t xml:space="preserve">porteur de projets </w:t>
-      </w:r>
-      <w:r>
-        <w:rPr>
-          <w:rFonts w:ascii="Garamond" w:hAnsi="Garamond" w:eastAsia="Garamond" w:cs="Garamond"/>
-        </w:rPr>
-        <w:t xml:space="preserve">(personne qui prend charger de l’exécution du projet), la </w:t>
-      </w:r>
-      <w:r>
-        <w:rPr>
-          <w:rFonts w:ascii="Garamond" w:hAnsi="Garamond" w:eastAsia="Garamond" w:cs="Garamond"/>
-          <w:b/>
-          <w:bCs/>
-        </w:rPr>
-        <w:t xml:space="preserve">Direction de l'Administration et des Finances </w:t>
-      </w:r>
-      <w:r>
-        <w:rPr>
-          <w:rFonts w:ascii="Garamond" w:hAnsi="Garamond" w:eastAsia="Garamond" w:cs="Garamond"/>
-        </w:rPr>
-        <w:t xml:space="preserve">(DAF) et l'</w:t>
-      </w:r>
-      <w:r>
-        <w:rPr>
-          <w:rFonts w:ascii="Garamond" w:hAnsi="Garamond" w:eastAsia="Garamond" w:cs="Garamond"/>
-          <w:b/>
-          <w:bCs/>
-        </w:rPr>
-        <w:t xml:space="preserve">Agent Comptable </w:t>
-      </w:r>
-      <w:r>
-        <w:rPr>
-          <w:rFonts w:ascii="Garamond" w:hAnsi="Garamond" w:eastAsia="Garamond" w:cs="Garamond"/>
-        </w:rPr>
-        <w:t xml:space="preserve">(AC),</w:t>
-      </w:r>
-      <w:r>
-        <w:rPr>
-          <w:rFonts w:ascii="Garamond" w:hAnsi="Garamond" w:eastAsia="Garamond" w:cs="Garamond"/>
-        </w:rPr>
-        <w:t xml:space="preserve"> chacun intervenant à un stade précis selon des procédures spécifiques. En l'absence d'un système intégré, cette multiplicité d'intervenants nuit à la traçabilité des opérations et rend le suivi en temps réel des budgets très difficile.</w:t>
-      </w:r>
-      <w:r>
-        <w:rPr>
-          <w:rFonts w:ascii="Garamond" w:hAnsi="Garamond" w:cs="Garamond"/>
-        </w:rPr>
-      </w:r>
-      <w:r>
-        <w:rPr>
-          <w:rFonts w:ascii="Garamond" w:hAnsi="Garamond" w:cs="Garamond"/>
-        </w:rPr>
-      </w:r>
-    </w:p>
-    <w:p>
-      <w:pPr>
-        <w:pStyle w:val="940"/>
-        <w:pBdr/>
-        <w:spacing w:line="360" w:lineRule="auto"/>
-        <w:ind/>
-        <w:jc w:val="both"/>
-        <w:rPr>
-          <w:rFonts w:ascii="Garamond" w:hAnsi="Garamond" w:cs="Garamond"/>
-          <w:highlight w:val="none"/>
-        </w:rPr>
-      </w:pPr>
-      <w:r>
-        <w:rPr>
-          <w:rFonts w:ascii="Garamond" w:hAnsi="Garamond" w:eastAsia="Garamond" w:cs="Garamond"/>
-        </w:rPr>
-      </w:r>
-      <w:r>
-        <w:rPr>
-          <w:rFonts w:ascii="Garamond" w:hAnsi="Garamond" w:eastAsia="Garamond" w:cs="Garamond"/>
-        </w:rPr>
-        <w:t xml:space="preserve">La question centrale qui se pose est donc la suivante : </w:t>
-      </w:r>
-      <w:r>
-        <w:rPr>
-          <w:rFonts w:ascii="Garamond" w:hAnsi="Garamond" w:eastAsia="Garamond" w:cs="Garamond"/>
-          <w:b/>
-          <w:bCs/>
-        </w:rPr>
-        <w:t xml:space="preserve">c</w:t>
-      </w:r>
-      <w:r>
-        <w:rPr>
-          <w:rFonts w:ascii="Garamond" w:hAnsi="Garamond" w:eastAsia="Garamond" w:cs="Garamond"/>
-          <w:b/>
-          <w:bCs/>
-        </w:rPr>
-        <w:t xml:space="preserve">omment concevoir un système permettant d'assurer un suivi efficace de la mobilisation des ressources extérieures, une gestion rigoureuse des budgets par rubriques et un contrôle fiable de l'exécution </w:t>
-      </w:r>
-      <w:r>
-        <w:rPr>
-          <w:rFonts w:ascii="Garamond" w:hAnsi="Garamond" w:eastAsia="Garamond" w:cs="Garamond"/>
-          <w:b/>
-          <w:bCs/>
-        </w:rPr>
-        <w:t xml:space="preserve">des dépenses, dans le respect des procédures établies</w:t>
-      </w:r>
-      <w:r>
-        <w:rPr>
-          <w:rFonts w:ascii="Garamond" w:hAnsi="Garamond" w:eastAsia="Garamond" w:cs="Garamond"/>
-        </w:rPr>
-        <w:t xml:space="preserve"> ?</w:t>
-      </w:r>
-      <w:r>
-        <w:rPr>
-          <w:rFonts w:ascii="Garamond" w:hAnsi="Garamond" w:cs="Garamond"/>
-          <w:highlight w:val="none"/>
-        </w:rPr>
-      </w:r>
-      <w:r>
-        <w:rPr>
-          <w:rFonts w:ascii="Garamond" w:hAnsi="Garamond" w:cs="Garamond"/>
-          <w:highlight w:val="none"/>
-        </w:rPr>
-      </w:r>
-    </w:p>
-    <w:p>
-      <w:pPr>
-        <w:pStyle w:val="935"/>
-        <w:numPr>
-          <w:ilvl w:val="1"/>
-          <w:numId w:val="10"/>
-        </w:numPr>
-        <w:pBdr/>
-        <w:spacing w:line="360" w:lineRule="auto"/>
-        <w:ind/>
-        <w:jc w:val="both"/>
-        <w:rPr>
-          <w:rFonts w:ascii="Garamond" w:hAnsi="Garamond" w:cs="Garamond"/>
-          <w:b/>
-          <w:bCs/>
-          <w:sz w:val="28"/>
-          <w:szCs w:val="28"/>
-        </w:rPr>
-      </w:pPr>
-      <w:r>
-        <w:rPr>
-          <w:rFonts w:ascii="Garamond" w:hAnsi="Garamond" w:eastAsia="Garamond" w:cs="Garamond"/>
-          <w:b/>
-          <w:bCs/>
-          <w:sz w:val="28"/>
-          <w:szCs w:val="28"/>
-        </w:rPr>
-        <w:t xml:space="preserve">Objectifs de l’étude</w:t>
-      </w:r>
-      <w:r>
-        <w:rPr>
-          <w:rFonts w:ascii="Garamond" w:hAnsi="Garamond" w:cs="Garamond"/>
-          <w:b/>
-          <w:bCs/>
-          <w:sz w:val="28"/>
-          <w:szCs w:val="28"/>
-        </w:rPr>
-      </w:r>
-      <w:r>
-        <w:rPr>
-          <w:rFonts w:ascii="Garamond" w:hAnsi="Garamond" w:cs="Garamond"/>
-          <w:b/>
-          <w:bCs/>
-          <w:sz w:val="28"/>
-          <w:szCs w:val="28"/>
-        </w:rPr>
-      </w:r>
-    </w:p>
-    <w:p>
-      <w:pPr>
-        <w:pBdr/>
-        <w:spacing w:line="360" w:lineRule="auto"/>
-        <w:ind/>
-        <w:jc w:val="both"/>
-        <w:rPr>
-          <w:rFonts w:ascii="Garamond" w:hAnsi="Garamond" w:cs="Garamond"/>
-        </w:rPr>
-      </w:pPr>
-      <w:r>
-        <w:rPr>
-          <w:rFonts w:ascii="Garamond" w:hAnsi="Garamond" w:eastAsia="Garamond" w:cs="Garamond"/>
-        </w:rPr>
-        <w:t xml:space="preserve">L’objectif de cette étude est </w:t>
-      </w:r>
-      <w:r>
-        <w:rPr>
-          <w:rFonts w:ascii="Garamond" w:hAnsi="Garamond" w:eastAsia="Garamond" w:cs="Garamond"/>
-        </w:rPr>
-        <w:t xml:space="preserve">de concevoir et de proposer une solution informatique permettant d’améliorer la gestion des financements extérieurs au sein de l’université, en assurant le suivi des ressources mobilisées, la gestion des budgets et le contrôle de l’exécution des dépenses. </w:t>
-      </w:r>
-      <w:r>
-        <w:rPr>
-          <w:rFonts w:ascii="Garamond" w:hAnsi="Garamond" w:cs="Garamond"/>
-        </w:rPr>
-      </w:r>
-      <w:r>
-        <w:rPr>
-          <w:rFonts w:ascii="Garamond" w:hAnsi="Garamond" w:cs="Garamond"/>
-        </w:rPr>
-      </w:r>
-    </w:p>
-    <w:p>
-      <w:pPr>
-        <w:pBdr/>
-        <w:spacing w:line="360" w:lineRule="auto"/>
-        <w:ind/>
-        <w:jc w:val="both"/>
-        <w:rPr>
-          <w:rFonts w:ascii="Garamond" w:hAnsi="Garamond" w:cs="Garamond"/>
-        </w:rPr>
-      </w:pPr>
-      <w:r>
-        <w:rPr>
-          <w:rFonts w:ascii="Garamond" w:hAnsi="Garamond" w:eastAsia="Garamond" w:cs="Garamond"/>
-        </w:rPr>
-        <w:t xml:space="preserve">De </w:t>
-      </w:r>
-      <w:r>
-        <w:rPr>
-          <w:rFonts w:ascii="Garamond" w:hAnsi="Garamond" w:eastAsia="Garamond" w:cs="Garamond"/>
-        </w:rPr>
-        <w:t xml:space="preserve">façon</w:t>
-      </w:r>
-      <w:r>
-        <w:rPr>
-          <w:rFonts w:ascii="Garamond" w:hAnsi="Garamond" w:eastAsia="Garamond" w:cs="Garamond"/>
-        </w:rPr>
-        <w:t xml:space="preserve"> plus </w:t>
-      </w:r>
-      <w:r>
-        <w:rPr>
-          <w:rFonts w:ascii="Garamond" w:hAnsi="Garamond" w:eastAsia="Garamond" w:cs="Garamond"/>
-        </w:rPr>
-        <w:t xml:space="preserve">spécifique</w:t>
-      </w:r>
-      <w:r>
-        <w:rPr>
-          <w:rFonts w:ascii="Garamond" w:hAnsi="Garamond" w:eastAsia="Garamond" w:cs="Garamond"/>
-        </w:rPr>
-        <w:t xml:space="preserve">, il s’agit de </w:t>
-      </w:r>
-      <w:r>
-        <w:rPr>
-          <w:rFonts w:ascii="Garamond" w:hAnsi="Garamond" w:eastAsia="Garamond" w:cs="Garamond"/>
-        </w:rPr>
-        <w:t xml:space="preserve">:</w:t>
-      </w:r>
-      <w:r>
-        <w:rPr>
-          <w:rFonts w:ascii="Garamond" w:hAnsi="Garamond" w:eastAsia="Garamond" w:cs="Garamond"/>
-        </w:rPr>
-        <w:t xml:space="preserve"> </w:t>
-      </w:r>
-      <w:r>
-        <w:rPr>
-          <w:rFonts w:ascii="Garamond" w:hAnsi="Garamond" w:cs="Garamond"/>
-        </w:rPr>
-      </w:r>
-      <w:r>
-        <w:rPr>
-          <w:rFonts w:ascii="Garamond" w:hAnsi="Garamond" w:cs="Garamond"/>
-        </w:rPr>
-      </w:r>
-    </w:p>
-    <w:p>
-      <w:pPr>
-        <w:pStyle w:val="935"/>
-        <w:numPr>
-          <w:ilvl w:val="0"/>
-          <w:numId w:val="8"/>
-        </w:numPr>
-        <w:pBdr/>
-        <w:spacing w:line="360" w:lineRule="auto"/>
-        <w:ind/>
-        <w:jc w:val="both"/>
-        <w:rPr>
-          <w:rFonts w:ascii="Garamond" w:hAnsi="Garamond" w:cs="Garamond"/>
-        </w:rPr>
-      </w:pPr>
-      <w:r>
-        <w:rPr>
-          <w:rFonts w:ascii="Garamond" w:hAnsi="Garamond" w:eastAsia="Garamond" w:cs="Garamond"/>
-        </w:rPr>
-        <w:t xml:space="preserve">Mettre en place un mécanisme de suivi</w:t>
-      </w:r>
-      <w:r>
-        <w:rPr>
-          <w:rFonts w:ascii="Garamond" w:hAnsi="Garamond" w:eastAsia="Garamond" w:cs="Garamond"/>
-        </w:rPr>
-        <w:t xml:space="preserve"> et d’enregistrement</w:t>
-      </w:r>
-      <w:r>
-        <w:rPr>
-          <w:rFonts w:ascii="Garamond" w:hAnsi="Garamond" w:eastAsia="Garamond" w:cs="Garamond"/>
-        </w:rPr>
-        <w:t xml:space="preserve"> des ressources financières mobilisées auprès des bailleurs </w:t>
-      </w:r>
-      <w:r>
-        <w:rPr>
-          <w:rFonts w:ascii="Garamond" w:hAnsi="Garamond" w:eastAsia="Garamond" w:cs="Garamond"/>
-        </w:rPr>
-        <w:t xml:space="preserve">;</w:t>
-      </w:r>
-      <w:r>
-        <w:rPr>
-          <w:rFonts w:ascii="Garamond" w:hAnsi="Garamond" w:cs="Garamond"/>
-        </w:rPr>
-      </w:r>
-      <w:r>
-        <w:rPr>
-          <w:rFonts w:ascii="Garamond" w:hAnsi="Garamond" w:cs="Garamond"/>
-        </w:rPr>
-      </w:r>
-    </w:p>
-    <w:p>
-      <w:pPr>
-        <w:pStyle w:val="935"/>
-        <w:numPr>
-          <w:ilvl w:val="0"/>
-          <w:numId w:val="8"/>
-        </w:numPr>
-        <w:pBdr/>
-        <w:spacing w:line="360" w:lineRule="auto"/>
-        <w:ind/>
-        <w:jc w:val="both"/>
-        <w:rPr>
-          <w:rFonts w:ascii="Garamond" w:hAnsi="Garamond" w:cs="Garamond"/>
-        </w:rPr>
-      </w:pPr>
-      <w:r>
-        <w:rPr>
-          <w:rFonts w:ascii="Garamond" w:hAnsi="Garamond" w:eastAsia="Garamond" w:cs="Garamond"/>
-        </w:rPr>
-        <w:t xml:space="preserve">Assurer une gestion structurée des budgets par rubriques conformément aux conventions </w:t>
-      </w:r>
-      <w:r>
-        <w:rPr>
-          <w:rFonts w:ascii="Garamond" w:hAnsi="Garamond" w:cs="Garamond"/>
-        </w:rPr>
-      </w:r>
-      <w:r>
-        <w:rPr>
-          <w:rFonts w:ascii="Garamond" w:hAnsi="Garamond" w:cs="Garamond"/>
-        </w:rPr>
-      </w:r>
-    </w:p>
-    <w:p>
-      <w:pPr>
-        <w:pStyle w:val="935"/>
-        <w:numPr>
-          <w:ilvl w:val="0"/>
-          <w:numId w:val="8"/>
-        </w:numPr>
-        <w:pBdr/>
-        <w:spacing w:line="360" w:lineRule="auto"/>
-        <w:ind/>
-        <w:jc w:val="both"/>
-        <w:rPr>
-          <w:rFonts w:ascii="Garamond" w:hAnsi="Garamond" w:cs="Garamond"/>
-        </w:rPr>
-      </w:pPr>
-      <w:r>
-        <w:rPr>
-          <w:rFonts w:ascii="Garamond" w:hAnsi="Garamond" w:eastAsia="Garamond" w:cs="Garamond"/>
-        </w:rPr>
-        <w:t xml:space="preserve">Permettre le suivi des dépenses en lien avec les activités des projets </w:t>
-      </w:r>
-      <w:r>
-        <w:rPr>
-          <w:rFonts w:ascii="Garamond" w:hAnsi="Garamond" w:eastAsia="Garamond" w:cs="Garamond"/>
-        </w:rPr>
-        <w:t xml:space="preserve">;</w:t>
-      </w:r>
-      <w:r>
-        <w:rPr>
-          <w:rFonts w:ascii="Garamond" w:hAnsi="Garamond" w:cs="Garamond"/>
-        </w:rPr>
-      </w:r>
-      <w:r>
-        <w:rPr>
-          <w:rFonts w:ascii="Garamond" w:hAnsi="Garamond" w:cs="Garamond"/>
-        </w:rPr>
-      </w:r>
-    </w:p>
-    <w:p>
-      <w:pPr>
-        <w:pStyle w:val="935"/>
-        <w:numPr>
-          <w:ilvl w:val="0"/>
-          <w:numId w:val="8"/>
-        </w:numPr>
-        <w:pBdr/>
-        <w:spacing w:line="360" w:lineRule="auto"/>
-        <w:ind/>
-        <w:jc w:val="both"/>
-        <w:rPr>
-          <w:rFonts w:ascii="Garamond" w:hAnsi="Garamond" w:cs="Garamond"/>
-        </w:rPr>
-      </w:pPr>
-      <w:r>
-        <w:rPr>
-          <w:rFonts w:ascii="Garamond" w:hAnsi="Garamond" w:eastAsia="Garamond" w:cs="Garamond"/>
-        </w:rPr>
-        <w:t xml:space="preserve">Intégrer un système de contrôle automatique afin d</w:t>
-      </w:r>
-      <w:r>
-        <w:rPr>
-          <w:rFonts w:ascii="Garamond" w:hAnsi="Garamond" w:eastAsia="Garamond" w:cs="Garamond"/>
-        </w:rPr>
-        <w:t xml:space="preserve">’éviter </w:t>
-      </w:r>
-      <w:r>
-        <w:rPr>
-          <w:rFonts w:ascii="Garamond" w:hAnsi="Garamond" w:eastAsia="Garamond" w:cs="Garamond"/>
-        </w:rPr>
-        <w:t xml:space="preserve">les dépassements </w:t>
-      </w:r>
-      <w:r>
-        <w:rPr>
-          <w:rFonts w:ascii="Garamond" w:hAnsi="Garamond" w:eastAsia="Garamond" w:cs="Garamond"/>
-        </w:rPr>
-        <w:t xml:space="preserve">budgétaires</w:t>
-      </w:r>
-      <w:r>
-        <w:rPr>
-          <w:rFonts w:ascii="Garamond" w:hAnsi="Garamond" w:eastAsia="Garamond" w:cs="Garamond"/>
-        </w:rPr>
-        <w:t xml:space="preserve"> ;</w:t>
-      </w:r>
-      <w:r>
-        <w:rPr>
-          <w:rFonts w:ascii="Garamond" w:hAnsi="Garamond" w:cs="Garamond"/>
-        </w:rPr>
-      </w:r>
-      <w:r>
-        <w:rPr>
-          <w:rFonts w:ascii="Garamond" w:hAnsi="Garamond" w:cs="Garamond"/>
-        </w:rPr>
-      </w:r>
-    </w:p>
-    <w:p>
-      <w:pPr>
-        <w:pStyle w:val="935"/>
-        <w:numPr>
-          <w:ilvl w:val="0"/>
-          <w:numId w:val="8"/>
-        </w:numPr>
-        <w:pBdr/>
-        <w:spacing w:line="360" w:lineRule="auto"/>
-        <w:ind/>
-        <w:jc w:val="both"/>
-        <w:rPr>
-          <w:rFonts w:ascii="Garamond" w:hAnsi="Garamond" w:cs="Garamond"/>
-        </w:rPr>
-      </w:pPr>
-      <w:r>
-        <w:rPr>
-          <w:rFonts w:ascii="Garamond" w:hAnsi="Garamond" w:eastAsia="Garamond" w:cs="Garamond"/>
-        </w:rPr>
-        <w:t xml:space="preserve">Modéliser et implémenter le circuit de validation des dépenses en fonction de leur </w:t>
-      </w:r>
-      <w:r>
-        <w:rPr>
-          <w:rFonts w:ascii="Garamond" w:hAnsi="Garamond" w:eastAsia="Garamond" w:cs="Garamond"/>
-        </w:rPr>
-        <w:t xml:space="preserve">nature</w:t>
-      </w:r>
-      <w:r>
-        <w:rPr>
-          <w:rFonts w:ascii="Garamond" w:hAnsi="Garamond" w:eastAsia="Garamond" w:cs="Garamond"/>
-        </w:rPr>
-        <w:t xml:space="preserve"> ;</w:t>
-      </w:r>
-      <w:r>
-        <w:rPr>
-          <w:rFonts w:ascii="Garamond" w:hAnsi="Garamond" w:cs="Garamond"/>
-        </w:rPr>
-      </w:r>
-      <w:r>
-        <w:rPr>
-          <w:rFonts w:ascii="Garamond" w:hAnsi="Garamond" w:cs="Garamond"/>
-        </w:rPr>
-      </w:r>
-    </w:p>
-    <w:p>
-      <w:pPr>
-        <w:pStyle w:val="935"/>
-        <w:numPr>
-          <w:ilvl w:val="0"/>
-          <w:numId w:val="8"/>
-        </w:numPr>
-        <w:pBdr/>
-        <w:spacing w:line="360" w:lineRule="auto"/>
-        <w:ind/>
-        <w:jc w:val="both"/>
-        <w:rPr>
-          <w:rFonts w:ascii="Garamond" w:hAnsi="Garamond" w:cs="Garamond"/>
-        </w:rPr>
-      </w:pPr>
-      <w:r>
-        <w:rPr>
-          <w:rFonts w:ascii="Garamond" w:hAnsi="Garamond" w:eastAsia="Garamond" w:cs="Garamond"/>
-        </w:rPr>
-        <w:t xml:space="preserve">Garantir la traçabilité de l’ensemble des opérations financières </w:t>
-      </w:r>
-      <w:r>
-        <w:rPr>
-          <w:rFonts w:ascii="Garamond" w:hAnsi="Garamond" w:eastAsia="Garamond" w:cs="Garamond"/>
-        </w:rPr>
-        <w:t xml:space="preserve">;</w:t>
-      </w:r>
-      <w:r>
-        <w:rPr>
-          <w:rFonts w:ascii="Garamond" w:hAnsi="Garamond" w:cs="Garamond"/>
-        </w:rPr>
-      </w:r>
-      <w:r>
-        <w:rPr>
-          <w:rFonts w:ascii="Garamond" w:hAnsi="Garamond" w:cs="Garamond"/>
-        </w:rPr>
-      </w:r>
-    </w:p>
-    <w:p>
-      <w:pPr>
-        <w:pStyle w:val="935"/>
-        <w:numPr>
-          <w:ilvl w:val="0"/>
-          <w:numId w:val="8"/>
-        </w:numPr>
-        <w:pBdr/>
-        <w:spacing w:line="360" w:lineRule="auto"/>
-        <w:ind/>
-        <w:jc w:val="both"/>
-        <w:rPr>
-          <w:rFonts w:ascii="Garamond" w:hAnsi="Garamond" w:cs="Garamond"/>
-        </w:rPr>
-      </w:pPr>
-      <w:r>
-        <w:rPr>
-          <w:rFonts w:ascii="Garamond" w:hAnsi="Garamond" w:eastAsia="Garamond" w:cs="Garamond"/>
-        </w:rPr>
-        <w:t xml:space="preserve">Fournir des outils de </w:t>
-      </w:r>
-      <w:r>
-        <w:rPr>
-          <w:rFonts w:ascii="Garamond" w:hAnsi="Garamond" w:eastAsia="Garamond" w:cs="Garamond"/>
-        </w:rPr>
-        <w:t xml:space="preserve">reportions</w:t>
-      </w:r>
-      <w:r>
-        <w:rPr>
-          <w:rFonts w:ascii="Garamond" w:hAnsi="Garamond" w:eastAsia="Garamond" w:cs="Garamond"/>
-        </w:rPr>
-        <w:t xml:space="preserve"> pour le suivi et l’aide à la décision</w:t>
-      </w:r>
-      <w:r>
-        <w:rPr>
-          <w:rFonts w:ascii="Garamond" w:hAnsi="Garamond" w:eastAsia="Garamond" w:cs="Garamond"/>
-        </w:rPr>
-        <w:t xml:space="preserve">.</w:t>
-      </w:r>
-      <w:r>
-        <w:rPr>
-          <w:rFonts w:ascii="Garamond" w:hAnsi="Garamond" w:cs="Garamond"/>
-        </w:rPr>
-      </w:r>
-      <w:r>
-        <w:rPr>
-          <w:rFonts w:ascii="Garamond" w:hAnsi="Garamond" w:cs="Garamond"/>
-        </w:rPr>
-      </w:r>
-    </w:p>
-    <w:p>
-      <w:pPr>
-        <w:pStyle w:val="935"/>
-        <w:numPr>
-          <w:ilvl w:val="1"/>
-          <w:numId w:val="10"/>
-        </w:numPr>
-        <w:pBdr/>
-        <w:spacing w:line="360" w:lineRule="auto"/>
-        <w:ind/>
-        <w:jc w:val="both"/>
-        <w:rPr>
-          <w:rFonts w:ascii="Garamond" w:hAnsi="Garamond" w:cs="Garamond"/>
-          <w:b/>
-          <w:bCs/>
-          <w:sz w:val="28"/>
-          <w:szCs w:val="28"/>
-        </w:rPr>
-      </w:pPr>
-      <w:r>
-        <w:rPr>
-          <w:rFonts w:ascii="Garamond" w:hAnsi="Garamond" w:eastAsia="Garamond" w:cs="Garamond"/>
-          <w:b/>
-          <w:bCs/>
-          <w:sz w:val="28"/>
-          <w:szCs w:val="28"/>
-        </w:rPr>
-        <w:t xml:space="preserve">Résultats</w:t>
-      </w:r>
-      <w:r>
-        <w:rPr>
-          <w:rFonts w:ascii="Garamond" w:hAnsi="Garamond" w:eastAsia="Garamond" w:cs="Garamond"/>
-          <w:b/>
-          <w:bCs/>
-          <w:sz w:val="28"/>
-          <w:szCs w:val="28"/>
-        </w:rPr>
-        <w:t xml:space="preserve"> attendus</w:t>
-      </w:r>
-      <w:r>
-        <w:rPr>
-          <w:rFonts w:ascii="Garamond" w:hAnsi="Garamond" w:cs="Garamond"/>
-          <w:b/>
-          <w:bCs/>
-          <w:sz w:val="28"/>
-          <w:szCs w:val="28"/>
-        </w:rPr>
-      </w:r>
-      <w:r>
-        <w:rPr>
-          <w:rFonts w:ascii="Garamond" w:hAnsi="Garamond" w:cs="Garamond"/>
-          <w:b/>
-          <w:bCs/>
-          <w:sz w:val="28"/>
-          <w:szCs w:val="28"/>
-        </w:rPr>
-      </w:r>
-    </w:p>
-    <w:p>
-      <w:pPr>
-        <w:pBdr/>
-        <w:spacing w:line="360" w:lineRule="auto"/>
-        <w:ind w:firstLine="0" w:left="0"/>
-        <w:jc w:val="both"/>
-        <w:rPr>
-          <w:rFonts w:ascii="Garamond" w:hAnsi="Garamond" w:cs="Garamond"/>
-        </w:rPr>
-      </w:pPr>
-      <w:r>
-        <w:rPr>
-          <w:rFonts w:ascii="Garamond" w:hAnsi="Garamond" w:eastAsia="Garamond" w:cs="Garamond"/>
-        </w:rPr>
-      </w:r>
-      <w:r>
-        <w:rPr>
-          <w:rFonts w:ascii="Garamond" w:hAnsi="Garamond" w:eastAsia="Garamond" w:cs="Garamond"/>
-        </w:rPr>
-        <w:t xml:space="preserve">A l'issue du projet, le système livré devra permettre à chaque acteur de disposer d'une visibilité claire et en temps réel sur les fonds mobilisés et les budgets disponibles, d'un circuit de validation des dépenses formalisé et traçable, d'un historique co</w:t>
-      </w:r>
-      <w:r>
-        <w:rPr>
-          <w:rFonts w:ascii="Garamond" w:hAnsi="Garamond" w:eastAsia="Garamond" w:cs="Garamond"/>
-        </w:rPr>
-        <w:t xml:space="preserve">mplet et immuable de toutes les opérations financières, et de rapports fiables générés automatiquement pour les décideurs et les bailleurs de fonds.</w:t>
-      </w:r>
-      <w:r>
-        <w:rPr>
-          <w:rFonts w:ascii="Garamond" w:hAnsi="Garamond" w:cs="Garamond"/>
-        </w:rPr>
-      </w:r>
-      <w:r>
-        <w:rPr>
-          <w:rFonts w:ascii="Garamond" w:hAnsi="Garamond" w:cs="Garamond"/>
-        </w:rPr>
-      </w:r>
-    </w:p>
-    <w:p>
-      <w:pPr>
-        <w:pBdr/>
-        <w:spacing w:line="360" w:lineRule="auto"/>
-        <w:ind/>
-        <w:jc w:val="both"/>
-        <w:rPr>
-          <w:rFonts w:ascii="Garamond" w:hAnsi="Garamond" w:cs="Garamond"/>
-        </w:rPr>
-      </w:pPr>
-      <w:r>
-        <w:rPr>
-          <w:rFonts w:ascii="Garamond" w:hAnsi="Garamond" w:eastAsia="Garamond" w:cs="Garamond"/>
-        </w:rPr>
-      </w:r>
-      <w:r>
-        <w:rPr>
-          <w:rFonts w:ascii="Garamond" w:hAnsi="Garamond" w:cs="Garamond"/>
-        </w:rPr>
-      </w:r>
-      <w:r>
-        <w:rPr>
-          <w:rFonts w:ascii="Garamond" w:hAnsi="Garamond" w:cs="Garamond"/>
-        </w:rPr>
-      </w:r>
-    </w:p>
-    <w:p>
-      <w:pPr>
-        <w:pStyle w:val="935"/>
-        <w:numPr>
-          <w:ilvl w:val="1"/>
-          <w:numId w:val="10"/>
-        </w:numPr>
-        <w:pBdr/>
-        <w:spacing w:line="360" w:lineRule="auto"/>
-        <w:ind/>
-        <w:jc w:val="both"/>
-        <w:rPr>
-          <w:rFonts w:ascii="Garamond" w:hAnsi="Garamond" w:cs="Garamond"/>
-          <w:b/>
-          <w:bCs/>
-          <w:sz w:val="28"/>
-          <w:szCs w:val="28"/>
-        </w:rPr>
-      </w:pPr>
-      <w:r>
-        <w:rPr>
-          <w:rFonts w:ascii="Garamond" w:hAnsi="Garamond" w:eastAsia="Garamond" w:cs="Garamond"/>
-          <w:b/>
-          <w:bCs/>
-          <w:sz w:val="28"/>
-          <w:szCs w:val="28"/>
-        </w:rPr>
-      </w:r>
-      <w:r>
-        <w:rPr>
-          <w:rFonts w:ascii="Garamond" w:hAnsi="Garamond" w:eastAsia="Garamond" w:cs="Garamond"/>
-          <w:b/>
-          <w:bCs/>
-          <w:sz w:val="28"/>
-          <w:szCs w:val="28"/>
-        </w:rPr>
-        <w:t xml:space="preserve">Acteurs et organisation du projet</w:t>
-      </w:r>
-      <w:r>
-        <w:rPr>
-          <w:rFonts w:ascii="Garamond" w:hAnsi="Garamond" w:cs="Garamond"/>
-          <w:b/>
-          <w:bCs/>
-          <w:sz w:val="28"/>
-          <w:szCs w:val="28"/>
-        </w:rPr>
-      </w:r>
-      <w:r>
-        <w:rPr>
-          <w:rFonts w:ascii="Garamond" w:hAnsi="Garamond" w:cs="Garamond"/>
-          <w:b/>
-          <w:bCs/>
-          <w:sz w:val="28"/>
-          <w:szCs w:val="28"/>
-        </w:rPr>
-      </w:r>
-    </w:p>
-    <w:p>
-      <w:pPr>
-        <w:pStyle w:val="935"/>
-        <w:numPr>
-          <w:ilvl w:val="2"/>
-          <w:numId w:val="10"/>
-        </w:numPr>
-        <w:pBdr/>
-        <w:spacing w:line="360" w:lineRule="auto"/>
-        <w:ind/>
-        <w:jc w:val="both"/>
-        <w:rPr>
-          <w:rFonts w:ascii="Garamond" w:hAnsi="Garamond" w:cs="Garamond"/>
-          <w:b/>
-          <w:bCs/>
-          <w:sz w:val="28"/>
-          <w:szCs w:val="28"/>
-        </w:rPr>
-      </w:pPr>
-      <w:r>
-        <w:rPr>
-          <w:rFonts w:ascii="Garamond" w:hAnsi="Garamond" w:eastAsia="Garamond" w:cs="Garamond"/>
-          <w:b/>
-          <w:bCs/>
-          <w:sz w:val="28"/>
-          <w:szCs w:val="28"/>
-        </w:rPr>
-        <w:t xml:space="preserve">Acteur du projet</w:t>
-      </w:r>
-      <w:r>
-        <w:rPr>
-          <w:rFonts w:ascii="Garamond" w:hAnsi="Garamond" w:cs="Garamond"/>
           <w:b/>
           <w:bCs/>
           <w:sz w:val="28"/>
@@ -3346,7 +3340,7 @@
       </w:r>
       <w:r>
         <w:rPr>
-          <w:rFonts w:ascii="Garamond" w:hAnsi="Garamond" w:cs="Garamond"/>
+          <w:rFonts w:ascii="Garamond" w:hAnsi="Garamond" w:eastAsia="Garamond" w:cs="Garamond"/>
         </w:rPr>
       </w:r>
       <w:r>
@@ -3397,7 +3391,7 @@
       </w:r>
       <w:r>
         <w:rPr>
-          <w:rFonts w:ascii="Garamond" w:hAnsi="Garamond" w:cs="Garamond"/>
+          <w:rFonts w:ascii="Garamond" w:hAnsi="Garamond" w:eastAsia="Garamond" w:cs="Garamond"/>
         </w:rPr>
       </w:r>
       <w:r>
@@ -3440,7 +3434,7 @@
       </w:r>
       <w:r>
         <w:rPr>
-          <w:rFonts w:ascii="Garamond" w:hAnsi="Garamond" w:cs="Garamond"/>
+          <w:rFonts w:ascii="Garamond" w:hAnsi="Garamond" w:eastAsia="Garamond" w:cs="Garamond"/>
         </w:rPr>
       </w:r>
       <w:r>
@@ -3483,7 +3477,7 @@
       </w:r>
       <w:r>
         <w:rPr>
-          <w:rFonts w:ascii="Garamond" w:hAnsi="Garamond" w:cs="Garamond"/>
+          <w:rFonts w:ascii="Garamond" w:hAnsi="Garamond" w:eastAsia="Garamond" w:cs="Garamond"/>
         </w:rPr>
       </w:r>
       <w:r>
@@ -3512,7 +3506,7 @@
       </w:r>
       <w:r>
         <w:rPr>
-          <w:rFonts w:ascii="Garamond" w:hAnsi="Garamond" w:cs="Garamond"/>
+          <w:rFonts w:ascii="Garamond" w:hAnsi="Garamond" w:eastAsia="Garamond" w:cs="Garamond"/>
           <w:highlight w:val="none"/>
         </w:rPr>
       </w:r>
@@ -3564,6 +3558,15 @@
       </w:r>
       <w:r>
         <w:rPr>
+          <w:rFonts w:ascii="Garamond" w:hAnsi="Garamond" w:eastAsia="Garamond" w:cs="Garamond"/>
+          <w:b/>
+          <w:bCs/>
+          <w:sz w:val="28"/>
+          <w:szCs w:val="28"/>
+        </w:rPr>
+      </w:r>
+      <w:r>
+        <w:rPr>
           <w:rFonts w:ascii="Garamond" w:hAnsi="Garamond" w:cs="Garamond"/>
           <w:b/>
           <w:bCs/>
@@ -3571,15 +3574,6 @@
           <w:szCs w:val="28"/>
         </w:rPr>
       </w:r>
-      <w:r>
-        <w:rPr>
-          <w:rFonts w:ascii="Garamond" w:hAnsi="Garamond" w:cs="Garamond"/>
-          <w:b/>
-          <w:bCs/>
-          <w:sz w:val="28"/>
-          <w:szCs w:val="28"/>
-        </w:rPr>
-      </w:r>
     </w:p>
     <w:p>
       <w:pPr>
@@ -3599,7 +3593,7 @@
       </w:r>
       <w:r>
         <w:rPr>
-          <w:rFonts w:ascii="Garamond" w:hAnsi="Garamond" w:cs="Garamond"/>
+          <w:rFonts w:ascii="Garamond" w:hAnsi="Garamond" w:eastAsia="Garamond" w:cs="Garamond"/>
         </w:rPr>
       </w:r>
       <w:r>
@@ -3632,7 +3626,7 @@
       </w:r>
       <w:r>
         <w:rPr>
-          <w:rFonts w:ascii="Garamond" w:hAnsi="Garamond" w:cs="Garamond"/>
+          <w:rFonts w:ascii="Garamond" w:hAnsi="Garamond" w:eastAsia="Garamond" w:cs="Garamond"/>
         </w:rPr>
       </w:r>
       <w:r>
@@ -3680,7 +3674,7 @@
             </w:r>
             <w:r>
               <w:rPr>
-                <w:rFonts w:ascii="Garamond" w:hAnsi="Garamond" w:cs="Garamond"/>
+                <w:rFonts w:ascii="Garamond" w:hAnsi="Garamond" w:eastAsia="Garamond" w:cs="Garamond"/>
               </w:rPr>
             </w:r>
             <w:r>
@@ -3713,7 +3707,7 @@
             </w:r>
             <w:r>
               <w:rPr>
-                <w:rFonts w:ascii="Garamond" w:hAnsi="Garamond" w:cs="Garamond"/>
+                <w:rFonts w:ascii="Garamond" w:hAnsi="Garamond" w:eastAsia="Garamond" w:cs="Garamond"/>
               </w:rPr>
             </w:r>
             <w:r>
@@ -3746,7 +3740,7 @@
             </w:r>
             <w:r>
               <w:rPr>
-                <w:rFonts w:ascii="Garamond" w:hAnsi="Garamond" w:cs="Garamond"/>
+                <w:rFonts w:ascii="Garamond" w:hAnsi="Garamond" w:eastAsia="Garamond" w:cs="Garamond"/>
               </w:rPr>
             </w:r>
             <w:r>
@@ -3779,7 +3773,7 @@
             </w:r>
             <w:r>
               <w:rPr>
-                <w:rFonts w:ascii="Garamond" w:hAnsi="Garamond" w:cs="Garamond"/>
+                <w:rFonts w:ascii="Garamond" w:hAnsi="Garamond" w:eastAsia="Garamond" w:cs="Garamond"/>
               </w:rPr>
             </w:r>
             <w:r>
@@ -3817,7 +3811,7 @@
             </w:r>
             <w:r>
               <w:rPr>
-                <w:rFonts w:ascii="Garamond" w:hAnsi="Garamond" w:cs="Garamond"/>
+                <w:rFonts w:ascii="Garamond" w:hAnsi="Garamond" w:eastAsia="Garamond" w:cs="Garamond"/>
               </w:rPr>
             </w:r>
             <w:r>
@@ -3850,7 +3844,7 @@
             </w:r>
             <w:r>
               <w:rPr>
-                <w:rFonts w:ascii="Garamond" w:hAnsi="Garamond" w:cs="Garamond"/>
+                <w:rFonts w:ascii="Garamond" w:hAnsi="Garamond" w:eastAsia="Garamond" w:cs="Garamond"/>
               </w:rPr>
             </w:r>
             <w:r>
@@ -3883,7 +3877,7 @@
             </w:r>
             <w:r>
               <w:rPr>
-                <w:rFonts w:ascii="Garamond" w:hAnsi="Garamond" w:cs="Garamond"/>
+                <w:rFonts w:ascii="Garamond" w:hAnsi="Garamond" w:eastAsia="Garamond" w:cs="Garamond"/>
               </w:rPr>
             </w:r>
             <w:r>
@@ -3916,7 +3910,7 @@
             </w:r>
             <w:r>
               <w:rPr>
-                <w:rFonts w:ascii="Garamond" w:hAnsi="Garamond" w:cs="Garamond"/>
+                <w:rFonts w:ascii="Garamond" w:hAnsi="Garamond" w:eastAsia="Garamond" w:cs="Garamond"/>
               </w:rPr>
             </w:r>
             <w:r>
@@ -3954,7 +3948,7 @@
             </w:r>
             <w:r>
               <w:rPr>
-                <w:rFonts w:ascii="Garamond" w:hAnsi="Garamond" w:cs="Garamond"/>
+                <w:rFonts w:ascii="Garamond" w:hAnsi="Garamond" w:eastAsia="Garamond" w:cs="Garamond"/>
               </w:rPr>
             </w:r>
             <w:r>
@@ -3987,7 +3981,7 @@
             </w:r>
             <w:r>
               <w:rPr>
-                <w:rFonts w:ascii="Garamond" w:hAnsi="Garamond" w:cs="Garamond"/>
+                <w:rFonts w:ascii="Garamond" w:hAnsi="Garamond" w:eastAsia="Garamond" w:cs="Garamond"/>
               </w:rPr>
             </w:r>
             <w:r>
@@ -4020,7 +4014,7 @@
             </w:r>
             <w:r>
               <w:rPr>
-                <w:rFonts w:ascii="Garamond" w:hAnsi="Garamond" w:cs="Garamond"/>
+                <w:rFonts w:ascii="Garamond" w:hAnsi="Garamond" w:eastAsia="Garamond" w:cs="Garamond"/>
               </w:rPr>
             </w:r>
             <w:r>
@@ -4053,7 +4047,7 @@
             </w:r>
             <w:r>
               <w:rPr>
-                <w:rFonts w:ascii="Garamond" w:hAnsi="Garamond" w:cs="Garamond"/>
+                <w:rFonts w:ascii="Garamond" w:hAnsi="Garamond" w:eastAsia="Garamond" w:cs="Garamond"/>
               </w:rPr>
             </w:r>
             <w:r>
@@ -4089,7 +4083,7 @@
             </w:r>
             <w:r>
               <w:rPr>
-                <w:rFonts w:ascii="Garamond" w:hAnsi="Garamond" w:cs="Garamond"/>
+                <w:rFonts w:ascii="Garamond" w:hAnsi="Garamond" w:eastAsia="Garamond" w:cs="Garamond"/>
               </w:rPr>
             </w:r>
             <w:r>
@@ -4122,7 +4116,7 @@
             </w:r>
             <w:r>
               <w:rPr>
-                <w:rFonts w:ascii="Garamond" w:hAnsi="Garamond" w:cs="Garamond"/>
+                <w:rFonts w:ascii="Garamond" w:hAnsi="Garamond" w:eastAsia="Garamond" w:cs="Garamond"/>
               </w:rPr>
             </w:r>
             <w:r>
@@ -4155,7 +4149,7 @@
             </w:r>
             <w:r>
               <w:rPr>
-                <w:rFonts w:ascii="Garamond" w:hAnsi="Garamond" w:cs="Garamond"/>
+                <w:rFonts w:ascii="Garamond" w:hAnsi="Garamond" w:eastAsia="Garamond" w:cs="Garamond"/>
               </w:rPr>
             </w:r>
             <w:r>
@@ -4188,7 +4182,7 @@
             </w:r>
             <w:r>
               <w:rPr>
-                <w:rFonts w:ascii="Garamond" w:hAnsi="Garamond" w:cs="Garamond"/>
+                <w:rFonts w:ascii="Garamond" w:hAnsi="Garamond" w:eastAsia="Garamond" w:cs="Garamond"/>
               </w:rPr>
             </w:r>
             <w:r>
@@ -4224,7 +4218,7 @@
             </w:r>
             <w:r>
               <w:rPr>
-                <w:rFonts w:ascii="Garamond" w:hAnsi="Garamond" w:cs="Garamond"/>
+                <w:rFonts w:ascii="Garamond" w:hAnsi="Garamond" w:eastAsia="Garamond" w:cs="Garamond"/>
               </w:rPr>
             </w:r>
             <w:r>
@@ -4257,7 +4251,7 @@
             </w:r>
             <w:r>
               <w:rPr>
-                <w:rFonts w:ascii="Garamond" w:hAnsi="Garamond" w:cs="Garamond"/>
+                <w:rFonts w:ascii="Garamond" w:hAnsi="Garamond" w:eastAsia="Garamond" w:cs="Garamond"/>
               </w:rPr>
             </w:r>
             <w:r>
@@ -4290,7 +4284,7 @@
             </w:r>
             <w:r>
               <w:rPr>
-                <w:rFonts w:ascii="Garamond" w:hAnsi="Garamond" w:cs="Garamond"/>
+                <w:rFonts w:ascii="Garamond" w:hAnsi="Garamond" w:eastAsia="Garamond" w:cs="Garamond"/>
               </w:rPr>
             </w:r>
             <w:r>
@@ -4323,7 +4317,7 @@
             </w:r>
             <w:r>
               <w:rPr>
-                <w:rFonts w:ascii="Garamond" w:hAnsi="Garamond" w:cs="Garamond"/>
+                <w:rFonts w:ascii="Garamond" w:hAnsi="Garamond" w:eastAsia="Garamond" w:cs="Garamond"/>
               </w:rPr>
             </w:r>
             <w:r>
@@ -4359,7 +4353,7 @@
             </w:r>
             <w:r>
               <w:rPr>
-                <w:rFonts w:ascii="Garamond" w:hAnsi="Garamond" w:cs="Garamond"/>
+                <w:rFonts w:ascii="Garamond" w:hAnsi="Garamond" w:eastAsia="Garamond" w:cs="Garamond"/>
               </w:rPr>
             </w:r>
             <w:r>
@@ -4392,7 +4386,7 @@
             </w:r>
             <w:r>
               <w:rPr>
-                <w:rFonts w:ascii="Garamond" w:hAnsi="Garamond" w:cs="Garamond"/>
+                <w:rFonts w:ascii="Garamond" w:hAnsi="Garamond" w:eastAsia="Garamond" w:cs="Garamond"/>
               </w:rPr>
             </w:r>
             <w:r>
@@ -4425,7 +4419,7 @@
             </w:r>
             <w:r>
               <w:rPr>
-                <w:rFonts w:ascii="Garamond" w:hAnsi="Garamond" w:cs="Garamond"/>
+                <w:rFonts w:ascii="Garamond" w:hAnsi="Garamond" w:eastAsia="Garamond" w:cs="Garamond"/>
               </w:rPr>
             </w:r>
             <w:r>
@@ -4458,7 +4452,7 @@
             </w:r>
             <w:r>
               <w:rPr>
-                <w:rFonts w:ascii="Garamond" w:hAnsi="Garamond" w:cs="Garamond"/>
+                <w:rFonts w:ascii="Garamond" w:hAnsi="Garamond" w:eastAsia="Garamond" w:cs="Garamond"/>
               </w:rPr>
             </w:r>
             <w:r>
@@ -4494,7 +4488,7 @@
             </w:r>
             <w:r>
               <w:rPr>
-                <w:rFonts w:ascii="Garamond" w:hAnsi="Garamond" w:cs="Garamond"/>
+                <w:rFonts w:ascii="Garamond" w:hAnsi="Garamond" w:eastAsia="Garamond" w:cs="Garamond"/>
               </w:rPr>
             </w:r>
             <w:r>
@@ -4527,7 +4521,7 @@
             </w:r>
             <w:r>
               <w:rPr>
-                <w:rFonts w:ascii="Garamond" w:hAnsi="Garamond" w:cs="Garamond"/>
+                <w:rFonts w:ascii="Garamond" w:hAnsi="Garamond" w:eastAsia="Garamond" w:cs="Garamond"/>
               </w:rPr>
             </w:r>
             <w:r>
@@ -4560,7 +4554,7 @@
             </w:r>
             <w:r>
               <w:rPr>
-                <w:rFonts w:ascii="Garamond" w:hAnsi="Garamond" w:cs="Garamond"/>
+                <w:rFonts w:ascii="Garamond" w:hAnsi="Garamond" w:eastAsia="Garamond" w:cs="Garamond"/>
               </w:rPr>
             </w:r>
             <w:r>
@@ -4593,7 +4587,7 @@
             </w:r>
             <w:r>
               <w:rPr>
-                <w:rFonts w:ascii="Garamond" w:hAnsi="Garamond" w:cs="Garamond"/>
+                <w:rFonts w:ascii="Garamond" w:hAnsi="Garamond" w:eastAsia="Garamond" w:cs="Garamond"/>
               </w:rPr>
             </w:r>
             <w:r>
@@ -4629,7 +4623,7 @@
             </w:r>
             <w:r>
               <w:rPr>
-                <w:rFonts w:ascii="Garamond" w:hAnsi="Garamond" w:cs="Garamond"/>
+                <w:rFonts w:ascii="Garamond" w:hAnsi="Garamond" w:eastAsia="Garamond" w:cs="Garamond"/>
               </w:rPr>
             </w:r>
             <w:r>
@@ -4662,7 +4656,7 @@
             </w:r>
             <w:r>
               <w:rPr>
-                <w:rFonts w:ascii="Garamond" w:hAnsi="Garamond" w:cs="Garamond"/>
+                <w:rFonts w:ascii="Garamond" w:hAnsi="Garamond" w:eastAsia="Garamond" w:cs="Garamond"/>
               </w:rPr>
             </w:r>
             <w:r>
@@ -4695,7 +4689,7 @@
             </w:r>
             <w:r>
               <w:rPr>
-                <w:rFonts w:ascii="Garamond" w:hAnsi="Garamond" w:cs="Garamond"/>
+                <w:rFonts w:ascii="Garamond" w:hAnsi="Garamond" w:eastAsia="Garamond" w:cs="Garamond"/>
               </w:rPr>
             </w:r>
             <w:r>
@@ -4728,7 +4722,7 @@
             </w:r>
             <w:r>
               <w:rPr>
-                <w:rFonts w:ascii="Garamond" w:hAnsi="Garamond" w:cs="Garamond"/>
+                <w:rFonts w:ascii="Garamond" w:hAnsi="Garamond" w:eastAsia="Garamond" w:cs="Garamond"/>
               </w:rPr>
             </w:r>
             <w:r>
@@ -4764,7 +4758,7 @@
             </w:r>
             <w:r>
               <w:rPr>
-                <w:rFonts w:ascii="Garamond" w:hAnsi="Garamond" w:cs="Garamond"/>
+                <w:rFonts w:ascii="Garamond" w:hAnsi="Garamond" w:eastAsia="Garamond" w:cs="Garamond"/>
               </w:rPr>
             </w:r>
             <w:r>
@@ -4797,7 +4791,7 @@
             </w:r>
             <w:r>
               <w:rPr>
-                <w:rFonts w:ascii="Garamond" w:hAnsi="Garamond" w:cs="Garamond"/>
+                <w:rFonts w:ascii="Garamond" w:hAnsi="Garamond" w:eastAsia="Garamond" w:cs="Garamond"/>
               </w:rPr>
             </w:r>
             <w:r>
@@ -4830,7 +4824,7 @@
             </w:r>
             <w:r>
               <w:rPr>
-                <w:rFonts w:ascii="Garamond" w:hAnsi="Garamond" w:cs="Garamond"/>
+                <w:rFonts w:ascii="Garamond" w:hAnsi="Garamond" w:eastAsia="Garamond" w:cs="Garamond"/>
               </w:rPr>
             </w:r>
             <w:r>
@@ -4863,7 +4857,7 @@
             </w:r>
             <w:r>
               <w:rPr>
-                <w:rFonts w:ascii="Garamond" w:hAnsi="Garamond" w:cs="Garamond"/>
+                <w:rFonts w:ascii="Garamond" w:hAnsi="Garamond" w:eastAsia="Garamond" w:cs="Garamond"/>
               </w:rPr>
             </w:r>
             <w:r>
@@ -4892,7 +4886,7 @@
       </w:r>
       <w:r>
         <w:rPr>
-          <w:rFonts w:ascii="Garamond" w:hAnsi="Garamond" w:cs="Garamond"/>
+          <w:rFonts w:ascii="Garamond" w:hAnsi="Garamond" w:eastAsia="Garamond" w:cs="Garamond"/>
         </w:rPr>
       </w:r>
       <w:r>
@@ -4927,6 +4921,15 @@
       </w:r>
       <w:r>
         <w:rPr>
+          <w:rFonts w:ascii="Garamond" w:hAnsi="Garamond" w:eastAsia="Garamond" w:cs="Garamond"/>
+          <w:b/>
+          <w:bCs/>
+          <w:sz w:val="28"/>
+          <w:szCs w:val="28"/>
+        </w:rPr>
+      </w:r>
+      <w:r>
+        <w:rPr>
           <w:rFonts w:ascii="Garamond" w:hAnsi="Garamond" w:cs="Garamond"/>
           <w:b/>
           <w:bCs/>
@@ -4934,15 +4937,6 @@
           <w:szCs w:val="28"/>
         </w:rPr>
       </w:r>
-      <w:r>
-        <w:rPr>
-          <w:rFonts w:ascii="Garamond" w:hAnsi="Garamond" w:cs="Garamond"/>
-          <w:b/>
-          <w:bCs/>
-          <w:sz w:val="28"/>
-          <w:szCs w:val="28"/>
-        </w:rPr>
-      </w:r>
     </w:p>
     <w:p>
       <w:pPr>
@@ -4965,56 +4959,18 @@
         <w:rPr>
           <w:rFonts w:ascii="Garamond" w:hAnsi="Garamond" w:eastAsia="Garamond" w:cs="Garamond"/>
         </w:rPr>
-        <w:t xml:space="preserve">Ce chapitre a permis de poser le cadre général du stage. La présentation de l'ESI et de la DSI de l'UJKZ a situé les deux structures où ce travail prend place. </w:t>
+        <w:t xml:space="preserve">Ce chapitre a présenté le cadre du stage ainsi que les différentes structures impliquées dans le projet CIFEU. Il a également permis de mieux comprendre le contexte du projet et les enjeux liés à la gestion des financements extérieurs à l’UJKZ. Le chapitre </w:t>
       </w:r>
       <w:r>
         <w:rPr>
           <w:rFonts w:ascii="Garamond" w:hAnsi="Garamond" w:eastAsia="Garamond" w:cs="Garamond"/>
-          <w:highlight w:val="none"/>
-        </w:rPr>
-        <w:t xml:space="preserve">La description du projet a ensuite mis en évidence la problématique de la gestion des financements extérieurs, les objectifs poursuivis et les résultats attendus.</w:t>
+        </w:rPr>
+        <w:t xml:space="preserve">suivant portera sur l’étude du système actuel et les limites observées.</w:t>
       </w:r>
       <w:r>
         <w:rPr>
           <w:rFonts w:ascii="Garamond" w:hAnsi="Garamond" w:eastAsia="Garamond" w:cs="Garamond"/>
         </w:rPr>
-        <w:t xml:space="preserve">Enfin, l’identification des acteurs ainsi que la planification du projet ont permis de structurer la démarche adoptée pour la réalisation du </w:t>
-      </w:r>
-      <w:r>
-        <w:rPr>
-          <w:rFonts w:ascii="Garamond" w:hAnsi="Garamond" w:eastAsia="Garamond" w:cs="Garamond"/>
-        </w:rPr>
-        <w:t xml:space="preserve">module. Ce</w:t>
-      </w:r>
-      <w:r>
-        <w:rPr>
-          <w:rFonts w:ascii="Garamond" w:hAnsi="Garamond" w:eastAsia="Garamond" w:cs="Garamond"/>
-        </w:rPr>
-        <w:t xml:space="preserve"> cadrage constitue une base</w:t>
-      </w:r>
-      <w:r>
-        <w:rPr>
-          <w:rFonts w:ascii="Garamond" w:hAnsi="Garamond" w:eastAsia="Garamond" w:cs="Garamond"/>
-        </w:rPr>
-        <w:t xml:space="preserve"> </w:t>
-      </w:r>
-      <w:r>
-        <w:rPr>
-          <w:rFonts w:ascii="Garamond" w:hAnsi="Garamond" w:eastAsia="Garamond" w:cs="Garamond"/>
-        </w:rPr>
-        <w:t xml:space="preserve">essentielle pour la suite du travail, qui portera sur </w:t>
-      </w:r>
-      <w:r>
-        <w:rPr>
-          <w:rFonts w:ascii="Garamond" w:hAnsi="Garamond" w:eastAsia="Garamond" w:cs="Garamond"/>
-        </w:rPr>
-        <w:t xml:space="preserve">l</w:t>
-      </w:r>
-      <w:r>
-        <w:rPr>
-          <w:rFonts w:ascii="Garamond" w:hAnsi="Garamond" w:eastAsia="Garamond" w:cs="Garamond"/>
-        </w:rPr>
-        <w:t xml:space="preserve">’analyse détaillée des besoins et la conception du système.</w:t>
       </w:r>
       <w:r>
         <w:rPr>
@@ -5022,12 +4978,6 @@
           <w:highlight w:val="none"/>
         </w:rPr>
       </w:r>
-      <w:r>
-        <w:rPr>
-          <w:rFonts w:ascii="Garamond" w:hAnsi="Garamond" w:cs="Garamond"/>
-          <w:highlight w:val="none"/>
-        </w:rPr>
-      </w:r>
     </w:p>
     <w:p>
       <w:pPr>
@@ -5046,7 +4996,7 @@
       </w:r>
       <w:r>
         <w:rPr>
-          <w:rFonts w:ascii="Garamond" w:hAnsi="Garamond" w:cs="Garamond"/>
+          <w:rFonts w:ascii="Garamond" w:hAnsi="Garamond" w:eastAsia="Garamond" w:cs="Garamond"/>
         </w:rPr>
       </w:r>
       <w:r>
